--- a/Dokumen/Template Praktek Industri dan Dunia Kerja (PIDK) Fakultas Teknik (1).docx
+++ b/Dokumen/Template Praktek Industri dan Dunia Kerja (PIDK) Fakultas Teknik (1).docx
@@ -4,7 +4,6 @@
   <w:body>
     <w:p>
       <w:pPr>
-        <w:spacing w:line="480" w:lineRule="auto"/>
         <w:ind w:firstLine="284"/>
         <w:jc w:val="center"/>
         <w:rPr>
@@ -62,7 +61,6 @@
     </w:p>
     <w:p>
       <w:pPr>
-        <w:spacing w:line="480" w:lineRule="auto"/>
         <w:ind w:firstLine="284"/>
         <w:jc w:val="center"/>
         <w:rPr>
@@ -86,7 +84,6 @@
     </w:p>
     <w:p>
       <w:pPr>
-        <w:spacing w:line="480" w:lineRule="auto"/>
         <w:ind w:firstLine="284"/>
         <w:jc w:val="center"/>
         <w:rPr>
@@ -112,7 +109,6 @@
     </w:p>
     <w:p>
       <w:pPr>
-        <w:spacing w:line="480" w:lineRule="auto"/>
         <w:ind w:left="0"/>
         <w:jc w:val="left"/>
         <w:rPr>
@@ -124,7 +120,6 @@
     </w:p>
     <w:p>
       <w:pPr>
-        <w:spacing w:line="480" w:lineRule="auto"/>
         <w:ind w:firstLine="284"/>
         <w:jc w:val="center"/>
         <w:rPr>
@@ -264,7 +259,6 @@
     </w:p>
     <w:p>
       <w:pPr>
-        <w:spacing w:line="480" w:lineRule="auto"/>
         <w:ind w:left="0"/>
         <w:rPr>
           <w:rFonts w:ascii="Times New Roman" w:eastAsia="Times New Roman" w:hAnsi="Times New Roman" w:cs="Times New Roman"/>
@@ -275,7 +269,6 @@
     </w:p>
     <w:p>
       <w:pPr>
-        <w:spacing w:line="480" w:lineRule="auto"/>
         <w:ind w:left="0"/>
         <w:rPr>
           <w:rFonts w:ascii="Times New Roman" w:eastAsia="Times New Roman" w:hAnsi="Times New Roman" w:cs="Times New Roman"/>
@@ -286,7 +279,6 @@
     </w:p>
     <w:p>
       <w:pPr>
-        <w:spacing w:line="480" w:lineRule="auto"/>
         <w:ind w:left="142"/>
         <w:jc w:val="center"/>
         <w:rPr>
@@ -310,7 +302,6 @@
     </w:p>
     <w:p>
       <w:pPr>
-        <w:spacing w:line="480" w:lineRule="auto"/>
         <w:ind w:left="142"/>
         <w:jc w:val="center"/>
         <w:rPr>
@@ -334,7 +325,6 @@
     </w:p>
     <w:p>
       <w:pPr>
-        <w:spacing w:line="480" w:lineRule="auto"/>
         <w:ind w:left="142"/>
         <w:jc w:val="center"/>
         <w:rPr>
@@ -358,7 +348,6 @@
     </w:p>
     <w:p>
       <w:pPr>
-        <w:spacing w:line="480" w:lineRule="auto"/>
         <w:ind w:left="142"/>
         <w:jc w:val="center"/>
         <w:rPr>
@@ -392,7 +381,6 @@
     </w:p>
     <w:p>
       <w:pPr>
-        <w:spacing w:line="480" w:lineRule="auto"/>
         <w:ind w:firstLine="284"/>
         <w:jc w:val="center"/>
         <w:rPr>
@@ -411,7 +399,7 @@
         </w:rPr>
         <w:lastRenderedPageBreak/>
         <w:drawing>
-          <wp:inline distT="0" distB="0" distL="0" distR="0">
+          <wp:inline distT="0" distB="0" distL="0" distR="0" wp14:anchorId="25734704" wp14:editId="52783C1E">
             <wp:extent cx="2933959" cy="1450311"/>
             <wp:effectExtent l="0" t="0" r="0" b="0"/>
             <wp:docPr id="18" name="image1.png"/>
@@ -449,7 +437,6 @@
     </w:p>
     <w:p>
       <w:pPr>
-        <w:spacing w:line="480" w:lineRule="auto"/>
         <w:ind w:firstLine="284"/>
         <w:jc w:val="center"/>
         <w:rPr>
@@ -549,7 +536,6 @@
     </w:p>
     <w:p>
       <w:pPr>
-        <w:spacing w:line="480" w:lineRule="auto"/>
         <w:ind w:firstLine="284"/>
         <w:jc w:val="center"/>
         <w:rPr>
@@ -561,7 +547,6 @@
     </w:p>
     <w:p>
       <w:pPr>
-        <w:spacing w:line="480" w:lineRule="auto"/>
         <w:ind w:firstLine="284"/>
         <w:jc w:val="center"/>
         <w:rPr>
@@ -727,7 +712,6 @@
     </w:p>
     <w:p>
       <w:pPr>
-        <w:spacing w:line="480" w:lineRule="auto"/>
         <w:ind w:left="142"/>
         <w:jc w:val="center"/>
         <w:rPr>
@@ -761,7 +745,6 @@
     </w:p>
     <w:p>
       <w:pPr>
-        <w:spacing w:line="480" w:lineRule="auto"/>
         <w:ind w:left="142"/>
         <w:jc w:val="center"/>
         <w:rPr>
@@ -785,7 +768,6 @@
     </w:p>
     <w:p>
       <w:pPr>
-        <w:spacing w:line="480" w:lineRule="auto"/>
         <w:ind w:left="142"/>
         <w:jc w:val="center"/>
         <w:rPr>
@@ -809,7 +791,6 @@
     </w:p>
     <w:p>
       <w:pPr>
-        <w:spacing w:line="480" w:lineRule="auto"/>
         <w:ind w:left="142"/>
         <w:jc w:val="center"/>
         <w:rPr>
@@ -839,7 +820,6 @@
     <w:p>
       <w:pPr>
         <w:pStyle w:val="Heading1"/>
-        <w:spacing w:line="480" w:lineRule="auto"/>
         <w:ind w:firstLine="284"/>
         <w:rPr>
           <w:b/>
@@ -858,7 +838,6 @@
     <w:p>
       <w:pPr>
         <w:pStyle w:val="Heading1"/>
-        <w:spacing w:line="480" w:lineRule="auto"/>
         <w:ind w:firstLine="284"/>
         <w:rPr>
           <w:b/>
@@ -872,21 +851,6 @@
         </w:rPr>
         <w:t>PRAKTEK INDUSTRI DAN DUNIA KERJA</w:t>
       </w:r>
-    </w:p>
-    <w:p>
-      <w:pPr>
-        <w:tabs>
-          <w:tab w:val="left" w:pos="3402"/>
-          <w:tab w:val="left" w:pos="3686"/>
-        </w:tabs>
-        <w:spacing w:line="480" w:lineRule="auto"/>
-        <w:ind w:firstLine="284"/>
-        <w:rPr>
-          <w:rFonts w:ascii="Times New Roman" w:eastAsia="Times New Roman" w:hAnsi="Times New Roman" w:cs="Times New Roman"/>
-          <w:sz w:val="20"/>
-          <w:szCs w:val="20"/>
-        </w:rPr>
-      </w:pPr>
     </w:p>
     <w:p>
       <w:pPr>
@@ -897,27 +861,10 @@
         <w:ind w:firstLine="284"/>
         <w:rPr>
           <w:rFonts w:ascii="Times New Roman" w:eastAsia="Times New Roman" w:hAnsi="Times New Roman" w:cs="Times New Roman"/>
-          <w:sz w:val="24"/>
-          <w:szCs w:val="24"/>
-        </w:rPr>
-      </w:pPr>
-      <w:r>
-        <w:rPr>
-          <w:rFonts w:ascii="Times New Roman" w:eastAsia="Times New Roman" w:hAnsi="Times New Roman" w:cs="Times New Roman"/>
-          <w:sz w:val="24"/>
-          <w:szCs w:val="24"/>
-        </w:rPr>
-        <w:t>Nama Pelaksana</w:t>
-      </w:r>
-      <w:r>
-        <w:rPr>
-          <w:rFonts w:ascii="Times New Roman" w:eastAsia="Times New Roman" w:hAnsi="Times New Roman" w:cs="Times New Roman"/>
-          <w:sz w:val="24"/>
-          <w:szCs w:val="24"/>
-        </w:rPr>
-        <w:tab/>
-        <w:t>: Bayu Dwi Santoso</w:t>
-      </w:r>
+          <w:sz w:val="20"/>
+          <w:szCs w:val="20"/>
+        </w:rPr>
+      </w:pPr>
     </w:p>
     <w:p>
       <w:pPr>
@@ -938,7 +885,7 @@
           <w:sz w:val="24"/>
           <w:szCs w:val="24"/>
         </w:rPr>
-        <w:t>Nomor Induk Mahasiswa</w:t>
+        <w:t>Nama Pelaksana</w:t>
       </w:r>
       <w:r>
         <w:rPr>
@@ -947,7 +894,7 @@
           <w:szCs w:val="24"/>
         </w:rPr>
         <w:tab/>
-        <w:t>: 23430002</w:t>
+        <w:t>: Bayu Dwi Santoso</w:t>
       </w:r>
     </w:p>
     <w:p>
@@ -969,7 +916,7 @@
           <w:sz w:val="24"/>
           <w:szCs w:val="24"/>
         </w:rPr>
-        <w:t>Program Studi</w:t>
+        <w:t>Nomor Induk Mahasiswa</w:t>
       </w:r>
       <w:r>
         <w:rPr>
@@ -978,7 +925,7 @@
           <w:szCs w:val="24"/>
         </w:rPr>
         <w:tab/>
-        <w:t>: Sistem Informasi</w:t>
+        <w:t>: 23430002</w:t>
       </w:r>
     </w:p>
     <w:p>
@@ -1000,7 +947,7 @@
           <w:sz w:val="24"/>
           <w:szCs w:val="24"/>
         </w:rPr>
-        <w:t>Jenjang Pendidikan</w:t>
+        <w:t>Program Studi</w:t>
       </w:r>
       <w:r>
         <w:rPr>
@@ -1009,7 +956,7 @@
           <w:szCs w:val="24"/>
         </w:rPr>
         <w:tab/>
-        <w:t>: Strata 1</w:t>
+        <w:t>: Sistem Informasi</w:t>
       </w:r>
     </w:p>
     <w:p>
@@ -1031,6 +978,37 @@
           <w:sz w:val="24"/>
           <w:szCs w:val="24"/>
         </w:rPr>
+        <w:t>Jenjang Pendidikan</w:t>
+      </w:r>
+      <w:r>
+        <w:rPr>
+          <w:rFonts w:ascii="Times New Roman" w:eastAsia="Times New Roman" w:hAnsi="Times New Roman" w:cs="Times New Roman"/>
+          <w:sz w:val="24"/>
+          <w:szCs w:val="24"/>
+        </w:rPr>
+        <w:tab/>
+        <w:t>: Strata 1</w:t>
+      </w:r>
+    </w:p>
+    <w:p>
+      <w:pPr>
+        <w:tabs>
+          <w:tab w:val="left" w:pos="3402"/>
+          <w:tab w:val="left" w:pos="3686"/>
+        </w:tabs>
+        <w:ind w:firstLine="284"/>
+        <w:rPr>
+          <w:rFonts w:ascii="Times New Roman" w:eastAsia="Times New Roman" w:hAnsi="Times New Roman" w:cs="Times New Roman"/>
+          <w:sz w:val="24"/>
+          <w:szCs w:val="24"/>
+        </w:rPr>
+      </w:pPr>
+      <w:r>
+        <w:rPr>
+          <w:rFonts w:ascii="Times New Roman" w:eastAsia="Times New Roman" w:hAnsi="Times New Roman" w:cs="Times New Roman"/>
+          <w:sz w:val="24"/>
+          <w:szCs w:val="24"/>
+        </w:rPr>
         <w:t>Judul Laporan</w:t>
       </w:r>
       <w:r>
@@ -1054,7 +1032,6 @@
     </w:p>
     <w:p>
       <w:pPr>
-        <w:spacing w:line="480" w:lineRule="auto"/>
         <w:ind w:left="0"/>
         <w:rPr>
           <w:rFonts w:ascii="Times New Roman" w:eastAsia="Times New Roman" w:hAnsi="Times New Roman" w:cs="Times New Roman"/>
@@ -1065,7 +1042,6 @@
     </w:p>
     <w:p>
       <w:pPr>
-        <w:spacing w:line="480" w:lineRule="auto"/>
         <w:ind w:left="0"/>
         <w:rPr>
           <w:rFonts w:ascii="Times New Roman" w:eastAsia="Times New Roman" w:hAnsi="Times New Roman" w:cs="Times New Roman"/>
@@ -1100,7 +1076,7 @@
           </w:tcPr>
           <w:p>
             <w:pPr>
-              <w:spacing w:line="480" w:lineRule="auto"/>
+              <w:spacing w:line="360" w:lineRule="auto"/>
               <w:ind w:firstLine="284"/>
               <w:jc w:val="center"/>
               <w:rPr>
@@ -1112,7 +1088,7 @@
           </w:p>
           <w:p>
             <w:pPr>
-              <w:spacing w:line="480" w:lineRule="auto"/>
+              <w:spacing w:line="360" w:lineRule="auto"/>
               <w:ind w:firstLine="284"/>
               <w:jc w:val="center"/>
               <w:rPr>
@@ -1124,7 +1100,7 @@
           </w:p>
           <w:p>
             <w:pPr>
-              <w:spacing w:line="480" w:lineRule="auto"/>
+              <w:spacing w:line="360" w:lineRule="auto"/>
               <w:ind w:firstLine="284"/>
               <w:jc w:val="center"/>
               <w:rPr>
@@ -1144,6 +1120,7 @@
           </w:p>
           <w:p>
             <w:pPr>
+              <w:spacing w:line="360" w:lineRule="auto"/>
               <w:ind w:firstLine="284"/>
               <w:jc w:val="center"/>
               <w:rPr>
@@ -1163,6 +1140,7 @@
           </w:p>
           <w:p>
             <w:pPr>
+              <w:spacing w:line="360" w:lineRule="auto"/>
               <w:ind w:firstLine="284"/>
               <w:jc w:val="center"/>
               <w:rPr>
@@ -1182,7 +1160,7 @@
           </w:p>
           <w:p>
             <w:pPr>
-              <w:spacing w:line="480" w:lineRule="auto"/>
+              <w:spacing w:line="360" w:lineRule="auto"/>
               <w:ind w:firstLine="284"/>
               <w:rPr>
                 <w:rFonts w:ascii="Times New Roman" w:eastAsia="Times New Roman" w:hAnsi="Times New Roman" w:cs="Times New Roman"/>
@@ -1193,7 +1171,7 @@
           </w:p>
           <w:p>
             <w:pPr>
-              <w:spacing w:line="480" w:lineRule="auto"/>
+              <w:spacing w:line="360" w:lineRule="auto"/>
               <w:ind w:firstLine="284"/>
               <w:rPr>
                 <w:rFonts w:ascii="Times New Roman" w:eastAsia="Times New Roman" w:hAnsi="Times New Roman" w:cs="Times New Roman"/>
@@ -1204,6 +1182,7 @@
           </w:p>
           <w:p>
             <w:pPr>
+              <w:spacing w:line="360" w:lineRule="auto"/>
               <w:ind w:firstLine="284"/>
               <w:jc w:val="center"/>
               <w:rPr>
@@ -1223,6 +1202,7 @@
           </w:p>
           <w:p>
             <w:pPr>
+              <w:spacing w:line="360" w:lineRule="auto"/>
               <w:ind w:firstLine="2692"/>
               <w:rPr>
                 <w:rFonts w:ascii="Times New Roman" w:eastAsia="Times New Roman" w:hAnsi="Times New Roman" w:cs="Times New Roman"/>
@@ -1248,7 +1228,6 @@
     </w:tbl>
     <w:p>
       <w:pPr>
-        <w:spacing w:line="480" w:lineRule="auto"/>
         <w:ind w:firstLine="284"/>
       </w:pPr>
       <w:r>
@@ -1258,7 +1237,6 @@
     <w:p>
       <w:pPr>
         <w:pStyle w:val="Heading1"/>
-        <w:spacing w:line="480" w:lineRule="auto"/>
         <w:ind w:firstLine="284"/>
         <w:rPr>
           <w:b/>
@@ -1279,7 +1257,6 @@
     <w:p>
       <w:pPr>
         <w:pStyle w:val="Heading1"/>
-        <w:spacing w:line="480" w:lineRule="auto"/>
         <w:ind w:firstLine="284"/>
         <w:rPr>
           <w:sz w:val="20"/>
@@ -1486,7 +1463,7 @@
           </w:tcPr>
           <w:p>
             <w:pPr>
-              <w:spacing w:line="480" w:lineRule="auto"/>
+              <w:spacing w:line="360" w:lineRule="auto"/>
               <w:ind w:left="0"/>
               <w:jc w:val="center"/>
               <w:rPr>
@@ -1506,7 +1483,7 @@
           </w:p>
           <w:p>
             <w:pPr>
-              <w:spacing w:line="480" w:lineRule="auto"/>
+              <w:spacing w:line="360" w:lineRule="auto"/>
               <w:ind w:firstLine="284"/>
               <w:jc w:val="center"/>
               <w:rPr>
@@ -1536,7 +1513,7 @@
           </w:tcPr>
           <w:p>
             <w:pPr>
-              <w:spacing w:after="0" w:line="480" w:lineRule="auto"/>
+              <w:spacing w:after="0" w:line="360" w:lineRule="auto"/>
               <w:ind w:firstLine="284"/>
               <w:jc w:val="center"/>
               <w:rPr>
@@ -1556,7 +1533,7 @@
           </w:p>
           <w:p>
             <w:pPr>
-              <w:spacing w:after="0" w:line="480" w:lineRule="auto"/>
+              <w:spacing w:after="0" w:line="360" w:lineRule="auto"/>
               <w:ind w:firstLine="284"/>
               <w:jc w:val="center"/>
               <w:rPr>
@@ -1576,7 +1553,7 @@
           </w:p>
           <w:p>
             <w:pPr>
-              <w:spacing w:after="0" w:line="480" w:lineRule="auto"/>
+              <w:spacing w:after="0" w:line="360" w:lineRule="auto"/>
               <w:ind w:left="0"/>
               <w:rPr>
                 <w:rFonts w:ascii="Times New Roman" w:eastAsia="Times New Roman" w:hAnsi="Times New Roman" w:cs="Times New Roman"/>
@@ -1587,7 +1564,7 @@
           </w:p>
           <w:p>
             <w:pPr>
-              <w:spacing w:after="0" w:line="480" w:lineRule="auto"/>
+              <w:spacing w:after="0" w:line="360" w:lineRule="auto"/>
               <w:ind w:firstLine="284"/>
               <w:jc w:val="center"/>
               <w:rPr>
@@ -1599,7 +1576,7 @@
           </w:p>
           <w:p>
             <w:pPr>
-              <w:spacing w:after="0" w:line="276" w:lineRule="auto"/>
+              <w:spacing w:after="0" w:line="360" w:lineRule="auto"/>
               <w:ind w:firstLine="284"/>
               <w:jc w:val="center"/>
               <w:rPr>
@@ -1619,7 +1596,7 @@
           </w:p>
           <w:p>
             <w:pPr>
-              <w:spacing w:after="0" w:line="276" w:lineRule="auto"/>
+              <w:spacing w:after="0" w:line="360" w:lineRule="auto"/>
               <w:ind w:firstLine="1133"/>
               <w:rPr>
                 <w:rFonts w:ascii="Times New Roman" w:eastAsia="Times New Roman" w:hAnsi="Times New Roman" w:cs="Times New Roman"/>
@@ -1643,7 +1620,7 @@
           </w:tcPr>
           <w:p>
             <w:pPr>
-              <w:spacing w:after="0" w:line="480" w:lineRule="auto"/>
+              <w:spacing w:after="0" w:line="360" w:lineRule="auto"/>
               <w:ind w:firstLine="284"/>
               <w:jc w:val="center"/>
               <w:rPr>
@@ -1663,7 +1640,7 @@
           </w:p>
           <w:p>
             <w:pPr>
-              <w:spacing w:after="0" w:line="480" w:lineRule="auto"/>
+              <w:spacing w:after="0" w:line="360" w:lineRule="auto"/>
               <w:ind w:firstLine="284"/>
               <w:jc w:val="center"/>
               <w:rPr>
@@ -1683,7 +1660,7 @@
           </w:p>
           <w:p>
             <w:pPr>
-              <w:spacing w:after="0" w:line="480" w:lineRule="auto"/>
+              <w:spacing w:after="0" w:line="360" w:lineRule="auto"/>
               <w:ind w:left="0"/>
               <w:rPr>
                 <w:rFonts w:ascii="Times New Roman" w:eastAsia="Times New Roman" w:hAnsi="Times New Roman" w:cs="Times New Roman"/>
@@ -1694,7 +1671,7 @@
           </w:p>
           <w:p>
             <w:pPr>
-              <w:spacing w:after="0" w:line="480" w:lineRule="auto"/>
+              <w:spacing w:after="0" w:line="360" w:lineRule="auto"/>
               <w:ind w:firstLine="284"/>
               <w:jc w:val="center"/>
               <w:rPr>
@@ -1709,7 +1686,7 @@
               <w:tabs>
                 <w:tab w:val="center" w:pos="1474"/>
               </w:tabs>
-              <w:spacing w:line="480" w:lineRule="auto"/>
+              <w:spacing w:line="360" w:lineRule="auto"/>
               <w:ind w:right="-472" w:firstLine="284"/>
               <w:rPr>
                 <w:rFonts w:ascii="Times New Roman" w:eastAsia="Times New Roman" w:hAnsi="Times New Roman" w:cs="Times New Roman"/>
@@ -1736,7 +1713,7 @@
           </w:tcPr>
           <w:p>
             <w:pPr>
-              <w:spacing w:after="0" w:line="480" w:lineRule="auto"/>
+              <w:spacing w:after="0" w:line="360" w:lineRule="auto"/>
               <w:ind w:left="0"/>
               <w:jc w:val="center"/>
               <w:rPr>
@@ -1748,7 +1725,7 @@
           </w:p>
           <w:p>
             <w:pPr>
-              <w:spacing w:after="0" w:line="480" w:lineRule="auto"/>
+              <w:spacing w:after="0" w:line="360" w:lineRule="auto"/>
               <w:ind w:left="0"/>
               <w:jc w:val="center"/>
               <w:rPr>
@@ -1768,7 +1745,7 @@
           </w:p>
           <w:p>
             <w:pPr>
-              <w:spacing w:after="0" w:line="480" w:lineRule="auto"/>
+              <w:spacing w:after="0" w:line="360" w:lineRule="auto"/>
               <w:ind w:firstLine="284"/>
               <w:jc w:val="center"/>
               <w:rPr>
@@ -1788,7 +1765,7 @@
           </w:p>
           <w:p>
             <w:pPr>
-              <w:spacing w:line="480" w:lineRule="auto"/>
+              <w:spacing w:line="360" w:lineRule="auto"/>
               <w:ind w:left="0"/>
               <w:rPr>
                 <w:rFonts w:ascii="Times New Roman" w:eastAsia="Times New Roman" w:hAnsi="Times New Roman" w:cs="Times New Roman"/>
@@ -1799,7 +1776,7 @@
           </w:p>
           <w:p>
             <w:pPr>
-              <w:spacing w:line="480" w:lineRule="auto"/>
+              <w:spacing w:line="360" w:lineRule="auto"/>
               <w:ind w:left="0"/>
               <w:rPr>
                 <w:rFonts w:ascii="Times New Roman" w:eastAsia="Times New Roman" w:hAnsi="Times New Roman" w:cs="Times New Roman"/>
@@ -1810,6 +1787,7 @@
           </w:p>
           <w:p>
             <w:pPr>
+              <w:spacing w:line="360" w:lineRule="auto"/>
               <w:ind w:firstLine="284"/>
               <w:jc w:val="center"/>
               <w:rPr>
@@ -1829,6 +1807,7 @@
           </w:p>
           <w:p>
             <w:pPr>
+              <w:spacing w:line="360" w:lineRule="auto"/>
               <w:ind w:firstLine="2976"/>
               <w:rPr>
                 <w:rFonts w:ascii="Times New Roman" w:eastAsia="Times New Roman" w:hAnsi="Times New Roman" w:cs="Times New Roman"/>
@@ -1846,7 +1825,7 @@
     </w:tbl>
     <w:p>
       <w:pPr>
-        <w:spacing w:after="200" w:line="480" w:lineRule="auto"/>
+        <w:spacing w:after="200"/>
         <w:ind w:firstLine="284"/>
         <w:jc w:val="left"/>
         <w:rPr>
@@ -1856,7 +1835,7 @@
     </w:p>
     <w:p>
       <w:pPr>
-        <w:spacing w:after="200" w:line="480" w:lineRule="auto"/>
+        <w:spacing w:after="200"/>
         <w:ind w:firstLine="284"/>
         <w:jc w:val="left"/>
         <w:rPr>
@@ -1866,7 +1845,7 @@
     </w:p>
     <w:p>
       <w:pPr>
-        <w:spacing w:after="200" w:line="480" w:lineRule="auto"/>
+        <w:spacing w:after="200"/>
         <w:ind w:firstLine="284"/>
         <w:jc w:val="left"/>
         <w:rPr>
@@ -1881,7 +1860,7 @@
         <mc:AlternateContent>
           <mc:Choice Requires="wps">
             <w:drawing>
-              <wp:anchor distT="0" distB="0" distL="114300" distR="114300" simplePos="0" relativeHeight="251658240" behindDoc="0" locked="0" layoutInCell="1" hidden="0" allowOverlap="1">
+              <wp:anchor distT="0" distB="0" distL="114300" distR="114300" simplePos="0" relativeHeight="251658240" behindDoc="0" locked="0" layoutInCell="1" hidden="0" allowOverlap="1" wp14:anchorId="69A738AB" wp14:editId="4F35D5EE">
                 <wp:simplePos x="0" y="0"/>
                 <wp:positionH relativeFrom="column">
                   <wp:posOffset>71919</wp:posOffset>
@@ -2089,7 +2068,7 @@
     </w:p>
     <w:p>
       <w:pPr>
-        <w:spacing w:after="200" w:line="480" w:lineRule="auto"/>
+        <w:spacing w:after="200"/>
         <w:ind w:firstLine="284"/>
         <w:jc w:val="left"/>
         <w:rPr>
@@ -2099,7 +2078,7 @@
     </w:p>
     <w:p>
       <w:pPr>
-        <w:spacing w:after="200" w:line="480" w:lineRule="auto"/>
+        <w:spacing w:after="200"/>
         <w:ind w:firstLine="284"/>
         <w:jc w:val="left"/>
         <w:rPr>
@@ -2109,7 +2088,7 @@
     </w:p>
     <w:p>
       <w:pPr>
-        <w:spacing w:after="200" w:line="480" w:lineRule="auto"/>
+        <w:spacing w:after="200"/>
         <w:ind w:firstLine="284"/>
         <w:jc w:val="left"/>
         <w:rPr>
@@ -2119,7 +2098,7 @@
     </w:p>
     <w:p>
       <w:pPr>
-        <w:spacing w:after="200" w:line="480" w:lineRule="auto"/>
+        <w:spacing w:after="200"/>
         <w:ind w:firstLine="284"/>
         <w:jc w:val="left"/>
         <w:rPr>
@@ -2138,7 +2117,7 @@
         <mc:AlternateContent>
           <mc:Choice Requires="wps">
             <w:drawing>
-              <wp:anchor distT="0" distB="0" distL="114300" distR="114300" simplePos="0" relativeHeight="251659264" behindDoc="0" locked="0" layoutInCell="1" hidden="0" allowOverlap="1" wp14:anchorId="5F372FF0" wp14:editId="6336E85F">
+              <wp:anchor distT="0" distB="0" distL="114300" distR="114300" simplePos="0" relativeHeight="251659264" behindDoc="0" locked="0" layoutInCell="1" hidden="0" allowOverlap="1" wp14:anchorId="5F5CF52F" wp14:editId="0C36F13B">
                 <wp:simplePos x="0" y="0"/>
                 <wp:positionH relativeFrom="column">
                   <wp:posOffset>-66040</wp:posOffset>
@@ -2318,7 +2297,7 @@
     <w:p>
       <w:pPr>
         <w:pStyle w:val="Heading1"/>
-        <w:spacing w:before="0" w:line="480" w:lineRule="auto"/>
+        <w:spacing w:before="0"/>
         <w:ind w:firstLine="284"/>
         <w:rPr>
           <w:b/>
@@ -2337,7 +2316,7 @@
     <w:p>
       <w:pPr>
         <w:pStyle w:val="Heading1"/>
-        <w:spacing w:before="0" w:line="480" w:lineRule="auto"/>
+        <w:spacing w:before="0"/>
         <w:ind w:firstLine="284"/>
         <w:rPr>
           <w:b/>
@@ -2355,7 +2334,7 @@
     <w:p>
       <w:pPr>
         <w:pStyle w:val="Heading1"/>
-        <w:spacing w:before="0" w:line="480" w:lineRule="auto"/>
+        <w:spacing w:before="0"/>
         <w:ind w:firstLine="284"/>
         <w:rPr>
           <w:b/>
@@ -2379,7 +2358,6 @@
     </w:p>
     <w:p>
       <w:pPr>
-        <w:spacing w:line="480" w:lineRule="auto"/>
         <w:ind w:firstLine="284"/>
         <w:rPr>
           <w:sz w:val="12"/>
@@ -2394,7 +2372,6 @@
           <w:tab w:val="left" w:pos="2127"/>
           <w:tab w:val="left" w:pos="2410"/>
         </w:tabs>
-        <w:spacing w:line="276" w:lineRule="auto"/>
         <w:ind w:left="1440"/>
         <w:rPr>
           <w:rFonts w:ascii="Times New Roman" w:eastAsia="Times New Roman" w:hAnsi="Times New Roman" w:cs="Times New Roman"/>
@@ -2436,7 +2413,6 @@
           <w:tab w:val="left" w:pos="2127"/>
           <w:tab w:val="left" w:pos="2410"/>
         </w:tabs>
-        <w:spacing w:line="276" w:lineRule="auto"/>
         <w:ind w:left="1440"/>
         <w:rPr>
           <w:rFonts w:ascii="Times New Roman" w:eastAsia="Times New Roman" w:hAnsi="Times New Roman" w:cs="Times New Roman"/>
@@ -2517,7 +2493,7 @@
           </w:tcPr>
           <w:p>
             <w:pPr>
-              <w:spacing w:after="0" w:line="480" w:lineRule="auto"/>
+              <w:spacing w:after="0"/>
               <w:ind w:left="0"/>
               <w:jc w:val="center"/>
               <w:rPr>
@@ -2553,7 +2529,7 @@
           </w:tcPr>
           <w:p>
             <w:pPr>
-              <w:spacing w:after="0" w:line="480" w:lineRule="auto"/>
+              <w:spacing w:after="0"/>
               <w:ind w:left="0"/>
               <w:jc w:val="center"/>
               <w:rPr>
@@ -2588,7 +2564,7 @@
           </w:tcPr>
           <w:p>
             <w:pPr>
-              <w:spacing w:after="0" w:line="480" w:lineRule="auto"/>
+              <w:spacing w:after="0"/>
               <w:ind w:left="0"/>
               <w:jc w:val="center"/>
               <w:rPr>
@@ -2629,7 +2605,7 @@
           </w:tcPr>
           <w:p>
             <w:pPr>
-              <w:spacing w:after="0" w:line="480" w:lineRule="auto"/>
+              <w:spacing w:after="0"/>
               <w:ind w:left="0"/>
               <w:jc w:val="center"/>
               <w:rPr>
@@ -2664,7 +2640,7 @@
           </w:tcPr>
           <w:p>
             <w:pPr>
-              <w:spacing w:after="0" w:line="480" w:lineRule="auto"/>
+              <w:spacing w:after="0"/>
               <w:ind w:left="0"/>
               <w:jc w:val="center"/>
               <w:rPr>
@@ -2699,7 +2675,7 @@
           </w:tcPr>
           <w:p>
             <w:pPr>
-              <w:spacing w:after="0" w:line="480" w:lineRule="auto"/>
+              <w:spacing w:after="0"/>
               <w:ind w:left="0"/>
               <w:jc w:val="center"/>
               <w:rPr>
@@ -2734,7 +2710,7 @@
           </w:tcPr>
           <w:p>
             <w:pPr>
-              <w:spacing w:after="0" w:line="480" w:lineRule="auto"/>
+              <w:spacing w:after="0"/>
               <w:ind w:left="0"/>
               <w:jc w:val="center"/>
               <w:rPr>
@@ -2769,7 +2745,7 @@
           </w:tcPr>
           <w:p>
             <w:pPr>
-              <w:spacing w:after="0" w:line="480" w:lineRule="auto"/>
+              <w:spacing w:after="0"/>
               <w:ind w:left="0"/>
               <w:jc w:val="center"/>
               <w:rPr>
@@ -2804,7 +2780,7 @@
           </w:tcPr>
           <w:p>
             <w:pPr>
-              <w:spacing w:after="0" w:line="480" w:lineRule="auto"/>
+              <w:spacing w:after="0"/>
               <w:ind w:left="0"/>
               <w:jc w:val="center"/>
               <w:rPr>
@@ -2839,7 +2815,7 @@
           </w:tcPr>
           <w:p>
             <w:pPr>
-              <w:spacing w:after="0" w:line="480" w:lineRule="auto"/>
+              <w:spacing w:after="0"/>
               <w:ind w:left="0"/>
               <w:jc w:val="center"/>
               <w:rPr>
@@ -2874,7 +2850,7 @@
           </w:tcPr>
           <w:p>
             <w:pPr>
-              <w:spacing w:after="0" w:line="480" w:lineRule="auto"/>
+              <w:spacing w:after="0"/>
               <w:ind w:left="0"/>
               <w:jc w:val="center"/>
               <w:rPr>
@@ -2909,7 +2885,7 @@
           </w:tcPr>
           <w:p>
             <w:pPr>
-              <w:spacing w:after="0" w:line="480" w:lineRule="auto"/>
+              <w:spacing w:after="0"/>
               <w:ind w:left="0"/>
               <w:jc w:val="center"/>
               <w:rPr>
@@ -2944,7 +2920,7 @@
           </w:tcPr>
           <w:p>
             <w:pPr>
-              <w:spacing w:after="0" w:line="480" w:lineRule="auto"/>
+              <w:spacing w:after="0"/>
               <w:ind w:left="0"/>
               <w:jc w:val="center"/>
               <w:rPr>
@@ -2979,7 +2955,7 @@
           </w:tcPr>
           <w:p>
             <w:pPr>
-              <w:spacing w:after="0" w:line="480" w:lineRule="auto"/>
+              <w:spacing w:after="0"/>
               <w:ind w:left="0"/>
               <w:jc w:val="center"/>
               <w:rPr>
@@ -3014,7 +2990,7 @@
           </w:tcPr>
           <w:p>
             <w:pPr>
-              <w:spacing w:after="0" w:line="480" w:lineRule="auto"/>
+              <w:spacing w:after="0"/>
               <w:ind w:left="0"/>
               <w:jc w:val="center"/>
               <w:rPr>
@@ -3049,7 +3025,7 @@
           </w:tcPr>
           <w:p>
             <w:pPr>
-              <w:spacing w:after="0" w:line="480" w:lineRule="auto"/>
+              <w:spacing w:after="0"/>
               <w:ind w:left="0"/>
               <w:jc w:val="center"/>
               <w:rPr>
@@ -3084,7 +3060,7 @@
           </w:tcPr>
           <w:p>
             <w:pPr>
-              <w:spacing w:after="0" w:line="480" w:lineRule="auto"/>
+              <w:spacing w:after="0"/>
               <w:ind w:left="0"/>
               <w:jc w:val="center"/>
               <w:rPr>
@@ -3119,7 +3095,7 @@
           </w:tcPr>
           <w:p>
             <w:pPr>
-              <w:spacing w:after="0" w:line="480" w:lineRule="auto"/>
+              <w:spacing w:after="0"/>
               <w:ind w:left="0"/>
               <w:jc w:val="center"/>
               <w:rPr>
@@ -3154,7 +3130,7 @@
           </w:tcPr>
           <w:p>
             <w:pPr>
-              <w:spacing w:after="0" w:line="480" w:lineRule="auto"/>
+              <w:spacing w:after="0"/>
               <w:ind w:left="0"/>
               <w:jc w:val="center"/>
               <w:rPr>
@@ -3189,7 +3165,7 @@
           </w:tcPr>
           <w:p>
             <w:pPr>
-              <w:spacing w:after="0" w:line="480" w:lineRule="auto"/>
+              <w:spacing w:after="0"/>
               <w:ind w:left="0"/>
               <w:jc w:val="center"/>
               <w:rPr>
@@ -3224,7 +3200,7 @@
           </w:tcPr>
           <w:p>
             <w:pPr>
-              <w:spacing w:after="0" w:line="480" w:lineRule="auto"/>
+              <w:spacing w:after="0"/>
               <w:ind w:left="0"/>
               <w:jc w:val="center"/>
               <w:rPr>
@@ -3273,7 +3249,7 @@
                 <w:right w:val="nil"/>
                 <w:between w:val="nil"/>
               </w:pBdr>
-              <w:spacing w:after="0" w:line="276" w:lineRule="auto"/>
+              <w:spacing w:after="0"/>
               <w:ind w:left="0"/>
               <w:jc w:val="left"/>
               <w:rPr>
@@ -3299,7 +3275,7 @@
           </w:tcPr>
           <w:p>
             <w:pPr>
-              <w:spacing w:after="0" w:line="480" w:lineRule="auto"/>
+              <w:spacing w:after="0"/>
               <w:ind w:left="0"/>
               <w:jc w:val="center"/>
               <w:rPr>
@@ -3334,7 +3310,7 @@
           </w:tcPr>
           <w:p>
             <w:pPr>
-              <w:spacing w:after="0" w:line="480" w:lineRule="auto"/>
+              <w:spacing w:after="0"/>
               <w:ind w:left="0"/>
               <w:jc w:val="center"/>
               <w:rPr>
@@ -3369,7 +3345,7 @@
           </w:tcPr>
           <w:p>
             <w:pPr>
-              <w:spacing w:after="0" w:line="480" w:lineRule="auto"/>
+              <w:spacing w:after="0"/>
               <w:ind w:left="0"/>
               <w:jc w:val="center"/>
               <w:rPr>
@@ -3404,7 +3380,7 @@
           </w:tcPr>
           <w:p>
             <w:pPr>
-              <w:spacing w:after="0" w:line="480" w:lineRule="auto"/>
+              <w:spacing w:after="0"/>
               <w:ind w:left="0"/>
               <w:jc w:val="center"/>
               <w:rPr>
@@ -3439,7 +3415,7 @@
           </w:tcPr>
           <w:p>
             <w:pPr>
-              <w:spacing w:after="0" w:line="480" w:lineRule="auto"/>
+              <w:spacing w:after="0"/>
               <w:ind w:left="0"/>
               <w:jc w:val="center"/>
               <w:rPr>
@@ -3474,7 +3450,7 @@
           </w:tcPr>
           <w:p>
             <w:pPr>
-              <w:spacing w:after="0" w:line="480" w:lineRule="auto"/>
+              <w:spacing w:after="0"/>
               <w:ind w:left="0"/>
               <w:jc w:val="center"/>
               <w:rPr>
@@ -3509,7 +3485,7 @@
           </w:tcPr>
           <w:p>
             <w:pPr>
-              <w:spacing w:after="0" w:line="480" w:lineRule="auto"/>
+              <w:spacing w:after="0"/>
               <w:ind w:left="0"/>
               <w:jc w:val="center"/>
               <w:rPr>
@@ -3544,7 +3520,7 @@
           </w:tcPr>
           <w:p>
             <w:pPr>
-              <w:spacing w:after="0" w:line="480" w:lineRule="auto"/>
+              <w:spacing w:after="0"/>
               <w:ind w:left="0"/>
               <w:jc w:val="center"/>
               <w:rPr>
@@ -3579,7 +3555,7 @@
           </w:tcPr>
           <w:p>
             <w:pPr>
-              <w:spacing w:after="0" w:line="480" w:lineRule="auto"/>
+              <w:spacing w:after="0"/>
               <w:ind w:left="0"/>
               <w:jc w:val="center"/>
               <w:rPr>
@@ -3614,7 +3590,7 @@
           </w:tcPr>
           <w:p>
             <w:pPr>
-              <w:spacing w:after="0" w:line="480" w:lineRule="auto"/>
+              <w:spacing w:after="0"/>
               <w:ind w:left="0"/>
               <w:jc w:val="center"/>
               <w:rPr>
@@ -3649,7 +3625,7 @@
           </w:tcPr>
           <w:p>
             <w:pPr>
-              <w:spacing w:after="0" w:line="480" w:lineRule="auto"/>
+              <w:spacing w:after="0"/>
               <w:ind w:left="0"/>
               <w:jc w:val="center"/>
               <w:rPr>
@@ -3684,7 +3660,7 @@
           </w:tcPr>
           <w:p>
             <w:pPr>
-              <w:spacing w:after="0" w:line="480" w:lineRule="auto"/>
+              <w:spacing w:after="0"/>
               <w:ind w:left="0"/>
               <w:jc w:val="center"/>
               <w:rPr>
@@ -3719,7 +3695,7 @@
           </w:tcPr>
           <w:p>
             <w:pPr>
-              <w:spacing w:after="0" w:line="480" w:lineRule="auto"/>
+              <w:spacing w:after="0"/>
               <w:ind w:left="0"/>
               <w:jc w:val="center"/>
               <w:rPr>
@@ -3754,7 +3730,7 @@
           </w:tcPr>
           <w:p>
             <w:pPr>
-              <w:spacing w:after="0" w:line="480" w:lineRule="auto"/>
+              <w:spacing w:after="0"/>
               <w:ind w:left="0"/>
               <w:jc w:val="center"/>
               <w:rPr>
@@ -3789,7 +3765,7 @@
           </w:tcPr>
           <w:p>
             <w:pPr>
-              <w:spacing w:after="0" w:line="480" w:lineRule="auto"/>
+              <w:spacing w:after="0"/>
               <w:ind w:left="0"/>
               <w:jc w:val="center"/>
               <w:rPr>
@@ -3824,7 +3800,7 @@
           </w:tcPr>
           <w:p>
             <w:pPr>
-              <w:spacing w:after="0" w:line="480" w:lineRule="auto"/>
+              <w:spacing w:after="0"/>
               <w:ind w:left="0"/>
               <w:jc w:val="center"/>
               <w:rPr>
@@ -3859,7 +3835,7 @@
           </w:tcPr>
           <w:p>
             <w:pPr>
-              <w:spacing w:after="0" w:line="480" w:lineRule="auto"/>
+              <w:spacing w:after="0"/>
               <w:ind w:left="0"/>
               <w:jc w:val="center"/>
               <w:rPr>
@@ -3908,7 +3884,7 @@
                 <w:right w:val="nil"/>
                 <w:between w:val="nil"/>
               </w:pBdr>
-              <w:spacing w:after="0" w:line="276" w:lineRule="auto"/>
+              <w:spacing w:after="0"/>
               <w:ind w:left="0"/>
               <w:jc w:val="left"/>
               <w:rPr>
@@ -3934,7 +3910,7 @@
           </w:tcPr>
           <w:p>
             <w:pPr>
-              <w:spacing w:after="0" w:line="480" w:lineRule="auto"/>
+              <w:spacing w:after="0"/>
               <w:ind w:left="0"/>
               <w:jc w:val="center"/>
               <w:rPr>
@@ -3969,7 +3945,7 @@
           </w:tcPr>
           <w:p>
             <w:pPr>
-              <w:spacing w:after="0" w:line="480" w:lineRule="auto"/>
+              <w:spacing w:after="0"/>
               <w:ind w:left="0"/>
               <w:jc w:val="center"/>
               <w:rPr>
@@ -4004,7 +3980,7 @@
           </w:tcPr>
           <w:p>
             <w:pPr>
-              <w:spacing w:after="0" w:line="480" w:lineRule="auto"/>
+              <w:spacing w:after="0"/>
               <w:ind w:left="0"/>
               <w:jc w:val="center"/>
               <w:rPr>
@@ -4039,7 +4015,7 @@
           </w:tcPr>
           <w:p>
             <w:pPr>
-              <w:spacing w:after="0" w:line="480" w:lineRule="auto"/>
+              <w:spacing w:after="0"/>
               <w:ind w:left="0"/>
               <w:jc w:val="center"/>
               <w:rPr>
@@ -4074,7 +4050,7 @@
           </w:tcPr>
           <w:p>
             <w:pPr>
-              <w:spacing w:after="0" w:line="480" w:lineRule="auto"/>
+              <w:spacing w:after="0"/>
               <w:ind w:left="0"/>
               <w:jc w:val="center"/>
               <w:rPr>
@@ -4109,7 +4085,7 @@
           </w:tcPr>
           <w:p>
             <w:pPr>
-              <w:spacing w:after="0" w:line="480" w:lineRule="auto"/>
+              <w:spacing w:after="0"/>
               <w:ind w:left="0"/>
               <w:jc w:val="center"/>
               <w:rPr>
@@ -4144,7 +4120,7 @@
           </w:tcPr>
           <w:p>
             <w:pPr>
-              <w:spacing w:after="0" w:line="480" w:lineRule="auto"/>
+              <w:spacing w:after="0"/>
               <w:ind w:left="0"/>
               <w:jc w:val="center"/>
               <w:rPr>
@@ -4179,7 +4155,7 @@
           </w:tcPr>
           <w:p>
             <w:pPr>
-              <w:spacing w:after="0" w:line="480" w:lineRule="auto"/>
+              <w:spacing w:after="0"/>
               <w:ind w:left="0"/>
               <w:jc w:val="center"/>
               <w:rPr>
@@ -4214,7 +4190,7 @@
           </w:tcPr>
           <w:p>
             <w:pPr>
-              <w:spacing w:after="0" w:line="480" w:lineRule="auto"/>
+              <w:spacing w:after="0"/>
               <w:ind w:left="0"/>
               <w:jc w:val="center"/>
               <w:rPr>
@@ -4249,7 +4225,7 @@
           </w:tcPr>
           <w:p>
             <w:pPr>
-              <w:spacing w:after="0" w:line="480" w:lineRule="auto"/>
+              <w:spacing w:after="0"/>
               <w:ind w:left="0"/>
               <w:jc w:val="center"/>
               <w:rPr>
@@ -4284,7 +4260,7 @@
           </w:tcPr>
           <w:p>
             <w:pPr>
-              <w:spacing w:after="0" w:line="480" w:lineRule="auto"/>
+              <w:spacing w:after="0"/>
               <w:ind w:left="0"/>
               <w:jc w:val="center"/>
               <w:rPr>
@@ -4319,7 +4295,7 @@
           </w:tcPr>
           <w:p>
             <w:pPr>
-              <w:spacing w:after="0" w:line="480" w:lineRule="auto"/>
+              <w:spacing w:after="0"/>
               <w:ind w:left="0"/>
               <w:jc w:val="center"/>
               <w:rPr>
@@ -4354,7 +4330,7 @@
           </w:tcPr>
           <w:p>
             <w:pPr>
-              <w:spacing w:after="0" w:line="480" w:lineRule="auto"/>
+              <w:spacing w:after="0"/>
               <w:ind w:left="0"/>
               <w:jc w:val="center"/>
               <w:rPr>
@@ -4389,7 +4365,7 @@
           </w:tcPr>
           <w:p>
             <w:pPr>
-              <w:spacing w:after="0" w:line="480" w:lineRule="auto"/>
+              <w:spacing w:after="0"/>
               <w:ind w:left="0"/>
               <w:jc w:val="center"/>
               <w:rPr>
@@ -4424,7 +4400,7 @@
           </w:tcPr>
           <w:p>
             <w:pPr>
-              <w:spacing w:after="0" w:line="480" w:lineRule="auto"/>
+              <w:spacing w:after="0"/>
               <w:ind w:left="0"/>
               <w:jc w:val="center"/>
               <w:rPr>
@@ -4459,7 +4435,7 @@
           </w:tcPr>
           <w:p>
             <w:pPr>
-              <w:spacing w:after="0" w:line="480" w:lineRule="auto"/>
+              <w:spacing w:after="0"/>
               <w:ind w:left="0"/>
               <w:jc w:val="center"/>
               <w:rPr>
@@ -4494,7 +4470,7 @@
           </w:tcPr>
           <w:p>
             <w:pPr>
-              <w:spacing w:after="0" w:line="480" w:lineRule="auto"/>
+              <w:spacing w:after="0"/>
               <w:ind w:left="0"/>
               <w:jc w:val="center"/>
               <w:rPr>
@@ -4543,7 +4519,7 @@
                 <w:right w:val="nil"/>
                 <w:between w:val="nil"/>
               </w:pBdr>
-              <w:spacing w:after="0" w:line="276" w:lineRule="auto"/>
+              <w:spacing w:after="0"/>
               <w:ind w:left="0"/>
               <w:jc w:val="left"/>
               <w:rPr>
@@ -4569,7 +4545,7 @@
           </w:tcPr>
           <w:p>
             <w:pPr>
-              <w:spacing w:after="0" w:line="480" w:lineRule="auto"/>
+              <w:spacing w:after="0"/>
               <w:ind w:left="0"/>
               <w:jc w:val="center"/>
               <w:rPr>
@@ -4604,7 +4580,7 @@
           </w:tcPr>
           <w:p>
             <w:pPr>
-              <w:spacing w:after="0" w:line="480" w:lineRule="auto"/>
+              <w:spacing w:after="0"/>
               <w:ind w:left="0"/>
               <w:jc w:val="center"/>
               <w:rPr>
@@ -4639,7 +4615,7 @@
           </w:tcPr>
           <w:p>
             <w:pPr>
-              <w:spacing w:after="0" w:line="480" w:lineRule="auto"/>
+              <w:spacing w:after="0"/>
               <w:ind w:left="0"/>
               <w:jc w:val="center"/>
               <w:rPr>
@@ -4674,7 +4650,7 @@
           </w:tcPr>
           <w:p>
             <w:pPr>
-              <w:spacing w:after="0" w:line="480" w:lineRule="auto"/>
+              <w:spacing w:after="0"/>
               <w:ind w:left="0"/>
               <w:jc w:val="center"/>
               <w:rPr>
@@ -4709,7 +4685,7 @@
           </w:tcPr>
           <w:p>
             <w:pPr>
-              <w:spacing w:after="0" w:line="480" w:lineRule="auto"/>
+              <w:spacing w:after="0"/>
               <w:ind w:left="0"/>
               <w:jc w:val="center"/>
               <w:rPr>
@@ -4744,7 +4720,7 @@
           </w:tcPr>
           <w:p>
             <w:pPr>
-              <w:spacing w:after="0" w:line="480" w:lineRule="auto"/>
+              <w:spacing w:after="0"/>
               <w:ind w:left="0"/>
               <w:jc w:val="center"/>
               <w:rPr>
@@ -4779,7 +4755,7 @@
           </w:tcPr>
           <w:p>
             <w:pPr>
-              <w:spacing w:after="0" w:line="480" w:lineRule="auto"/>
+              <w:spacing w:after="0"/>
               <w:ind w:left="0"/>
               <w:jc w:val="center"/>
               <w:rPr>
@@ -4814,7 +4790,7 @@
           </w:tcPr>
           <w:p>
             <w:pPr>
-              <w:spacing w:after="0" w:line="480" w:lineRule="auto"/>
+              <w:spacing w:after="0"/>
               <w:ind w:left="0"/>
               <w:jc w:val="center"/>
               <w:rPr>
@@ -4849,7 +4825,7 @@
           </w:tcPr>
           <w:p>
             <w:pPr>
-              <w:spacing w:after="0" w:line="480" w:lineRule="auto"/>
+              <w:spacing w:after="0"/>
               <w:ind w:left="0"/>
               <w:jc w:val="center"/>
               <w:rPr>
@@ -4884,7 +4860,7 @@
           </w:tcPr>
           <w:p>
             <w:pPr>
-              <w:spacing w:after="0" w:line="480" w:lineRule="auto"/>
+              <w:spacing w:after="0"/>
               <w:ind w:left="0"/>
               <w:jc w:val="center"/>
               <w:rPr>
@@ -4919,7 +4895,7 @@
           </w:tcPr>
           <w:p>
             <w:pPr>
-              <w:spacing w:after="0" w:line="480" w:lineRule="auto"/>
+              <w:spacing w:after="0"/>
               <w:ind w:left="0"/>
               <w:jc w:val="center"/>
               <w:rPr>
@@ -4954,7 +4930,7 @@
           </w:tcPr>
           <w:p>
             <w:pPr>
-              <w:spacing w:after="0" w:line="480" w:lineRule="auto"/>
+              <w:spacing w:after="0"/>
               <w:ind w:left="0"/>
               <w:jc w:val="center"/>
               <w:rPr>
@@ -4989,7 +4965,7 @@
           </w:tcPr>
           <w:p>
             <w:pPr>
-              <w:spacing w:after="0" w:line="480" w:lineRule="auto"/>
+              <w:spacing w:after="0"/>
               <w:ind w:left="0"/>
               <w:jc w:val="center"/>
               <w:rPr>
@@ -5024,7 +5000,7 @@
           </w:tcPr>
           <w:p>
             <w:pPr>
-              <w:spacing w:after="0" w:line="480" w:lineRule="auto"/>
+              <w:spacing w:after="0"/>
               <w:ind w:left="0"/>
               <w:jc w:val="center"/>
               <w:rPr>
@@ -5059,7 +5035,7 @@
           </w:tcPr>
           <w:p>
             <w:pPr>
-              <w:spacing w:after="0" w:line="480" w:lineRule="auto"/>
+              <w:spacing w:after="0"/>
               <w:ind w:left="0"/>
               <w:jc w:val="center"/>
               <w:rPr>
@@ -5094,7 +5070,7 @@
           </w:tcPr>
           <w:p>
             <w:pPr>
-              <w:spacing w:after="0" w:line="480" w:lineRule="auto"/>
+              <w:spacing w:after="0"/>
               <w:ind w:left="0"/>
               <w:jc w:val="center"/>
               <w:rPr>
@@ -5129,7 +5105,7 @@
           </w:tcPr>
           <w:p>
             <w:pPr>
-              <w:spacing w:after="0" w:line="480" w:lineRule="auto"/>
+              <w:spacing w:after="0"/>
               <w:ind w:left="0"/>
               <w:jc w:val="center"/>
               <w:rPr>
@@ -5170,7 +5146,7 @@
           </w:tcPr>
           <w:p>
             <w:pPr>
-              <w:spacing w:after="0" w:line="480" w:lineRule="auto"/>
+              <w:spacing w:after="0"/>
               <w:ind w:left="0"/>
               <w:jc w:val="center"/>
               <w:rPr>
@@ -5205,7 +5181,7 @@
           </w:tcPr>
           <w:p>
             <w:pPr>
-              <w:spacing w:after="0" w:line="480" w:lineRule="auto"/>
+              <w:spacing w:after="0"/>
               <w:ind w:left="0"/>
               <w:jc w:val="center"/>
               <w:rPr>
@@ -5240,7 +5216,7 @@
           </w:tcPr>
           <w:p>
             <w:pPr>
-              <w:spacing w:after="0" w:line="480" w:lineRule="auto"/>
+              <w:spacing w:after="0"/>
               <w:ind w:left="0"/>
               <w:jc w:val="center"/>
               <w:rPr>
@@ -5275,7 +5251,7 @@
           </w:tcPr>
           <w:p>
             <w:pPr>
-              <w:spacing w:after="0" w:line="480" w:lineRule="auto"/>
+              <w:spacing w:after="0"/>
               <w:ind w:left="0"/>
               <w:jc w:val="center"/>
               <w:rPr>
@@ -5310,7 +5286,7 @@
           </w:tcPr>
           <w:p>
             <w:pPr>
-              <w:spacing w:after="0" w:line="480" w:lineRule="auto"/>
+              <w:spacing w:after="0"/>
               <w:ind w:left="0"/>
               <w:jc w:val="center"/>
               <w:rPr>
@@ -5345,7 +5321,7 @@
           </w:tcPr>
           <w:p>
             <w:pPr>
-              <w:spacing w:after="0" w:line="480" w:lineRule="auto"/>
+              <w:spacing w:after="0"/>
               <w:ind w:left="0"/>
               <w:jc w:val="center"/>
               <w:rPr>
@@ -5380,7 +5356,7 @@
           </w:tcPr>
           <w:p>
             <w:pPr>
-              <w:spacing w:after="0" w:line="480" w:lineRule="auto"/>
+              <w:spacing w:after="0"/>
               <w:ind w:left="0"/>
               <w:jc w:val="center"/>
               <w:rPr>
@@ -5415,7 +5391,7 @@
           </w:tcPr>
           <w:p>
             <w:pPr>
-              <w:spacing w:after="0" w:line="480" w:lineRule="auto"/>
+              <w:spacing w:after="0"/>
               <w:ind w:left="0"/>
               <w:jc w:val="center"/>
               <w:rPr>
@@ -5450,7 +5426,7 @@
           </w:tcPr>
           <w:p>
             <w:pPr>
-              <w:spacing w:after="0" w:line="480" w:lineRule="auto"/>
+              <w:spacing w:after="0"/>
               <w:ind w:left="0"/>
               <w:jc w:val="center"/>
               <w:rPr>
@@ -5485,7 +5461,7 @@
           </w:tcPr>
           <w:p>
             <w:pPr>
-              <w:spacing w:after="0" w:line="480" w:lineRule="auto"/>
+              <w:spacing w:after="0"/>
               <w:ind w:left="0"/>
               <w:jc w:val="center"/>
               <w:rPr>
@@ -5520,7 +5496,7 @@
           </w:tcPr>
           <w:p>
             <w:pPr>
-              <w:spacing w:after="0" w:line="480" w:lineRule="auto"/>
+              <w:spacing w:after="0"/>
               <w:ind w:left="0"/>
               <w:jc w:val="center"/>
               <w:rPr>
@@ -5555,7 +5531,7 @@
           </w:tcPr>
           <w:p>
             <w:pPr>
-              <w:spacing w:after="0" w:line="480" w:lineRule="auto"/>
+              <w:spacing w:after="0"/>
               <w:ind w:left="0"/>
               <w:jc w:val="center"/>
               <w:rPr>
@@ -5590,7 +5566,7 @@
           </w:tcPr>
           <w:p>
             <w:pPr>
-              <w:spacing w:after="0" w:line="480" w:lineRule="auto"/>
+              <w:spacing w:after="0"/>
               <w:ind w:left="0"/>
               <w:jc w:val="center"/>
               <w:rPr>
@@ -5625,7 +5601,7 @@
           </w:tcPr>
           <w:p>
             <w:pPr>
-              <w:spacing w:after="0" w:line="480" w:lineRule="auto"/>
+              <w:spacing w:after="0"/>
               <w:ind w:left="0"/>
               <w:jc w:val="center"/>
               <w:rPr>
@@ -5660,7 +5636,7 @@
           </w:tcPr>
           <w:p>
             <w:pPr>
-              <w:spacing w:after="0" w:line="480" w:lineRule="auto"/>
+              <w:spacing w:after="0"/>
               <w:ind w:left="0"/>
               <w:jc w:val="center"/>
               <w:rPr>
@@ -5695,7 +5671,7 @@
           </w:tcPr>
           <w:p>
             <w:pPr>
-              <w:spacing w:after="0" w:line="480" w:lineRule="auto"/>
+              <w:spacing w:after="0"/>
               <w:ind w:left="0"/>
               <w:jc w:val="center"/>
               <w:rPr>
@@ -5730,7 +5706,7 @@
           </w:tcPr>
           <w:p>
             <w:pPr>
-              <w:spacing w:after="0" w:line="480" w:lineRule="auto"/>
+              <w:spacing w:after="0"/>
               <w:ind w:left="0"/>
               <w:jc w:val="center"/>
               <w:rPr>
@@ -5765,7 +5741,7 @@
           </w:tcPr>
           <w:p>
             <w:pPr>
-              <w:spacing w:after="0" w:line="480" w:lineRule="auto"/>
+              <w:spacing w:after="0"/>
               <w:ind w:left="0"/>
               <w:jc w:val="center"/>
               <w:rPr>
@@ -5814,7 +5790,7 @@
                 <w:right w:val="nil"/>
                 <w:between w:val="nil"/>
               </w:pBdr>
-              <w:spacing w:after="0" w:line="276" w:lineRule="auto"/>
+              <w:spacing w:after="0"/>
               <w:ind w:left="0"/>
               <w:jc w:val="left"/>
               <w:rPr>
@@ -5840,7 +5816,7 @@
           </w:tcPr>
           <w:p>
             <w:pPr>
-              <w:spacing w:after="0" w:line="480" w:lineRule="auto"/>
+              <w:spacing w:after="0"/>
               <w:ind w:left="0"/>
               <w:jc w:val="center"/>
               <w:rPr>
@@ -5875,7 +5851,7 @@
           </w:tcPr>
           <w:p>
             <w:pPr>
-              <w:spacing w:after="0" w:line="480" w:lineRule="auto"/>
+              <w:spacing w:after="0"/>
               <w:ind w:left="0"/>
               <w:jc w:val="center"/>
               <w:rPr>
@@ -5910,7 +5886,7 @@
           </w:tcPr>
           <w:p>
             <w:pPr>
-              <w:spacing w:after="0" w:line="480" w:lineRule="auto"/>
+              <w:spacing w:after="0"/>
               <w:ind w:left="0"/>
               <w:jc w:val="center"/>
               <w:rPr>
@@ -5945,7 +5921,7 @@
           </w:tcPr>
           <w:p>
             <w:pPr>
-              <w:spacing w:after="0" w:line="480" w:lineRule="auto"/>
+              <w:spacing w:after="0"/>
               <w:ind w:left="0"/>
               <w:jc w:val="center"/>
               <w:rPr>
@@ -5980,7 +5956,7 @@
           </w:tcPr>
           <w:p>
             <w:pPr>
-              <w:spacing w:after="0" w:line="480" w:lineRule="auto"/>
+              <w:spacing w:after="0"/>
               <w:ind w:left="0"/>
               <w:jc w:val="center"/>
               <w:rPr>
@@ -6015,7 +5991,7 @@
           </w:tcPr>
           <w:p>
             <w:pPr>
-              <w:spacing w:after="0" w:line="480" w:lineRule="auto"/>
+              <w:spacing w:after="0"/>
               <w:ind w:left="0"/>
               <w:jc w:val="center"/>
               <w:rPr>
@@ -6050,7 +6026,7 @@
           </w:tcPr>
           <w:p>
             <w:pPr>
-              <w:spacing w:after="0" w:line="480" w:lineRule="auto"/>
+              <w:spacing w:after="0"/>
               <w:ind w:left="0"/>
               <w:jc w:val="center"/>
               <w:rPr>
@@ -6085,7 +6061,7 @@
           </w:tcPr>
           <w:p>
             <w:pPr>
-              <w:spacing w:after="0" w:line="480" w:lineRule="auto"/>
+              <w:spacing w:after="0"/>
               <w:ind w:left="0"/>
               <w:jc w:val="center"/>
               <w:rPr>
@@ -6120,7 +6096,7 @@
           </w:tcPr>
           <w:p>
             <w:pPr>
-              <w:spacing w:after="0" w:line="480" w:lineRule="auto"/>
+              <w:spacing w:after="0"/>
               <w:ind w:left="0"/>
               <w:jc w:val="center"/>
               <w:rPr>
@@ -6155,7 +6131,7 @@
           </w:tcPr>
           <w:p>
             <w:pPr>
-              <w:spacing w:after="0" w:line="480" w:lineRule="auto"/>
+              <w:spacing w:after="0"/>
               <w:ind w:left="0"/>
               <w:jc w:val="center"/>
               <w:rPr>
@@ -6190,7 +6166,7 @@
           </w:tcPr>
           <w:p>
             <w:pPr>
-              <w:spacing w:after="0" w:line="480" w:lineRule="auto"/>
+              <w:spacing w:after="0"/>
               <w:ind w:left="0"/>
               <w:jc w:val="center"/>
               <w:rPr>
@@ -6225,7 +6201,7 @@
           </w:tcPr>
           <w:p>
             <w:pPr>
-              <w:spacing w:after="0" w:line="480" w:lineRule="auto"/>
+              <w:spacing w:after="0"/>
               <w:ind w:left="0"/>
               <w:jc w:val="center"/>
               <w:rPr>
@@ -6260,7 +6236,7 @@
           </w:tcPr>
           <w:p>
             <w:pPr>
-              <w:spacing w:after="0" w:line="480" w:lineRule="auto"/>
+              <w:spacing w:after="0"/>
               <w:ind w:left="0"/>
               <w:jc w:val="center"/>
               <w:rPr>
@@ -6295,7 +6271,7 @@
           </w:tcPr>
           <w:p>
             <w:pPr>
-              <w:spacing w:after="0" w:line="480" w:lineRule="auto"/>
+              <w:spacing w:after="0"/>
               <w:ind w:left="0"/>
               <w:jc w:val="center"/>
               <w:rPr>
@@ -6330,7 +6306,7 @@
           </w:tcPr>
           <w:p>
             <w:pPr>
-              <w:spacing w:after="0" w:line="480" w:lineRule="auto"/>
+              <w:spacing w:after="0"/>
               <w:ind w:left="0"/>
               <w:jc w:val="center"/>
               <w:rPr>
@@ -6365,7 +6341,7 @@
           </w:tcPr>
           <w:p>
             <w:pPr>
-              <w:spacing w:after="0" w:line="480" w:lineRule="auto"/>
+              <w:spacing w:after="0"/>
               <w:ind w:left="0"/>
               <w:jc w:val="center"/>
               <w:rPr>
@@ -6400,7 +6376,7 @@
           </w:tcPr>
           <w:p>
             <w:pPr>
-              <w:spacing w:after="0" w:line="480" w:lineRule="auto"/>
+              <w:spacing w:after="0"/>
               <w:ind w:left="0"/>
               <w:jc w:val="center"/>
               <w:rPr>
@@ -6449,7 +6425,7 @@
                 <w:right w:val="nil"/>
                 <w:between w:val="nil"/>
               </w:pBdr>
-              <w:spacing w:after="0" w:line="276" w:lineRule="auto"/>
+              <w:spacing w:after="0"/>
               <w:ind w:left="0"/>
               <w:jc w:val="left"/>
               <w:rPr>
@@ -6475,7 +6451,7 @@
           </w:tcPr>
           <w:p>
             <w:pPr>
-              <w:spacing w:after="0" w:line="480" w:lineRule="auto"/>
+              <w:spacing w:after="0"/>
               <w:ind w:left="0"/>
               <w:jc w:val="center"/>
               <w:rPr>
@@ -6510,7 +6486,7 @@
           </w:tcPr>
           <w:p>
             <w:pPr>
-              <w:spacing w:after="0" w:line="480" w:lineRule="auto"/>
+              <w:spacing w:after="0"/>
               <w:ind w:left="0"/>
               <w:jc w:val="center"/>
               <w:rPr>
@@ -6545,7 +6521,7 @@
           </w:tcPr>
           <w:p>
             <w:pPr>
-              <w:spacing w:after="0" w:line="480" w:lineRule="auto"/>
+              <w:spacing w:after="0"/>
               <w:ind w:left="0"/>
               <w:jc w:val="center"/>
               <w:rPr>
@@ -6580,7 +6556,7 @@
           </w:tcPr>
           <w:p>
             <w:pPr>
-              <w:spacing w:after="0" w:line="480" w:lineRule="auto"/>
+              <w:spacing w:after="0"/>
               <w:ind w:left="0"/>
               <w:jc w:val="center"/>
               <w:rPr>
@@ -6615,7 +6591,7 @@
           </w:tcPr>
           <w:p>
             <w:pPr>
-              <w:spacing w:after="0" w:line="480" w:lineRule="auto"/>
+              <w:spacing w:after="0"/>
               <w:ind w:left="0"/>
               <w:jc w:val="center"/>
               <w:rPr>
@@ -6650,7 +6626,7 @@
           </w:tcPr>
           <w:p>
             <w:pPr>
-              <w:spacing w:after="0" w:line="480" w:lineRule="auto"/>
+              <w:spacing w:after="0"/>
               <w:ind w:left="0"/>
               <w:jc w:val="center"/>
               <w:rPr>
@@ -6685,7 +6661,7 @@
           </w:tcPr>
           <w:p>
             <w:pPr>
-              <w:spacing w:after="0" w:line="480" w:lineRule="auto"/>
+              <w:spacing w:after="0"/>
               <w:ind w:left="0"/>
               <w:jc w:val="center"/>
               <w:rPr>
@@ -6720,7 +6696,7 @@
           </w:tcPr>
           <w:p>
             <w:pPr>
-              <w:spacing w:after="0" w:line="480" w:lineRule="auto"/>
+              <w:spacing w:after="0"/>
               <w:ind w:left="0"/>
               <w:jc w:val="center"/>
               <w:rPr>
@@ -6755,7 +6731,7 @@
           </w:tcPr>
           <w:p>
             <w:pPr>
-              <w:spacing w:after="0" w:line="480" w:lineRule="auto"/>
+              <w:spacing w:after="0"/>
               <w:ind w:left="0"/>
               <w:jc w:val="center"/>
               <w:rPr>
@@ -6790,7 +6766,7 @@
           </w:tcPr>
           <w:p>
             <w:pPr>
-              <w:spacing w:after="0" w:line="480" w:lineRule="auto"/>
+              <w:spacing w:after="0"/>
               <w:ind w:left="0"/>
               <w:jc w:val="center"/>
               <w:rPr>
@@ -6825,7 +6801,7 @@
           </w:tcPr>
           <w:p>
             <w:pPr>
-              <w:spacing w:after="0" w:line="480" w:lineRule="auto"/>
+              <w:spacing w:after="0"/>
               <w:ind w:left="0"/>
               <w:jc w:val="center"/>
               <w:rPr>
@@ -6860,7 +6836,7 @@
           </w:tcPr>
           <w:p>
             <w:pPr>
-              <w:spacing w:after="0" w:line="480" w:lineRule="auto"/>
+              <w:spacing w:after="0"/>
               <w:ind w:left="0"/>
               <w:jc w:val="center"/>
               <w:rPr>
@@ -6895,7 +6871,7 @@
           </w:tcPr>
           <w:p>
             <w:pPr>
-              <w:spacing w:after="0" w:line="480" w:lineRule="auto"/>
+              <w:spacing w:after="0"/>
               <w:ind w:left="0"/>
               <w:jc w:val="center"/>
               <w:rPr>
@@ -6930,7 +6906,7 @@
           </w:tcPr>
           <w:p>
             <w:pPr>
-              <w:spacing w:after="0" w:line="480" w:lineRule="auto"/>
+              <w:spacing w:after="0"/>
               <w:ind w:left="0"/>
               <w:jc w:val="center"/>
               <w:rPr>
@@ -6965,7 +6941,7 @@
           </w:tcPr>
           <w:p>
             <w:pPr>
-              <w:spacing w:after="0" w:line="480" w:lineRule="auto"/>
+              <w:spacing w:after="0"/>
               <w:ind w:left="0"/>
               <w:jc w:val="center"/>
               <w:rPr>
@@ -7000,7 +6976,7 @@
           </w:tcPr>
           <w:p>
             <w:pPr>
-              <w:spacing w:after="0" w:line="480" w:lineRule="auto"/>
+              <w:spacing w:after="0"/>
               <w:ind w:left="0"/>
               <w:jc w:val="center"/>
               <w:rPr>
@@ -7035,7 +7011,7 @@
           </w:tcPr>
           <w:p>
             <w:pPr>
-              <w:spacing w:after="0" w:line="480" w:lineRule="auto"/>
+              <w:spacing w:after="0"/>
               <w:ind w:left="0"/>
               <w:jc w:val="center"/>
               <w:rPr>
@@ -7084,7 +7060,7 @@
                 <w:right w:val="nil"/>
                 <w:between w:val="nil"/>
               </w:pBdr>
-              <w:spacing w:after="0" w:line="276" w:lineRule="auto"/>
+              <w:spacing w:after="0"/>
               <w:ind w:left="0"/>
               <w:jc w:val="left"/>
               <w:rPr>
@@ -7110,7 +7086,7 @@
           </w:tcPr>
           <w:p>
             <w:pPr>
-              <w:spacing w:after="0" w:line="480" w:lineRule="auto"/>
+              <w:spacing w:after="0"/>
               <w:ind w:left="0"/>
               <w:jc w:val="center"/>
               <w:rPr>
@@ -7145,7 +7121,7 @@
           </w:tcPr>
           <w:p>
             <w:pPr>
-              <w:spacing w:after="0" w:line="480" w:lineRule="auto"/>
+              <w:spacing w:after="0"/>
               <w:ind w:left="0"/>
               <w:jc w:val="center"/>
               <w:rPr>
@@ -7180,7 +7156,7 @@
           </w:tcPr>
           <w:p>
             <w:pPr>
-              <w:spacing w:after="0" w:line="480" w:lineRule="auto"/>
+              <w:spacing w:after="0"/>
               <w:ind w:left="0"/>
               <w:jc w:val="center"/>
               <w:rPr>
@@ -7215,7 +7191,7 @@
           </w:tcPr>
           <w:p>
             <w:pPr>
-              <w:spacing w:after="0" w:line="480" w:lineRule="auto"/>
+              <w:spacing w:after="0"/>
               <w:ind w:left="0"/>
               <w:jc w:val="center"/>
               <w:rPr>
@@ -7250,7 +7226,7 @@
           </w:tcPr>
           <w:p>
             <w:pPr>
-              <w:spacing w:after="0" w:line="480" w:lineRule="auto"/>
+              <w:spacing w:after="0"/>
               <w:ind w:left="0"/>
               <w:jc w:val="center"/>
               <w:rPr>
@@ -7285,7 +7261,7 @@
           </w:tcPr>
           <w:p>
             <w:pPr>
-              <w:spacing w:after="0" w:line="480" w:lineRule="auto"/>
+              <w:spacing w:after="0"/>
               <w:ind w:left="0"/>
               <w:jc w:val="center"/>
               <w:rPr>
@@ -7320,7 +7296,7 @@
           </w:tcPr>
           <w:p>
             <w:pPr>
-              <w:spacing w:after="0" w:line="480" w:lineRule="auto"/>
+              <w:spacing w:after="0"/>
               <w:ind w:left="0"/>
               <w:jc w:val="center"/>
               <w:rPr>
@@ -7355,7 +7331,7 @@
           </w:tcPr>
           <w:p>
             <w:pPr>
-              <w:spacing w:after="0" w:line="480" w:lineRule="auto"/>
+              <w:spacing w:after="0"/>
               <w:ind w:left="0"/>
               <w:jc w:val="center"/>
               <w:rPr>
@@ -7390,7 +7366,7 @@
           </w:tcPr>
           <w:p>
             <w:pPr>
-              <w:spacing w:after="0" w:line="480" w:lineRule="auto"/>
+              <w:spacing w:after="0"/>
               <w:ind w:left="0"/>
               <w:jc w:val="center"/>
               <w:rPr>
@@ -7425,7 +7401,7 @@
           </w:tcPr>
           <w:p>
             <w:pPr>
-              <w:spacing w:after="0" w:line="480" w:lineRule="auto"/>
+              <w:spacing w:after="0"/>
               <w:ind w:left="0"/>
               <w:jc w:val="center"/>
               <w:rPr>
@@ -7460,7 +7436,7 @@
           </w:tcPr>
           <w:p>
             <w:pPr>
-              <w:spacing w:after="0" w:line="480" w:lineRule="auto"/>
+              <w:spacing w:after="0"/>
               <w:ind w:left="0"/>
               <w:jc w:val="center"/>
               <w:rPr>
@@ -7495,7 +7471,7 @@
           </w:tcPr>
           <w:p>
             <w:pPr>
-              <w:spacing w:after="0" w:line="480" w:lineRule="auto"/>
+              <w:spacing w:after="0"/>
               <w:ind w:left="0"/>
               <w:jc w:val="center"/>
               <w:rPr>
@@ -7530,7 +7506,7 @@
           </w:tcPr>
           <w:p>
             <w:pPr>
-              <w:spacing w:after="0" w:line="480" w:lineRule="auto"/>
+              <w:spacing w:after="0"/>
               <w:ind w:left="0"/>
               <w:jc w:val="center"/>
               <w:rPr>
@@ -7565,7 +7541,7 @@
           </w:tcPr>
           <w:p>
             <w:pPr>
-              <w:spacing w:after="0" w:line="480" w:lineRule="auto"/>
+              <w:spacing w:after="0"/>
               <w:ind w:left="0"/>
               <w:jc w:val="center"/>
               <w:rPr>
@@ -7600,7 +7576,7 @@
           </w:tcPr>
           <w:p>
             <w:pPr>
-              <w:spacing w:after="0" w:line="480" w:lineRule="auto"/>
+              <w:spacing w:after="0"/>
               <w:ind w:left="0"/>
               <w:jc w:val="center"/>
               <w:rPr>
@@ -7635,7 +7611,7 @@
           </w:tcPr>
           <w:p>
             <w:pPr>
-              <w:spacing w:after="0" w:line="480" w:lineRule="auto"/>
+              <w:spacing w:after="0"/>
               <w:ind w:left="0"/>
               <w:jc w:val="center"/>
               <w:rPr>
@@ -7670,7 +7646,7 @@
           </w:tcPr>
           <w:p>
             <w:pPr>
-              <w:spacing w:after="0" w:line="480" w:lineRule="auto"/>
+              <w:spacing w:after="0"/>
               <w:ind w:left="0"/>
               <w:jc w:val="center"/>
               <w:rPr>
@@ -7695,7 +7671,6 @@
     </w:tbl>
     <w:p>
       <w:pPr>
-        <w:spacing w:line="480" w:lineRule="auto"/>
         <w:ind w:left="0"/>
         <w:rPr>
           <w:rFonts w:ascii="Times New Roman" w:eastAsia="Times New Roman" w:hAnsi="Times New Roman" w:cs="Times New Roman"/>
@@ -7733,6 +7708,7 @@
           </w:tcPr>
           <w:p>
             <w:pPr>
+              <w:spacing w:line="360" w:lineRule="auto"/>
               <w:ind w:left="0"/>
               <w:rPr>
                 <w:rFonts w:ascii="Times New Roman" w:eastAsia="Times New Roman" w:hAnsi="Times New Roman" w:cs="Times New Roman"/>
@@ -7758,6 +7734,7 @@
           </w:tcPr>
           <w:p>
             <w:pPr>
+              <w:spacing w:line="360" w:lineRule="auto"/>
               <w:ind w:left="0"/>
               <w:rPr>
                 <w:rFonts w:ascii="Times New Roman" w:eastAsia="Times New Roman" w:hAnsi="Times New Roman" w:cs="Times New Roman"/>
@@ -7786,7 +7763,7 @@
           </w:tcPr>
           <w:p>
             <w:pPr>
-              <w:spacing w:line="480" w:lineRule="auto"/>
+              <w:spacing w:line="360" w:lineRule="auto"/>
               <w:ind w:left="0"/>
               <w:rPr>
                 <w:rFonts w:ascii="Times New Roman" w:eastAsia="Times New Roman" w:hAnsi="Times New Roman" w:cs="Times New Roman"/>
@@ -7804,6 +7781,7 @@
           </w:tcPr>
           <w:p>
             <w:pPr>
+              <w:spacing w:line="360" w:lineRule="auto"/>
               <w:ind w:left="0"/>
               <w:rPr>
                 <w:rFonts w:ascii="Times New Roman" w:eastAsia="Times New Roman" w:hAnsi="Times New Roman" w:cs="Times New Roman"/>
@@ -7825,7 +7803,6 @@
     </w:tbl>
     <w:p>
       <w:pPr>
-        <w:spacing w:line="480" w:lineRule="auto"/>
         <w:ind w:left="0"/>
         <w:rPr>
           <w:rFonts w:ascii="Times New Roman" w:eastAsia="Times New Roman" w:hAnsi="Times New Roman" w:cs="Times New Roman"/>
@@ -7842,14 +7819,32 @@
           <w:b/>
           <w:bCs/>
         </w:rPr>
+        <w:sectPr>
+          <w:headerReference w:type="default" r:id="rId13"/>
+          <w:footerReference w:type="first" r:id="rId14"/>
+          <w:pgSz w:w="11906" w:h="16838"/>
+          <w:pgMar w:top="1701" w:right="1701" w:bottom="1701" w:left="2268" w:header="720" w:footer="720" w:gutter="0"/>
+          <w:cols w:space="720"/>
+          <w:titlePg/>
+        </w:sectPr>
       </w:pPr>
       <w:bookmarkStart w:id="3" w:name="_dxzqqi3g01db" w:colFirst="0" w:colLast="0"/>
       <w:bookmarkEnd w:id="3"/>
-      <w:r>
+    </w:p>
+    <w:p>
+      <w:pPr>
+        <w:pStyle w:val="Heading1"/>
+        <w:ind w:firstLine="284"/>
         <w:rPr>
           <w:b/>
           <w:bCs/>
         </w:rPr>
+      </w:pPr>
+      <w:r>
+        <w:rPr>
+          <w:b/>
+          <w:bCs/>
+        </w:rPr>
         <w:lastRenderedPageBreak/>
         <w:t>SURAT KETERANGAN</w:t>
       </w:r>
@@ -7865,7 +7860,6 @@
     </w:p>
     <w:p>
       <w:pPr>
-        <w:spacing w:line="276" w:lineRule="auto"/>
         <w:ind w:firstLine="284"/>
         <w:rPr>
           <w:rFonts w:ascii="Times New Roman" w:eastAsia="Times New Roman" w:hAnsi="Times New Roman" w:cs="Times New Roman"/>
@@ -8016,7 +8010,6 @@
     </w:p>
     <w:p>
       <w:pPr>
-        <w:spacing w:line="276" w:lineRule="auto"/>
         <w:ind w:firstLine="284"/>
         <w:rPr>
           <w:rFonts w:ascii="Times New Roman" w:eastAsia="Times New Roman" w:hAnsi="Times New Roman" w:cs="Times New Roman"/>
@@ -8061,7 +8054,6 @@
     </w:p>
     <w:p>
       <w:pPr>
-        <w:spacing w:line="276" w:lineRule="auto"/>
         <w:ind w:firstLine="284"/>
         <w:rPr>
           <w:rFonts w:ascii="Times New Roman" w:eastAsia="Times New Roman" w:hAnsi="Times New Roman" w:cs="Times New Roman"/>
@@ -8080,7 +8072,6 @@
     </w:p>
     <w:p>
       <w:pPr>
-        <w:spacing w:line="276" w:lineRule="auto"/>
         <w:ind w:firstLine="284"/>
         <w:rPr>
           <w:rFonts w:ascii="Times New Roman" w:eastAsia="Times New Roman" w:hAnsi="Times New Roman" w:cs="Times New Roman"/>
@@ -8199,7 +8190,7 @@
           </w:tcPr>
           <w:p>
             <w:pPr>
-              <w:spacing w:after="0" w:line="480" w:lineRule="auto"/>
+              <w:spacing w:after="0"/>
               <w:ind w:left="0"/>
               <w:rPr>
                 <w:rFonts w:ascii="Times New Roman" w:eastAsia="Times New Roman" w:hAnsi="Times New Roman" w:cs="Times New Roman"/>
@@ -8210,7 +8201,7 @@
           </w:p>
           <w:p>
             <w:pPr>
-              <w:spacing w:after="0" w:line="480" w:lineRule="auto"/>
+              <w:spacing w:after="0"/>
               <w:ind w:left="0"/>
               <w:rPr>
                 <w:rFonts w:ascii="Times New Roman" w:eastAsia="Times New Roman" w:hAnsi="Times New Roman" w:cs="Times New Roman"/>
@@ -8221,7 +8212,7 @@
           </w:p>
           <w:p>
             <w:pPr>
-              <w:spacing w:after="0" w:line="480" w:lineRule="auto"/>
+              <w:spacing w:after="0"/>
               <w:ind w:firstLine="284"/>
               <w:jc w:val="center"/>
               <w:rPr>
@@ -8244,7 +8235,6 @@
     </w:tbl>
     <w:p>
       <w:pPr>
-        <w:spacing w:line="480" w:lineRule="auto"/>
         <w:ind w:firstLine="284"/>
         <w:rPr>
           <w:rFonts w:ascii="Times New Roman" w:eastAsia="Times New Roman" w:hAnsi="Times New Roman" w:cs="Times New Roman"/>
@@ -8291,7 +8281,7 @@
           </w:tcPr>
           <w:p>
             <w:pPr>
-              <w:spacing w:after="0" w:line="480" w:lineRule="auto"/>
+              <w:spacing w:after="0"/>
               <w:ind w:firstLine="284"/>
               <w:jc w:val="center"/>
               <w:rPr>
@@ -8321,7 +8311,7 @@
           </w:tcPr>
           <w:p>
             <w:pPr>
-              <w:spacing w:after="0" w:line="480" w:lineRule="auto"/>
+              <w:spacing w:after="0"/>
               <w:ind w:firstLine="284"/>
               <w:jc w:val="center"/>
               <w:rPr>
@@ -8351,7 +8341,7 @@
           </w:tcPr>
           <w:p>
             <w:pPr>
-              <w:spacing w:after="0" w:line="480" w:lineRule="auto"/>
+              <w:spacing w:after="0"/>
               <w:ind w:firstLine="284"/>
               <w:jc w:val="center"/>
               <w:rPr>
@@ -8384,7 +8374,7 @@
           </w:tcPr>
           <w:p>
             <w:pPr>
-              <w:spacing w:after="0" w:line="480" w:lineRule="auto"/>
+              <w:spacing w:after="0"/>
               <w:ind w:firstLine="284"/>
               <w:jc w:val="center"/>
               <w:rPr>
@@ -8419,7 +8409,7 @@
           </w:tcPr>
           <w:p>
             <w:pPr>
-              <w:spacing w:after="0" w:line="480" w:lineRule="auto"/>
+              <w:spacing w:after="0"/>
               <w:ind w:firstLine="284"/>
               <w:rPr>
                 <w:rFonts w:ascii="Times New Roman" w:eastAsia="Times New Roman" w:hAnsi="Times New Roman" w:cs="Times New Roman"/>
@@ -8438,7 +8428,7 @@
           </w:p>
           <w:p>
             <w:pPr>
-              <w:spacing w:after="0" w:line="480" w:lineRule="auto"/>
+              <w:spacing w:after="0"/>
               <w:ind w:firstLine="284"/>
               <w:rPr>
                 <w:rFonts w:ascii="Times New Roman" w:eastAsia="Times New Roman" w:hAnsi="Times New Roman" w:cs="Times New Roman"/>
@@ -8455,7 +8445,7 @@
           </w:tcPr>
           <w:p>
             <w:pPr>
-              <w:spacing w:after="0" w:line="480" w:lineRule="auto"/>
+              <w:spacing w:after="0"/>
               <w:ind w:firstLine="284"/>
               <w:rPr>
                 <w:rFonts w:ascii="Times New Roman" w:eastAsia="Times New Roman" w:hAnsi="Times New Roman" w:cs="Times New Roman"/>
@@ -8472,7 +8462,7 @@
           </w:tcPr>
           <w:p>
             <w:pPr>
-              <w:spacing w:after="0" w:line="480" w:lineRule="auto"/>
+              <w:spacing w:after="0"/>
               <w:ind w:firstLine="284"/>
               <w:rPr>
                 <w:rFonts w:ascii="Times New Roman" w:eastAsia="Times New Roman" w:hAnsi="Times New Roman" w:cs="Times New Roman"/>
@@ -8490,7 +8480,7 @@
           </w:tcPr>
           <w:p>
             <w:pPr>
-              <w:spacing w:after="0" w:line="480" w:lineRule="auto"/>
+              <w:spacing w:after="0"/>
               <w:ind w:firstLine="284"/>
               <w:rPr>
                 <w:rFonts w:ascii="Times New Roman" w:eastAsia="Times New Roman" w:hAnsi="Times New Roman" w:cs="Times New Roman"/>
@@ -8509,7 +8499,7 @@
           </w:p>
           <w:p>
             <w:pPr>
-              <w:spacing w:after="0" w:line="480" w:lineRule="auto"/>
+              <w:spacing w:after="0"/>
               <w:ind w:firstLine="284"/>
               <w:rPr>
                 <w:rFonts w:ascii="Times New Roman" w:eastAsia="Times New Roman" w:hAnsi="Times New Roman" w:cs="Times New Roman"/>
@@ -8528,7 +8518,7 @@
           </w:p>
           <w:p>
             <w:pPr>
-              <w:spacing w:after="0" w:line="480" w:lineRule="auto"/>
+              <w:spacing w:after="0"/>
               <w:ind w:firstLine="284"/>
               <w:rPr>
                 <w:rFonts w:ascii="Times New Roman" w:eastAsia="Times New Roman" w:hAnsi="Times New Roman" w:cs="Times New Roman"/>
@@ -8561,7 +8551,7 @@
           </w:tcPr>
           <w:p>
             <w:pPr>
-              <w:spacing w:after="0" w:line="480" w:lineRule="auto"/>
+              <w:spacing w:after="0"/>
               <w:ind w:firstLine="284"/>
               <w:rPr>
                 <w:rFonts w:ascii="Times New Roman" w:eastAsia="Times New Roman" w:hAnsi="Times New Roman" w:cs="Times New Roman"/>
@@ -8580,7 +8570,7 @@
           </w:p>
           <w:p>
             <w:pPr>
-              <w:spacing w:after="0" w:line="480" w:lineRule="auto"/>
+              <w:spacing w:after="0"/>
               <w:ind w:firstLine="284"/>
               <w:rPr>
                 <w:rFonts w:ascii="Times New Roman" w:eastAsia="Times New Roman" w:hAnsi="Times New Roman" w:cs="Times New Roman"/>
@@ -8600,7 +8590,7 @@
           </w:tcPr>
           <w:p>
             <w:pPr>
-              <w:spacing w:after="0" w:line="480" w:lineRule="auto"/>
+              <w:spacing w:after="0"/>
               <w:ind w:firstLine="284"/>
               <w:rPr>
                 <w:rFonts w:ascii="Times New Roman" w:eastAsia="Times New Roman" w:hAnsi="Times New Roman" w:cs="Times New Roman"/>
@@ -8620,7 +8610,7 @@
           </w:tcPr>
           <w:p>
             <w:pPr>
-              <w:spacing w:after="0" w:line="480" w:lineRule="auto"/>
+              <w:spacing w:after="0"/>
               <w:ind w:firstLine="284"/>
               <w:rPr>
                 <w:rFonts w:ascii="Times New Roman" w:eastAsia="Times New Roman" w:hAnsi="Times New Roman" w:cs="Times New Roman"/>
@@ -8646,7 +8636,7 @@
                 <w:right w:val="nil"/>
                 <w:between w:val="nil"/>
               </w:pBdr>
-              <w:spacing w:after="0" w:line="276" w:lineRule="auto"/>
+              <w:spacing w:after="0"/>
               <w:ind w:left="0"/>
               <w:jc w:val="left"/>
               <w:rPr>
@@ -8661,7 +8651,7 @@
     </w:tbl>
     <w:p>
       <w:pPr>
-        <w:spacing w:after="0" w:line="480" w:lineRule="auto"/>
+        <w:spacing w:after="0"/>
         <w:ind w:firstLine="284"/>
         <w:rPr>
           <w:rFonts w:ascii="Times New Roman" w:eastAsia="Times New Roman" w:hAnsi="Times New Roman" w:cs="Times New Roman"/>
@@ -8672,8 +8662,6 @@
           <w:szCs w:val="28"/>
         </w:rPr>
         <w:sectPr>
-          <w:headerReference w:type="default" r:id="rId13"/>
-          <w:footerReference w:type="first" r:id="rId14"/>
           <w:pgSz w:w="11906" w:h="16838"/>
           <w:pgMar w:top="1701" w:right="1701" w:bottom="1701" w:left="2268" w:header="720" w:footer="720" w:gutter="0"/>
           <w:cols w:space="720"/>
@@ -8686,7 +8674,7 @@
     </w:p>
     <w:p>
       <w:pPr>
-        <w:spacing w:after="0" w:line="480" w:lineRule="auto"/>
+        <w:spacing w:after="0"/>
         <w:ind w:left="0"/>
         <w:jc w:val="center"/>
         <w:rPr>
@@ -8713,7 +8701,7 @@
     </w:p>
     <w:p>
       <w:pPr>
-        <w:spacing w:after="0" w:line="480" w:lineRule="auto"/>
+        <w:spacing w:after="0"/>
         <w:ind w:left="0"/>
         <w:jc w:val="center"/>
         <w:rPr>
@@ -8734,76 +8722,10 @@
         </w:rPr>
         <w:t xml:space="preserve"> UNTUK KEPENTINGAN AKADEMIS</w:t>
       </w:r>
-      <w:r>
-        <w:rPr>
-          <w:noProof/>
-          <w:lang w:val="id-ID"/>
-        </w:rPr>
-        <mc:AlternateContent>
-          <mc:Choice Requires="wps">
-            <w:drawing>
-              <wp:anchor distT="0" distB="0" distL="114300" distR="114300" simplePos="0" relativeHeight="251660288" behindDoc="0" locked="0" layoutInCell="1" hidden="0" allowOverlap="1">
-                <wp:simplePos x="0" y="0"/>
-                <wp:positionH relativeFrom="column">
-                  <wp:posOffset>76202</wp:posOffset>
-                </wp:positionH>
-                <wp:positionV relativeFrom="paragraph">
-                  <wp:posOffset>-19049</wp:posOffset>
-                </wp:positionV>
-                <wp:extent cx="76200" cy="50800"/>
-                <wp:effectExtent l="0" t="0" r="0" b="0"/>
-                <wp:wrapNone/>
-                <wp:docPr id="13" name="Straight Arrow Connector 13"/>
-                <wp:cNvGraphicFramePr/>
-                <a:graphic xmlns:a="http://schemas.openxmlformats.org/drawingml/2006/main">
-                  <a:graphicData uri="http://schemas.microsoft.com/office/word/2010/wordprocessingShape">
-                    <wps:wsp>
-                      <wps:cNvCnPr/>
-                      <wps:spPr>
-                        <a:xfrm>
-                          <a:off x="2547555" y="3780000"/>
-                          <a:ext cx="5596890" cy="0"/>
-                        </a:xfrm>
-                        <a:prstGeom prst="straightConnector1">
-                          <a:avLst/>
-                        </a:prstGeom>
-                        <a:solidFill>
-                          <a:srgbClr val="FFFFFF"/>
-                        </a:solidFill>
-                        <a:ln w="38100" cap="flat" cmpd="sng">
-                          <a:solidFill>
-                            <a:srgbClr val="000000"/>
-                          </a:solidFill>
-                          <a:prstDash val="solid"/>
-                          <a:round/>
-                          <a:headEnd type="none" w="sm" len="sm"/>
-                          <a:tailEnd type="none" w="sm" len="sm"/>
-                        </a:ln>
-                      </wps:spPr>
-                      <wps:bodyPr/>
-                    </wps:wsp>
-                  </a:graphicData>
-                </a:graphic>
-              </wp:anchor>
-            </w:drawing>
-          </mc:Choice>
-          <mc:Fallback>
-            <w:pict>
-              <v:shapetype id="_x0000_t32" coordsize="21600,21600" o:spt="32" o:oned="t" path="m,l21600,21600e" filled="f">
-                <v:path arrowok="t" fillok="f" o:connecttype="none"/>
-                <o:lock v:ext="edit" shapetype="t"/>
-              </v:shapetype>
-              <v:shape id="Straight Arrow Connector 13" o:spid="_x0000_s1026" type="#_x0000_t32" style="position:absolute;margin-left:6pt;margin-top:-1.5pt;width:6pt;height:4pt;z-index:251660288;visibility:visible;mso-wrap-style:square;mso-wrap-distance-left:9pt;mso-wrap-distance-top:0;mso-wrap-distance-right:9pt;mso-wrap-distance-bottom:0;mso-position-horizontal:absolute;mso-position-horizontal-relative:text;mso-position-vertical:absolute;mso-position-vertical-relative:text" o:gfxdata="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" filled="t" strokeweight="3pt">
-                <v:stroke startarrowwidth="narrow" startarrowlength="short" endarrowwidth="narrow" endarrowlength="short"/>
-              </v:shape>
-            </w:pict>
-          </mc:Fallback>
-        </mc:AlternateContent>
-      </w:r>
-    </w:p>
-    <w:p>
-      <w:pPr>
-        <w:spacing w:after="0" w:line="480" w:lineRule="auto"/>
+    </w:p>
+    <w:p>
+      <w:pPr>
+        <w:spacing w:after="0"/>
         <w:ind w:firstLine="284"/>
         <w:rPr>
           <w:rFonts w:ascii="Times New Roman" w:eastAsia="Times New Roman" w:hAnsi="Times New Roman" w:cs="Times New Roman"/>
@@ -8815,7 +8737,7 @@
     </w:p>
     <w:p>
       <w:pPr>
-        <w:spacing w:after="0" w:line="276" w:lineRule="auto"/>
+        <w:spacing w:after="0"/>
         <w:ind w:left="0"/>
         <w:rPr>
           <w:rFonts w:ascii="Times New Roman" w:eastAsia="Times New Roman" w:hAnsi="Times New Roman" w:cs="Times New Roman"/>
@@ -8840,7 +8762,7 @@
           <w:tab w:val="left" w:pos="2268"/>
           <w:tab w:val="left" w:pos="2520"/>
         </w:tabs>
-        <w:spacing w:before="240" w:after="0" w:line="276" w:lineRule="auto"/>
+        <w:spacing w:before="240" w:after="0"/>
         <w:ind w:left="0"/>
         <w:rPr>
           <w:rFonts w:ascii="Times New Roman" w:eastAsia="Times New Roman" w:hAnsi="Times New Roman" w:cs="Times New Roman"/>
@@ -8892,7 +8814,7 @@
           <w:tab w:val="left" w:pos="2268"/>
           <w:tab w:val="left" w:pos="2520"/>
         </w:tabs>
-        <w:spacing w:after="0" w:line="276" w:lineRule="auto"/>
+        <w:spacing w:after="0"/>
         <w:ind w:left="0"/>
         <w:rPr>
           <w:rFonts w:ascii="Times New Roman" w:eastAsia="Times New Roman" w:hAnsi="Times New Roman" w:cs="Times New Roman"/>
@@ -8944,7 +8866,7 @@
           <w:tab w:val="left" w:pos="2268"/>
           <w:tab w:val="left" w:pos="2520"/>
         </w:tabs>
-        <w:spacing w:after="0" w:line="276" w:lineRule="auto"/>
+        <w:spacing w:after="0"/>
         <w:ind w:left="0"/>
         <w:rPr>
           <w:rFonts w:ascii="Times New Roman" w:eastAsia="Times New Roman" w:hAnsi="Times New Roman" w:cs="Times New Roman"/>
@@ -8996,7 +8918,7 @@
           <w:tab w:val="left" w:pos="2268"/>
           <w:tab w:val="left" w:pos="2520"/>
         </w:tabs>
-        <w:spacing w:after="0" w:line="276" w:lineRule="auto"/>
+        <w:spacing w:after="0"/>
         <w:ind w:left="0"/>
         <w:rPr>
           <w:rFonts w:ascii="Times New Roman" w:eastAsia="Times New Roman" w:hAnsi="Times New Roman" w:cs="Times New Roman"/>
@@ -9048,7 +8970,7 @@
           <w:tab w:val="left" w:pos="2268"/>
           <w:tab w:val="left" w:pos="2520"/>
         </w:tabs>
-        <w:spacing w:after="0" w:line="276" w:lineRule="auto"/>
+        <w:spacing w:after="0"/>
         <w:ind w:left="0"/>
         <w:rPr>
           <w:rFonts w:ascii="Times New Roman" w:eastAsia="Times New Roman" w:hAnsi="Times New Roman" w:cs="Times New Roman"/>
@@ -9100,7 +9022,7 @@
           <w:tab w:val="left" w:pos="2268"/>
           <w:tab w:val="left" w:pos="2520"/>
         </w:tabs>
-        <w:spacing w:after="0" w:line="276" w:lineRule="auto"/>
+        <w:spacing w:after="0"/>
         <w:ind w:left="0"/>
         <w:rPr>
           <w:rFonts w:ascii="Times New Roman" w:eastAsia="Times New Roman" w:hAnsi="Times New Roman" w:cs="Times New Roman"/>
@@ -9141,7 +9063,7 @@
     </w:p>
     <w:p>
       <w:pPr>
-        <w:spacing w:before="240" w:after="0" w:line="276" w:lineRule="auto"/>
+        <w:spacing w:before="240" w:after="0"/>
         <w:ind w:left="0"/>
         <w:rPr>
           <w:rFonts w:ascii="Times New Roman" w:eastAsia="Times New Roman" w:hAnsi="Times New Roman" w:cs="Times New Roman"/>
@@ -9202,7 +9124,7 @@
     </w:p>
     <w:p>
       <w:pPr>
-        <w:spacing w:before="240" w:after="0" w:line="276" w:lineRule="auto"/>
+        <w:spacing w:before="240" w:after="0"/>
         <w:ind w:left="0"/>
         <w:rPr>
           <w:rFonts w:ascii="Times New Roman" w:eastAsia="Times New Roman" w:hAnsi="Times New Roman" w:cs="Times New Roman"/>
@@ -9230,13 +9152,14 @@
     </w:p>
     <w:p>
       <w:pPr>
-        <w:spacing w:before="240" w:after="0" w:line="276" w:lineRule="auto"/>
+        <w:spacing w:before="240" w:after="0"/>
         <w:ind w:left="0"/>
         <w:rPr>
           <w:rFonts w:ascii="Times New Roman" w:eastAsia="Times New Roman" w:hAnsi="Times New Roman" w:cs="Times New Roman"/>
           <w:color w:val="000000"/>
           <w:sz w:val="24"/>
           <w:szCs w:val="24"/>
+          <w:lang w:val="id-ID"/>
         </w:rPr>
       </w:pPr>
       <w:r>
@@ -9269,60 +9192,25 @@
     </w:p>
     <w:p>
       <w:pPr>
-        <w:spacing w:before="240" w:after="0" w:line="240" w:lineRule="auto"/>
+        <w:spacing w:after="0"/>
         <w:ind w:left="0"/>
         <w:rPr>
           <w:rFonts w:ascii="Times New Roman" w:eastAsia="Times New Roman" w:hAnsi="Times New Roman" w:cs="Times New Roman"/>
           <w:color w:val="000000"/>
-          <w:sz w:val="2"/>
-          <w:szCs w:val="2"/>
-        </w:rPr>
-      </w:pPr>
-    </w:p>
-    <w:p>
-      <w:pPr>
-        <w:spacing w:after="0" w:line="240" w:lineRule="auto"/>
-        <w:ind w:left="0"/>
+          <w:sz w:val="24"/>
+          <w:szCs w:val="24"/>
+          <w:lang w:val="id-ID"/>
+        </w:rPr>
+      </w:pPr>
+      <w:r>
         <w:rPr>
           <w:rFonts w:ascii="Times New Roman" w:eastAsia="Times New Roman" w:hAnsi="Times New Roman" w:cs="Times New Roman"/>
           <w:color w:val="000000"/>
           <w:sz w:val="24"/>
           <w:szCs w:val="24"/>
         </w:rPr>
-      </w:pPr>
-      <w:r>
-        <w:rPr>
-          <w:rFonts w:ascii="Times New Roman" w:eastAsia="Times New Roman" w:hAnsi="Times New Roman" w:cs="Times New Roman"/>
-          <w:color w:val="000000"/>
-          <w:sz w:val="24"/>
-          <w:szCs w:val="24"/>
-        </w:rPr>
         <w:t>Demikian pernyataan ini saya buat dengan sebenarnya.</w:t>
       </w:r>
-    </w:p>
-    <w:p>
-      <w:pPr>
-        <w:spacing w:after="0" w:line="276" w:lineRule="auto"/>
-        <w:ind w:firstLine="284"/>
-        <w:rPr>
-          <w:rFonts w:ascii="Times New Roman" w:eastAsia="Times New Roman" w:hAnsi="Times New Roman" w:cs="Times New Roman"/>
-          <w:color w:val="000000"/>
-          <w:sz w:val="24"/>
-          <w:szCs w:val="24"/>
-        </w:rPr>
-      </w:pPr>
-    </w:p>
-    <w:p>
-      <w:pPr>
-        <w:spacing w:after="0" w:line="276" w:lineRule="auto"/>
-        <w:ind w:firstLine="284"/>
-        <w:rPr>
-          <w:rFonts w:ascii="Times New Roman" w:eastAsia="Times New Roman" w:hAnsi="Times New Roman" w:cs="Times New Roman"/>
-          <w:color w:val="000000"/>
-          <w:sz w:val="24"/>
-          <w:szCs w:val="24"/>
-        </w:rPr>
-      </w:pPr>
     </w:p>
     <w:p>
       <w:pPr>
@@ -9331,7 +9219,7 @@
           <w:tab w:val="left" w:pos="5245"/>
           <w:tab w:val="left" w:pos="5387"/>
         </w:tabs>
-        <w:spacing w:after="0" w:line="276" w:lineRule="auto"/>
+        <w:spacing w:after="0"/>
         <w:ind w:firstLine="284"/>
         <w:rPr>
           <w:rFonts w:ascii="Times New Roman" w:eastAsia="Times New Roman" w:hAnsi="Times New Roman" w:cs="Times New Roman"/>
@@ -9378,7 +9266,7 @@
           <w:tab w:val="left" w:pos="5245"/>
           <w:tab w:val="left" w:pos="5387"/>
         </w:tabs>
-        <w:spacing w:after="0" w:line="276" w:lineRule="auto"/>
+        <w:spacing w:after="0"/>
         <w:ind w:firstLine="284"/>
         <w:rPr>
           <w:rFonts w:ascii="Times New Roman" w:eastAsia="Times New Roman" w:hAnsi="Times New Roman" w:cs="Times New Roman"/>
@@ -9416,13 +9304,14 @@
           <w:tab w:val="left" w:pos="5387"/>
           <w:tab w:val="center" w:pos="5812"/>
         </w:tabs>
-        <w:spacing w:before="240" w:after="0" w:line="276" w:lineRule="auto"/>
+        <w:spacing w:before="240" w:after="0"/>
         <w:ind w:firstLine="284"/>
         <w:rPr>
           <w:rFonts w:ascii="Times New Roman" w:eastAsia="Times New Roman" w:hAnsi="Times New Roman" w:cs="Times New Roman"/>
           <w:color w:val="000000"/>
           <w:sz w:val="24"/>
           <w:szCs w:val="24"/>
+          <w:lang w:val="id-ID"/>
         </w:rPr>
       </w:pPr>
       <w:r>
@@ -9451,24 +9340,16 @@
           <w:tab w:val="left" w:pos="4253"/>
           <w:tab w:val="center" w:pos="6096"/>
         </w:tabs>
-        <w:spacing w:after="0" w:line="276" w:lineRule="auto"/>
-        <w:ind w:firstLine="284"/>
+        <w:spacing w:after="0"/>
+        <w:ind w:left="0"/>
         <w:rPr>
           <w:rFonts w:ascii="Times New Roman" w:eastAsia="Times New Roman" w:hAnsi="Times New Roman" w:cs="Times New Roman"/>
           <w:color w:val="000000"/>
           <w:sz w:val="24"/>
           <w:szCs w:val="24"/>
-        </w:rPr>
-      </w:pPr>
-      <w:r>
-        <w:rPr>
-          <w:rFonts w:ascii="Times New Roman" w:eastAsia="Times New Roman" w:hAnsi="Times New Roman" w:cs="Times New Roman"/>
-          <w:color w:val="000000"/>
-          <w:sz w:val="24"/>
-          <w:szCs w:val="24"/>
-        </w:rPr>
-        <w:tab/>
-      </w:r>
+          <w:lang w:val="id-ID"/>
+        </w:rPr>
+      </w:pPr>
     </w:p>
     <w:p>
       <w:pPr>
@@ -9476,39 +9357,7 @@
           <w:tab w:val="left" w:pos="4253"/>
           <w:tab w:val="center" w:pos="6096"/>
         </w:tabs>
-        <w:spacing w:after="0" w:line="276" w:lineRule="auto"/>
-        <w:ind w:firstLine="284"/>
-        <w:rPr>
-          <w:rFonts w:ascii="Times New Roman" w:eastAsia="Times New Roman" w:hAnsi="Times New Roman" w:cs="Times New Roman"/>
-          <w:color w:val="000000"/>
-          <w:sz w:val="24"/>
-          <w:szCs w:val="24"/>
-        </w:rPr>
-      </w:pPr>
-    </w:p>
-    <w:p>
-      <w:pPr>
-        <w:tabs>
-          <w:tab w:val="left" w:pos="4253"/>
-          <w:tab w:val="center" w:pos="6096"/>
-        </w:tabs>
-        <w:spacing w:after="0" w:line="276" w:lineRule="auto"/>
-        <w:ind w:firstLine="284"/>
-        <w:rPr>
-          <w:rFonts w:ascii="Times New Roman" w:eastAsia="Times New Roman" w:hAnsi="Times New Roman" w:cs="Times New Roman"/>
-          <w:color w:val="000000"/>
-          <w:sz w:val="24"/>
-          <w:szCs w:val="24"/>
-        </w:rPr>
-      </w:pPr>
-    </w:p>
-    <w:p>
-      <w:pPr>
-        <w:tabs>
-          <w:tab w:val="left" w:pos="4253"/>
-          <w:tab w:val="center" w:pos="6096"/>
-        </w:tabs>
-        <w:spacing w:after="0" w:line="276" w:lineRule="auto"/>
+        <w:spacing w:after="0"/>
         <w:ind w:firstLine="284"/>
         <w:rPr>
           <w:rFonts w:ascii="Times New Roman" w:eastAsia="Times New Roman" w:hAnsi="Times New Roman" w:cs="Times New Roman"/>
@@ -9524,7 +9373,7 @@
           <w:tab w:val="left" w:pos="4253"/>
           <w:tab w:val="center" w:pos="5812"/>
         </w:tabs>
-        <w:spacing w:after="0" w:line="276" w:lineRule="auto"/>
+        <w:spacing w:after="0"/>
         <w:ind w:firstLine="284"/>
         <w:rPr>
           <w:rFonts w:ascii="Times New Roman" w:eastAsia="Times New Roman" w:hAnsi="Times New Roman" w:cs="Times New Roman"/>
@@ -9546,7 +9395,7 @@
     </w:p>
     <w:p>
       <w:pPr>
-        <w:spacing w:after="0" w:line="480" w:lineRule="auto"/>
+        <w:spacing w:after="0"/>
         <w:ind w:firstLine="284"/>
         <w:rPr>
           <w:rFonts w:ascii="Times New Roman" w:eastAsia="Times New Roman" w:hAnsi="Times New Roman" w:cs="Times New Roman"/>
@@ -9561,13 +9410,13 @@
       <w:bookmarkStart w:id="4" w:name="_mj8s7u9lbf0d" w:colFirst="0" w:colLast="0"/>
       <w:bookmarkEnd w:id="4"/>
       <w:r>
+        <w:lastRenderedPageBreak/>
         <w:br w:type="page"/>
       </w:r>
     </w:p>
     <w:p>
       <w:pPr>
         <w:pStyle w:val="Heading1"/>
-        <w:spacing w:line="720" w:lineRule="auto"/>
         <w:ind w:firstLine="284"/>
         <w:rPr>
           <w:b/>
@@ -9590,7 +9439,7 @@
         <mc:AlternateContent>
           <mc:Choice Requires="wps">
             <w:drawing>
-              <wp:anchor distT="0" distB="0" distL="114300" distR="114300" simplePos="0" relativeHeight="251661312" behindDoc="0" locked="0" layoutInCell="1" hidden="0" allowOverlap="1">
+              <wp:anchor distT="0" distB="0" distL="114300" distR="114300" simplePos="0" relativeHeight="251661312" behindDoc="0" locked="0" layoutInCell="1" hidden="0" allowOverlap="1" wp14:anchorId="60BFD7C9" wp14:editId="3AC63175">
                 <wp:simplePos x="0" y="0"/>
                 <wp:positionH relativeFrom="column">
                   <wp:posOffset>-984882</wp:posOffset>
@@ -9711,7 +9560,7 @@
         <mc:AlternateContent>
           <mc:Choice Requires="wps">
             <w:drawing>
-              <wp:anchor distT="0" distB="0" distL="114300" distR="114300" simplePos="0" relativeHeight="251662336" behindDoc="0" locked="0" layoutInCell="1" hidden="0" allowOverlap="1">
+              <wp:anchor distT="0" distB="0" distL="114300" distR="114300" simplePos="0" relativeHeight="251662336" behindDoc="0" locked="0" layoutInCell="1" hidden="0" allowOverlap="1" wp14:anchorId="60641D82" wp14:editId="7BCCF36B">
                 <wp:simplePos x="0" y="0"/>
                 <wp:positionH relativeFrom="column">
                   <wp:posOffset>3652520</wp:posOffset>
@@ -9838,6 +9687,36 @@
           </mc:Fallback>
         </mc:AlternateContent>
       </w:r>
+    </w:p>
+    <w:p>
+      <w:pPr>
+        <w:spacing w:after="0"/>
+        <w:ind w:firstLine="851"/>
+        <w:rPr>
+          <w:rFonts w:ascii="Times New Roman" w:eastAsia="Times New Roman" w:hAnsi="Times New Roman" w:cs="Times New Roman"/>
+          <w:sz w:val="24"/>
+          <w:szCs w:val="24"/>
+        </w:rPr>
+      </w:pPr>
+      <w:r>
+        <w:rPr>
+          <w:rFonts w:ascii="Times New Roman" w:eastAsia="Times New Roman" w:hAnsi="Times New Roman" w:cs="Times New Roman"/>
+          <w:sz w:val="24"/>
+          <w:szCs w:val="24"/>
+        </w:rPr>
+        <w:t>Laporan Preaktek Industri dan Dunia Kerja dengan judul …………………………….. pada PT. XYZ di Surakarta telah dilaksanakan pada tanggal …….. s.d. ……… 2019.</w:t>
+      </w:r>
+    </w:p>
+    <w:p>
+      <w:pPr>
+        <w:spacing w:after="0"/>
+        <w:ind w:firstLine="851"/>
+        <w:rPr>
+          <w:rFonts w:ascii="Times New Roman" w:eastAsia="Times New Roman" w:hAnsi="Times New Roman" w:cs="Times New Roman"/>
+          <w:sz w:val="24"/>
+          <w:szCs w:val="24"/>
+        </w:rPr>
+      </w:pPr>
       <w:r>
         <w:rPr>
           <w:noProof/>
@@ -9846,116 +9725,7 @@
         <mc:AlternateContent>
           <mc:Choice Requires="wps">
             <w:drawing>
-              <wp:anchor distT="0" distB="0" distL="114300" distR="114300" simplePos="0" relativeHeight="251663360" behindDoc="0" locked="0" layoutInCell="1" hidden="0" allowOverlap="1">
-                <wp:simplePos x="0" y="0"/>
-                <wp:positionH relativeFrom="column">
-                  <wp:posOffset>3398520</wp:posOffset>
-                </wp:positionH>
-                <wp:positionV relativeFrom="paragraph">
-                  <wp:posOffset>154305</wp:posOffset>
-                </wp:positionV>
-                <wp:extent cx="38100" cy="554990"/>
-                <wp:effectExtent l="0" t="0" r="0" b="0"/>
-                <wp:wrapNone/>
-                <wp:docPr id="8" name="Freeform 8"/>
-                <wp:cNvGraphicFramePr/>
-                <a:graphic xmlns:a="http://schemas.openxmlformats.org/drawingml/2006/main">
-                  <a:graphicData uri="http://schemas.microsoft.com/office/word/2010/wordprocessingShape">
-                    <wps:wsp>
-                      <wps:cNvSpPr/>
-                      <wps:spPr>
-                        <a:xfrm>
-                          <a:off x="5345683" y="3508855"/>
-                          <a:ext cx="635" cy="542290"/>
-                        </a:xfrm>
-                        <a:custGeom>
-                          <a:avLst/>
-                          <a:gdLst/>
-                          <a:ahLst/>
-                          <a:cxnLst/>
-                          <a:rect l="l" t="t" r="r" b="b"/>
-                          <a:pathLst>
-                            <a:path w="635" h="542290" extrusionOk="0">
-                              <a:moveTo>
-                                <a:pt x="0" y="0"/>
-                              </a:moveTo>
-                              <a:lnTo>
-                                <a:pt x="635" y="542290"/>
-                              </a:lnTo>
-                            </a:path>
-                          </a:pathLst>
-                        </a:custGeom>
-                        <a:solidFill>
-                          <a:srgbClr val="FFFFFF"/>
-                        </a:solidFill>
-                        <a:ln w="12700" cap="flat" cmpd="sng">
-                          <a:solidFill>
-                            <a:srgbClr val="7F7F7F"/>
-                          </a:solidFill>
-                          <a:prstDash val="solid"/>
-                          <a:round/>
-                          <a:headEnd type="triangle" w="med" len="med"/>
-                          <a:tailEnd type="triangle" w="med" len="med"/>
-                        </a:ln>
-                      </wps:spPr>
-                      <wps:bodyPr spcFirstLastPara="1" wrap="square" lIns="91425" tIns="91425" rIns="91425" bIns="91425" anchor="ctr" anchorCtr="0">
-                        <a:noAutofit/>
-                      </wps:bodyPr>
-                    </wps:wsp>
-                  </a:graphicData>
-                </a:graphic>
-              </wp:anchor>
-            </w:drawing>
-          </mc:Choice>
-          <mc:Fallback>
-            <w:pict>
-              <v:shape id="Freeform 8" o:spid="_x0000_s1026" style="position:absolute;margin-left:267.6pt;margin-top:12.15pt;width:3pt;height:43.7pt;z-index:251663360;visibility:visible;mso-wrap-style:square;mso-wrap-distance-left:9pt;mso-wrap-distance-top:0;mso-wrap-distance-right:9pt;mso-wrap-distance-bottom:0;mso-position-horizontal:absolute;mso-position-horizontal-relative:text;mso-position-vertical:absolute;mso-position-vertical-relative:text;v-text-anchor:middle" coordsize="635,542290" o:gfxdata="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" path="m,l635,542290e" strokecolor="#7f7f7f" strokeweight="1pt">
-                <v:stroke startarrow="block" endarrow="block"/>
-                <v:path arrowok="t" o:extrusionok="f"/>
-              </v:shape>
-            </w:pict>
-          </mc:Fallback>
-        </mc:AlternateContent>
-      </w:r>
-    </w:p>
-    <w:p>
-      <w:pPr>
-        <w:spacing w:after="0"/>
-        <w:ind w:firstLine="851"/>
-        <w:rPr>
-          <w:rFonts w:ascii="Times New Roman" w:eastAsia="Times New Roman" w:hAnsi="Times New Roman" w:cs="Times New Roman"/>
-          <w:sz w:val="24"/>
-          <w:szCs w:val="24"/>
-        </w:rPr>
-      </w:pPr>
-      <w:r>
-        <w:rPr>
-          <w:rFonts w:ascii="Times New Roman" w:eastAsia="Times New Roman" w:hAnsi="Times New Roman" w:cs="Times New Roman"/>
-          <w:sz w:val="24"/>
-          <w:szCs w:val="24"/>
-        </w:rPr>
-        <w:t>Laporan Preaktek Industri dan Dunia Kerja dengan judul …………………………….. pada PT. XYZ di Surakarta telah dilaksanakan pada tanggal …….. s.d. ……… 2019.</w:t>
-      </w:r>
-    </w:p>
-    <w:p>
-      <w:pPr>
-        <w:spacing w:after="0"/>
-        <w:ind w:firstLine="851"/>
-        <w:rPr>
-          <w:rFonts w:ascii="Times New Roman" w:eastAsia="Times New Roman" w:hAnsi="Times New Roman" w:cs="Times New Roman"/>
-          <w:sz w:val="24"/>
-          <w:szCs w:val="24"/>
-        </w:rPr>
-      </w:pPr>
-      <w:r>
-        <w:rPr>
-          <w:noProof/>
-          <w:lang w:val="id-ID"/>
-        </w:rPr>
-        <mc:AlternateContent>
-          <mc:Choice Requires="wps">
-            <w:drawing>
-              <wp:anchor distT="0" distB="0" distL="114300" distR="114300" simplePos="0" relativeHeight="251664384" behindDoc="0" locked="0" layoutInCell="1" hidden="0" allowOverlap="1">
+              <wp:anchor distT="0" distB="0" distL="114300" distR="114300" simplePos="0" relativeHeight="251664384" behindDoc="0" locked="0" layoutInCell="1" hidden="0" allowOverlap="1" wp14:anchorId="4EA60398" wp14:editId="51E4AB22">
                 <wp:simplePos x="0" y="0"/>
                 <wp:positionH relativeFrom="column">
                   <wp:posOffset>5036820</wp:posOffset>
@@ -10056,7 +9826,7 @@
     </w:p>
     <w:p>
       <w:pPr>
-        <w:spacing w:after="200" w:line="480" w:lineRule="auto"/>
+        <w:spacing w:after="200"/>
         <w:ind w:firstLine="284"/>
         <w:jc w:val="left"/>
       </w:pPr>
@@ -10071,7 +9841,7 @@
         <mc:AlternateContent>
           <mc:Choice Requires="wps">
             <w:drawing>
-              <wp:anchor distT="0" distB="0" distL="114300" distR="114300" simplePos="0" relativeHeight="251665408" behindDoc="0" locked="0" layoutInCell="1" hidden="0" allowOverlap="1">
+              <wp:anchor distT="0" distB="0" distL="114300" distR="114300" simplePos="0" relativeHeight="251665408" behindDoc="0" locked="0" layoutInCell="1" hidden="0" allowOverlap="1" wp14:anchorId="4C860F77" wp14:editId="4E0C3972">
                 <wp:simplePos x="0" y="0"/>
                 <wp:positionH relativeFrom="column">
                   <wp:posOffset>3733800</wp:posOffset>
@@ -10202,7 +9972,6 @@
     <w:p>
       <w:pPr>
         <w:pStyle w:val="Heading1"/>
-        <w:spacing w:line="480" w:lineRule="auto"/>
         <w:ind w:firstLine="284"/>
         <w:rPr>
           <w:b/>
@@ -10222,7 +9991,6 @@
     </w:p>
     <w:p>
       <w:pPr>
-        <w:spacing w:line="480" w:lineRule="auto"/>
         <w:ind w:firstLine="284"/>
       </w:pPr>
       <w:r>
@@ -10233,7 +10001,7 @@
         <mc:AlternateContent>
           <mc:Choice Requires="wps">
             <w:drawing>
-              <wp:anchor distT="0" distB="0" distL="114300" distR="114300" simplePos="0" relativeHeight="251666432" behindDoc="0" locked="0" layoutInCell="1" hidden="0" allowOverlap="1">
+              <wp:anchor distT="0" distB="0" distL="114300" distR="114300" simplePos="0" relativeHeight="251666432" behindDoc="0" locked="0" layoutInCell="1" hidden="0" allowOverlap="1" wp14:anchorId="4604B5DC" wp14:editId="3DC1A4E5">
                 <wp:simplePos x="0" y="0"/>
                 <wp:positionH relativeFrom="column">
                   <wp:posOffset>-1013457</wp:posOffset>
@@ -10349,7 +10117,7 @@
     </w:p>
     <w:p>
       <w:pPr>
-        <w:spacing w:after="0" w:line="480" w:lineRule="auto"/>
+        <w:spacing w:after="0"/>
         <w:ind w:firstLine="851"/>
         <w:rPr>
           <w:rFonts w:ascii="Times New Roman" w:eastAsia="Times New Roman" w:hAnsi="Times New Roman" w:cs="Times New Roman"/>
@@ -10368,7 +10136,7 @@
     </w:p>
     <w:p>
       <w:pPr>
-        <w:spacing w:after="200" w:line="480" w:lineRule="auto"/>
+        <w:spacing w:after="200"/>
         <w:ind w:firstLine="284"/>
         <w:jc w:val="left"/>
         <w:rPr>
@@ -10383,7 +10151,7 @@
     </w:p>
     <w:p>
       <w:pPr>
-        <w:spacing w:after="0" w:line="480" w:lineRule="auto"/>
+        <w:spacing w:after="0"/>
         <w:ind w:firstLine="284"/>
         <w:jc w:val="center"/>
         <w:rPr>
@@ -10413,7 +10181,7 @@
         <mc:AlternateContent>
           <mc:Choice Requires="wps">
             <w:drawing>
-              <wp:anchor distT="0" distB="0" distL="114300" distR="114300" simplePos="0" relativeHeight="251667456" behindDoc="0" locked="0" layoutInCell="1" hidden="0" allowOverlap="1">
+              <wp:anchor distT="0" distB="0" distL="114300" distR="114300" simplePos="0" relativeHeight="251667456" behindDoc="0" locked="0" layoutInCell="1" hidden="0" allowOverlap="1" wp14:anchorId="48DFB537" wp14:editId="4937D885">
                 <wp:simplePos x="0" y="0"/>
                 <wp:positionH relativeFrom="column">
                   <wp:posOffset>-400681</wp:posOffset>
@@ -10512,7 +10280,7 @@
           <w:tab w:val="left" w:pos="7513"/>
           <w:tab w:val="left" w:pos="7797"/>
         </w:tabs>
-        <w:spacing w:after="0" w:line="480" w:lineRule="auto"/>
+        <w:spacing w:after="0"/>
         <w:ind w:firstLine="284"/>
         <w:rPr>
           <w:rFonts w:ascii="Times New Roman" w:eastAsia="Times New Roman" w:hAnsi="Times New Roman" w:cs="Times New Roman"/>
@@ -10528,7 +10296,7 @@
           <w:tab w:val="left" w:pos="7513"/>
           <w:tab w:val="left" w:pos="7797"/>
         </w:tabs>
-        <w:spacing w:after="0" w:line="480" w:lineRule="auto"/>
+        <w:spacing w:after="0"/>
         <w:ind w:firstLine="284"/>
         <w:rPr>
           <w:rFonts w:ascii="Times New Roman" w:eastAsia="Times New Roman" w:hAnsi="Times New Roman" w:cs="Times New Roman"/>
@@ -10539,7 +10307,7 @@
     </w:p>
     <w:p>
       <w:pPr>
-        <w:spacing w:after="0" w:line="480" w:lineRule="auto"/>
+        <w:spacing w:after="0"/>
         <w:ind w:firstLine="284"/>
         <w:jc w:val="center"/>
         <w:rPr>
@@ -10553,7 +10321,7 @@
     </w:p>
     <w:p>
       <w:pPr>
-        <w:spacing w:after="0" w:line="480" w:lineRule="auto"/>
+        <w:spacing w:after="0"/>
         <w:ind w:firstLine="284"/>
         <w:jc w:val="center"/>
         <w:rPr>
@@ -10567,7 +10335,7 @@
     </w:p>
     <w:p>
       <w:pPr>
-        <w:spacing w:after="0" w:line="480" w:lineRule="auto"/>
+        <w:spacing w:after="0"/>
         <w:ind w:firstLine="284"/>
         <w:jc w:val="center"/>
         <w:rPr>
@@ -10596,7 +10364,7 @@
         <mc:AlternateContent>
           <mc:Choice Requires="wps">
             <w:drawing>
-              <wp:anchor distT="0" distB="0" distL="114300" distR="114300" simplePos="0" relativeHeight="251668480" behindDoc="0" locked="0" layoutInCell="1" hidden="0" allowOverlap="1">
+              <wp:anchor distT="0" distB="0" distL="114300" distR="114300" simplePos="0" relativeHeight="251668480" behindDoc="0" locked="0" layoutInCell="1" hidden="0" allowOverlap="1" wp14:anchorId="7E7A427A" wp14:editId="33552C32">
                 <wp:simplePos x="0" y="0"/>
                 <wp:positionH relativeFrom="column">
                   <wp:posOffset>-616583</wp:posOffset>
@@ -10689,7 +10457,7 @@
     </w:p>
     <w:p>
       <w:pPr>
-        <w:spacing w:after="0" w:line="480" w:lineRule="auto"/>
+        <w:spacing w:after="0"/>
         <w:ind w:firstLine="284"/>
         <w:jc w:val="center"/>
         <w:rPr>
@@ -10705,7 +10473,7 @@
           <w:tab w:val="left" w:pos="7371"/>
           <w:tab w:val="left" w:pos="7655"/>
         </w:tabs>
-        <w:spacing w:after="0" w:line="480" w:lineRule="auto"/>
+        <w:spacing w:after="0"/>
         <w:ind w:firstLine="284"/>
         <w:rPr>
           <w:rFonts w:ascii="Times New Roman" w:eastAsia="Times New Roman" w:hAnsi="Times New Roman" w:cs="Times New Roman"/>
@@ -10745,7 +10513,7 @@
           <w:tab w:val="left" w:pos="7371"/>
           <w:tab w:val="left" w:pos="7655"/>
         </w:tabs>
-        <w:spacing w:after="0" w:line="480" w:lineRule="auto"/>
+        <w:spacing w:after="0"/>
         <w:ind w:firstLine="284"/>
         <w:rPr>
           <w:rFonts w:ascii="Times New Roman" w:eastAsia="Times New Roman" w:hAnsi="Times New Roman" w:cs="Times New Roman"/>
@@ -10786,7 +10554,7 @@
           <w:tab w:val="left" w:pos="7513"/>
           <w:tab w:val="left" w:pos="7797"/>
         </w:tabs>
-        <w:spacing w:after="0" w:line="480" w:lineRule="auto"/>
+        <w:spacing w:after="0"/>
         <w:ind w:firstLine="284"/>
         <w:rPr>
           <w:rFonts w:ascii="Times New Roman" w:eastAsia="Times New Roman" w:hAnsi="Times New Roman" w:cs="Times New Roman"/>
@@ -10810,7 +10578,7 @@
           <w:tab w:val="left" w:pos="7513"/>
           <w:tab w:val="left" w:pos="7797"/>
         </w:tabs>
-        <w:spacing w:after="0" w:line="480" w:lineRule="auto"/>
+        <w:spacing w:after="0"/>
         <w:ind w:firstLine="284"/>
         <w:rPr>
           <w:rFonts w:ascii="Times New Roman" w:eastAsia="Times New Roman" w:hAnsi="Times New Roman" w:cs="Times New Roman"/>
@@ -10826,7 +10594,7 @@
           <w:tab w:val="left" w:pos="7513"/>
           <w:tab w:val="left" w:pos="7797"/>
         </w:tabs>
-        <w:spacing w:after="0" w:line="480" w:lineRule="auto"/>
+        <w:spacing w:after="0"/>
         <w:ind w:firstLine="284"/>
         <w:rPr>
           <w:rFonts w:ascii="Times New Roman" w:eastAsia="Times New Roman" w:hAnsi="Times New Roman" w:cs="Times New Roman"/>
@@ -10842,7 +10610,7 @@
           <w:tab w:val="left" w:pos="7513"/>
           <w:tab w:val="left" w:pos="7797"/>
         </w:tabs>
-        <w:spacing w:after="0" w:line="480" w:lineRule="auto"/>
+        <w:spacing w:after="0"/>
         <w:ind w:firstLine="284"/>
         <w:rPr>
           <w:rFonts w:ascii="Times New Roman" w:eastAsia="Times New Roman" w:hAnsi="Times New Roman" w:cs="Times New Roman"/>
@@ -10858,7 +10626,7 @@
           <w:tab w:val="left" w:pos="7513"/>
           <w:tab w:val="left" w:pos="7797"/>
         </w:tabs>
-        <w:spacing w:after="0" w:line="480" w:lineRule="auto"/>
+        <w:spacing w:after="0"/>
         <w:ind w:firstLine="284"/>
         <w:rPr>
           <w:rFonts w:ascii="Times New Roman" w:eastAsia="Times New Roman" w:hAnsi="Times New Roman" w:cs="Times New Roman"/>
@@ -10874,7 +10642,7 @@
           <w:tab w:val="left" w:pos="7513"/>
           <w:tab w:val="left" w:pos="7797"/>
         </w:tabs>
-        <w:spacing w:after="0" w:line="480" w:lineRule="auto"/>
+        <w:spacing w:after="0"/>
         <w:ind w:firstLine="284"/>
         <w:rPr>
           <w:rFonts w:ascii="Times New Roman" w:eastAsia="Times New Roman" w:hAnsi="Times New Roman" w:cs="Times New Roman"/>
@@ -10890,7 +10658,7 @@
           <w:tab w:val="left" w:pos="7513"/>
           <w:tab w:val="left" w:pos="7797"/>
         </w:tabs>
-        <w:spacing w:after="0" w:line="480" w:lineRule="auto"/>
+        <w:spacing w:after="0"/>
         <w:ind w:firstLine="284"/>
         <w:rPr>
           <w:rFonts w:ascii="Times New Roman" w:eastAsia="Times New Roman" w:hAnsi="Times New Roman" w:cs="Times New Roman"/>
@@ -10906,7 +10674,7 @@
           <w:tab w:val="left" w:pos="7513"/>
           <w:tab w:val="left" w:pos="7797"/>
         </w:tabs>
-        <w:spacing w:after="0" w:line="480" w:lineRule="auto"/>
+        <w:spacing w:after="0"/>
         <w:ind w:firstLine="284"/>
         <w:rPr>
           <w:rFonts w:ascii="Times New Roman" w:eastAsia="Times New Roman" w:hAnsi="Times New Roman" w:cs="Times New Roman"/>
@@ -10922,7 +10690,7 @@
           <w:tab w:val="left" w:pos="7513"/>
           <w:tab w:val="left" w:pos="7797"/>
         </w:tabs>
-        <w:spacing w:after="0" w:line="480" w:lineRule="auto"/>
+        <w:spacing w:after="0"/>
         <w:ind w:firstLine="284"/>
         <w:rPr>
           <w:rFonts w:ascii="Times New Roman" w:eastAsia="Times New Roman" w:hAnsi="Times New Roman" w:cs="Times New Roman"/>
@@ -10938,7 +10706,7 @@
           <w:tab w:val="left" w:pos="7513"/>
           <w:tab w:val="left" w:pos="7797"/>
         </w:tabs>
-        <w:spacing w:after="0" w:line="480" w:lineRule="auto"/>
+        <w:spacing w:after="0"/>
         <w:ind w:firstLine="284"/>
         <w:rPr>
           <w:rFonts w:ascii="Times New Roman" w:eastAsia="Times New Roman" w:hAnsi="Times New Roman" w:cs="Times New Roman"/>
@@ -10954,7 +10722,7 @@
           <w:tab w:val="left" w:pos="7513"/>
           <w:tab w:val="left" w:pos="7797"/>
         </w:tabs>
-        <w:spacing w:after="0" w:line="480" w:lineRule="auto"/>
+        <w:spacing w:after="0"/>
         <w:ind w:firstLine="284"/>
         <w:rPr>
           <w:rFonts w:ascii="Times New Roman" w:eastAsia="Times New Roman" w:hAnsi="Times New Roman" w:cs="Times New Roman"/>
@@ -10970,7 +10738,7 @@
           <w:tab w:val="left" w:pos="7513"/>
           <w:tab w:val="left" w:pos="7797"/>
         </w:tabs>
-        <w:spacing w:after="0" w:line="480" w:lineRule="auto"/>
+        <w:spacing w:after="0"/>
         <w:ind w:firstLine="284"/>
         <w:rPr>
           <w:rFonts w:ascii="Times New Roman" w:eastAsia="Times New Roman" w:hAnsi="Times New Roman" w:cs="Times New Roman"/>
@@ -10986,7 +10754,7 @@
           <w:tab w:val="left" w:pos="7513"/>
           <w:tab w:val="left" w:pos="7797"/>
         </w:tabs>
-        <w:spacing w:after="0" w:line="480" w:lineRule="auto"/>
+        <w:spacing w:after="0"/>
         <w:ind w:firstLine="284"/>
         <w:rPr>
           <w:rFonts w:ascii="Times New Roman" w:eastAsia="Times New Roman" w:hAnsi="Times New Roman" w:cs="Times New Roman"/>
@@ -11002,7 +10770,7 @@
           <w:tab w:val="left" w:pos="7513"/>
           <w:tab w:val="left" w:pos="7797"/>
         </w:tabs>
-        <w:spacing w:after="0" w:line="480" w:lineRule="auto"/>
+        <w:spacing w:after="0"/>
         <w:ind w:firstLine="284"/>
         <w:rPr>
           <w:rFonts w:ascii="Times New Roman" w:eastAsia="Times New Roman" w:hAnsi="Times New Roman" w:cs="Times New Roman"/>
@@ -11018,7 +10786,7 @@
           <w:tab w:val="left" w:pos="7513"/>
           <w:tab w:val="left" w:pos="7797"/>
         </w:tabs>
-        <w:spacing w:after="0" w:line="480" w:lineRule="auto"/>
+        <w:spacing w:after="0"/>
         <w:ind w:firstLine="284"/>
         <w:rPr>
           <w:rFonts w:ascii="Times New Roman" w:eastAsia="Times New Roman" w:hAnsi="Times New Roman" w:cs="Times New Roman"/>
@@ -11034,7 +10802,7 @@
           <w:tab w:val="left" w:pos="7513"/>
           <w:tab w:val="left" w:pos="7797"/>
         </w:tabs>
-        <w:spacing w:after="0" w:line="480" w:lineRule="auto"/>
+        <w:spacing w:after="0"/>
         <w:ind w:firstLine="284"/>
         <w:rPr>
           <w:rFonts w:ascii="Times New Roman" w:eastAsia="Times New Roman" w:hAnsi="Times New Roman" w:cs="Times New Roman"/>
@@ -11050,7 +10818,7 @@
           <w:tab w:val="left" w:pos="7513"/>
           <w:tab w:val="left" w:pos="7797"/>
         </w:tabs>
-        <w:spacing w:after="0" w:line="480" w:lineRule="auto"/>
+        <w:spacing w:after="0"/>
         <w:ind w:firstLine="284"/>
         <w:rPr>
           <w:rFonts w:ascii="Times New Roman" w:eastAsia="Times New Roman" w:hAnsi="Times New Roman" w:cs="Times New Roman"/>
@@ -11066,7 +10834,7 @@
           <w:tab w:val="left" w:pos="7513"/>
           <w:tab w:val="left" w:pos="7797"/>
         </w:tabs>
-        <w:spacing w:after="0" w:line="480" w:lineRule="auto"/>
+        <w:spacing w:after="0"/>
         <w:ind w:firstLine="284"/>
         <w:rPr>
           <w:rFonts w:ascii="Times New Roman" w:eastAsia="Times New Roman" w:hAnsi="Times New Roman" w:cs="Times New Roman"/>
@@ -11082,7 +10850,7 @@
           <w:tab w:val="left" w:pos="7513"/>
           <w:tab w:val="left" w:pos="7797"/>
         </w:tabs>
-        <w:spacing w:after="0" w:line="480" w:lineRule="auto"/>
+        <w:spacing w:after="0"/>
         <w:ind w:firstLine="284"/>
         <w:rPr>
           <w:rFonts w:ascii="Times New Roman" w:eastAsia="Times New Roman" w:hAnsi="Times New Roman" w:cs="Times New Roman"/>
@@ -11098,7 +10866,7 @@
           <w:tab w:val="left" w:pos="7513"/>
           <w:tab w:val="left" w:pos="7797"/>
         </w:tabs>
-        <w:spacing w:after="0" w:line="480" w:lineRule="auto"/>
+        <w:spacing w:after="0"/>
         <w:ind w:firstLine="284"/>
         <w:rPr>
           <w:rFonts w:ascii="Times New Roman" w:eastAsia="Times New Roman" w:hAnsi="Times New Roman" w:cs="Times New Roman"/>
@@ -11109,7 +10877,7 @@
     </w:p>
     <w:p>
       <w:pPr>
-        <w:spacing w:after="0" w:line="480" w:lineRule="auto"/>
+        <w:spacing w:after="0"/>
         <w:ind w:firstLine="284"/>
         <w:jc w:val="center"/>
         <w:rPr>
@@ -11138,7 +10906,7 @@
         <mc:AlternateContent>
           <mc:Choice Requires="wps">
             <w:drawing>
-              <wp:anchor distT="0" distB="0" distL="114300" distR="114300" simplePos="0" relativeHeight="251669504" behindDoc="0" locked="0" layoutInCell="1" hidden="0" allowOverlap="1">
+              <wp:anchor distT="0" distB="0" distL="114300" distR="114300" simplePos="0" relativeHeight="251669504" behindDoc="0" locked="0" layoutInCell="1" hidden="0" allowOverlap="1" wp14:anchorId="658D46F7" wp14:editId="77E85289">
                 <wp:simplePos x="0" y="0"/>
                 <wp:positionH relativeFrom="column">
                   <wp:posOffset>-485773</wp:posOffset>
@@ -11231,7 +10999,7 @@
     </w:p>
     <w:p>
       <w:pPr>
-        <w:spacing w:after="0" w:line="480" w:lineRule="auto"/>
+        <w:spacing w:after="0"/>
         <w:ind w:firstLine="284"/>
         <w:jc w:val="center"/>
         <w:rPr>
@@ -11247,7 +11015,7 @@
           <w:tab w:val="left" w:pos="7371"/>
           <w:tab w:val="left" w:pos="7655"/>
         </w:tabs>
-        <w:spacing w:after="0" w:line="480" w:lineRule="auto"/>
+        <w:spacing w:after="0"/>
         <w:ind w:firstLine="284"/>
         <w:rPr>
           <w:rFonts w:ascii="Times New Roman" w:eastAsia="Times New Roman" w:hAnsi="Times New Roman" w:cs="Times New Roman"/>
@@ -11287,7 +11055,7 @@
           <w:tab w:val="left" w:pos="7371"/>
           <w:tab w:val="left" w:pos="7655"/>
         </w:tabs>
-        <w:spacing w:after="0" w:line="480" w:lineRule="auto"/>
+        <w:spacing w:after="0"/>
         <w:ind w:firstLine="284"/>
         <w:rPr>
           <w:rFonts w:ascii="Times New Roman" w:eastAsia="Times New Roman" w:hAnsi="Times New Roman" w:cs="Times New Roman"/>
@@ -11301,6 +11069,7 @@
           <w:sz w:val="24"/>
           <w:szCs w:val="24"/>
         </w:rPr>
+        <w:lastRenderedPageBreak/>
         <w:t>Tabel 4.1</w:t>
       </w:r>
       <w:r>
@@ -11329,7 +11098,7 @@
           <w:tab w:val="left" w:pos="7655"/>
           <w:tab w:val="left" w:pos="7797"/>
         </w:tabs>
-        <w:spacing w:after="0" w:line="480" w:lineRule="auto"/>
+        <w:spacing w:after="0"/>
         <w:ind w:firstLine="284"/>
         <w:rPr>
           <w:rFonts w:ascii="Times New Roman" w:eastAsia="Times New Roman" w:hAnsi="Times New Roman" w:cs="Times New Roman"/>
@@ -11354,7 +11123,7 @@
           <w:tab w:val="left" w:pos="7655"/>
           <w:tab w:val="left" w:pos="7797"/>
         </w:tabs>
-        <w:spacing w:after="0" w:line="480" w:lineRule="auto"/>
+        <w:spacing w:after="0"/>
         <w:ind w:firstLine="284"/>
         <w:rPr>
           <w:rFonts w:ascii="Times New Roman" w:eastAsia="Times New Roman" w:hAnsi="Times New Roman" w:cs="Times New Roman"/>
@@ -11371,7 +11140,7 @@
           <w:tab w:val="left" w:pos="7655"/>
           <w:tab w:val="left" w:pos="7797"/>
         </w:tabs>
-        <w:spacing w:after="0" w:line="480" w:lineRule="auto"/>
+        <w:spacing w:after="0"/>
         <w:ind w:firstLine="284"/>
         <w:rPr>
           <w:rFonts w:ascii="Times New Roman" w:eastAsia="Times New Roman" w:hAnsi="Times New Roman" w:cs="Times New Roman"/>
@@ -11388,7 +11157,7 @@
           <w:tab w:val="left" w:pos="7655"/>
           <w:tab w:val="left" w:pos="7797"/>
         </w:tabs>
-        <w:spacing w:after="0" w:line="480" w:lineRule="auto"/>
+        <w:spacing w:after="0"/>
         <w:ind w:firstLine="284"/>
         <w:rPr>
           <w:rFonts w:ascii="Times New Roman" w:eastAsia="Times New Roman" w:hAnsi="Times New Roman" w:cs="Times New Roman"/>
@@ -11405,7 +11174,7 @@
           <w:tab w:val="left" w:pos="7655"/>
           <w:tab w:val="left" w:pos="7797"/>
         </w:tabs>
-        <w:spacing w:after="0" w:line="480" w:lineRule="auto"/>
+        <w:spacing w:after="0"/>
         <w:ind w:firstLine="284"/>
         <w:rPr>
           <w:rFonts w:ascii="Times New Roman" w:eastAsia="Times New Roman" w:hAnsi="Times New Roman" w:cs="Times New Roman"/>
@@ -11422,7 +11191,7 @@
           <w:tab w:val="left" w:pos="7655"/>
           <w:tab w:val="left" w:pos="7797"/>
         </w:tabs>
-        <w:spacing w:after="0" w:line="480" w:lineRule="auto"/>
+        <w:spacing w:after="0"/>
         <w:ind w:firstLine="284"/>
         <w:rPr>
           <w:rFonts w:ascii="Times New Roman" w:eastAsia="Times New Roman" w:hAnsi="Times New Roman" w:cs="Times New Roman"/>
@@ -11439,7 +11208,7 @@
           <w:tab w:val="left" w:pos="7655"/>
           <w:tab w:val="left" w:pos="7797"/>
         </w:tabs>
-        <w:spacing w:after="0" w:line="480" w:lineRule="auto"/>
+        <w:spacing w:after="0"/>
         <w:ind w:firstLine="284"/>
         <w:rPr>
           <w:rFonts w:ascii="Times New Roman" w:eastAsia="Times New Roman" w:hAnsi="Times New Roman" w:cs="Times New Roman"/>
@@ -11456,7 +11225,7 @@
           <w:tab w:val="left" w:pos="7655"/>
           <w:tab w:val="left" w:pos="7797"/>
         </w:tabs>
-        <w:spacing w:after="0" w:line="480" w:lineRule="auto"/>
+        <w:spacing w:after="0"/>
         <w:ind w:firstLine="284"/>
         <w:rPr>
           <w:rFonts w:ascii="Times New Roman" w:eastAsia="Times New Roman" w:hAnsi="Times New Roman" w:cs="Times New Roman"/>
@@ -11473,7 +11242,7 @@
           <w:tab w:val="left" w:pos="7655"/>
           <w:tab w:val="left" w:pos="7797"/>
         </w:tabs>
-        <w:spacing w:after="0" w:line="480" w:lineRule="auto"/>
+        <w:spacing w:after="0"/>
         <w:ind w:firstLine="284"/>
         <w:rPr>
           <w:rFonts w:ascii="Times New Roman" w:eastAsia="Times New Roman" w:hAnsi="Times New Roman" w:cs="Times New Roman"/>
@@ -11490,7 +11259,7 @@
           <w:tab w:val="left" w:pos="7655"/>
           <w:tab w:val="left" w:pos="7797"/>
         </w:tabs>
-        <w:spacing w:after="0" w:line="480" w:lineRule="auto"/>
+        <w:spacing w:after="0"/>
         <w:ind w:firstLine="284"/>
         <w:rPr>
           <w:rFonts w:ascii="Times New Roman" w:eastAsia="Times New Roman" w:hAnsi="Times New Roman" w:cs="Times New Roman"/>
@@ -11507,7 +11276,7 @@
           <w:tab w:val="left" w:pos="7655"/>
           <w:tab w:val="left" w:pos="7797"/>
         </w:tabs>
-        <w:spacing w:after="0" w:line="480" w:lineRule="auto"/>
+        <w:spacing w:after="0"/>
         <w:ind w:firstLine="284"/>
         <w:rPr>
           <w:rFonts w:ascii="Times New Roman" w:eastAsia="Times New Roman" w:hAnsi="Times New Roman" w:cs="Times New Roman"/>
@@ -11524,7 +11293,7 @@
           <w:tab w:val="left" w:pos="7655"/>
           <w:tab w:val="left" w:pos="7797"/>
         </w:tabs>
-        <w:spacing w:after="0" w:line="480" w:lineRule="auto"/>
+        <w:spacing w:after="0"/>
         <w:ind w:firstLine="284"/>
         <w:rPr>
           <w:rFonts w:ascii="Times New Roman" w:eastAsia="Times New Roman" w:hAnsi="Times New Roman" w:cs="Times New Roman"/>
@@ -11541,7 +11310,7 @@
           <w:tab w:val="left" w:pos="7655"/>
           <w:tab w:val="left" w:pos="7797"/>
         </w:tabs>
-        <w:spacing w:after="0" w:line="480" w:lineRule="auto"/>
+        <w:spacing w:after="0"/>
         <w:ind w:firstLine="284"/>
         <w:rPr>
           <w:rFonts w:ascii="Times New Roman" w:eastAsia="Times New Roman" w:hAnsi="Times New Roman" w:cs="Times New Roman"/>
@@ -11558,7 +11327,7 @@
           <w:tab w:val="left" w:pos="7655"/>
           <w:tab w:val="left" w:pos="7797"/>
         </w:tabs>
-        <w:spacing w:after="0" w:line="480" w:lineRule="auto"/>
+        <w:spacing w:after="0"/>
         <w:ind w:firstLine="284"/>
         <w:rPr>
           <w:rFonts w:ascii="Times New Roman" w:eastAsia="Times New Roman" w:hAnsi="Times New Roman" w:cs="Times New Roman"/>
@@ -11575,7 +11344,7 @@
           <w:tab w:val="left" w:pos="7655"/>
           <w:tab w:val="left" w:pos="7797"/>
         </w:tabs>
-        <w:spacing w:after="0" w:line="480" w:lineRule="auto"/>
+        <w:spacing w:after="0"/>
         <w:ind w:firstLine="284"/>
         <w:rPr>
           <w:rFonts w:ascii="Times New Roman" w:eastAsia="Times New Roman" w:hAnsi="Times New Roman" w:cs="Times New Roman"/>
@@ -11592,7 +11361,7 @@
           <w:tab w:val="left" w:pos="7655"/>
           <w:tab w:val="left" w:pos="7797"/>
         </w:tabs>
-        <w:spacing w:after="0" w:line="480" w:lineRule="auto"/>
+        <w:spacing w:after="0"/>
         <w:ind w:firstLine="284"/>
         <w:rPr>
           <w:rFonts w:ascii="Times New Roman" w:eastAsia="Times New Roman" w:hAnsi="Times New Roman" w:cs="Times New Roman"/>
@@ -11609,7 +11378,7 @@
           <w:tab w:val="left" w:pos="7655"/>
           <w:tab w:val="left" w:pos="7797"/>
         </w:tabs>
-        <w:spacing w:after="0" w:line="480" w:lineRule="auto"/>
+        <w:spacing w:after="0"/>
         <w:ind w:firstLine="284"/>
         <w:rPr>
           <w:rFonts w:ascii="Times New Roman" w:eastAsia="Times New Roman" w:hAnsi="Times New Roman" w:cs="Times New Roman"/>
@@ -11626,7 +11395,7 @@
           <w:tab w:val="left" w:pos="7655"/>
           <w:tab w:val="left" w:pos="7797"/>
         </w:tabs>
-        <w:spacing w:after="0" w:line="480" w:lineRule="auto"/>
+        <w:spacing w:after="0"/>
         <w:ind w:firstLine="284"/>
         <w:rPr>
           <w:rFonts w:ascii="Times New Roman" w:eastAsia="Times New Roman" w:hAnsi="Times New Roman" w:cs="Times New Roman"/>
@@ -11643,7 +11412,7 @@
           <w:tab w:val="left" w:pos="7655"/>
           <w:tab w:val="left" w:pos="7797"/>
         </w:tabs>
-        <w:spacing w:after="0" w:line="480" w:lineRule="auto"/>
+        <w:spacing w:after="0"/>
         <w:ind w:firstLine="284"/>
         <w:rPr>
           <w:rFonts w:ascii="Times New Roman" w:eastAsia="Times New Roman" w:hAnsi="Times New Roman" w:cs="Times New Roman"/>
@@ -11654,7 +11423,7 @@
     </w:p>
     <w:p>
       <w:pPr>
-        <w:spacing w:after="0" w:line="480" w:lineRule="auto"/>
+        <w:spacing w:after="0"/>
         <w:ind w:firstLine="284"/>
         <w:jc w:val="center"/>
         <w:rPr>
@@ -11668,7 +11437,7 @@
     </w:p>
     <w:p>
       <w:pPr>
-        <w:spacing w:after="0" w:line="480" w:lineRule="auto"/>
+        <w:spacing w:after="0"/>
         <w:ind w:left="0"/>
         <w:jc w:val="center"/>
         <w:rPr>
@@ -11697,7 +11466,7 @@
         <mc:AlternateContent>
           <mc:Choice Requires="wps">
             <w:drawing>
-              <wp:anchor distT="0" distB="0" distL="114300" distR="114300" simplePos="0" relativeHeight="251670528" behindDoc="0" locked="0" layoutInCell="1" hidden="0" allowOverlap="1">
+              <wp:anchor distT="0" distB="0" distL="114300" distR="114300" simplePos="0" relativeHeight="251670528" behindDoc="0" locked="0" layoutInCell="1" hidden="0" allowOverlap="1" wp14:anchorId="26B345AF" wp14:editId="4685246A">
                 <wp:simplePos x="0" y="0"/>
                 <wp:positionH relativeFrom="column">
                   <wp:posOffset>-746758</wp:posOffset>
@@ -11790,7 +11559,7 @@
     </w:p>
     <w:p>
       <w:pPr>
-        <w:spacing w:after="0" w:line="480" w:lineRule="auto"/>
+        <w:spacing w:after="0"/>
         <w:ind w:firstLine="284"/>
         <w:jc w:val="center"/>
         <w:rPr>
@@ -11806,7 +11575,7 @@
           <w:tab w:val="left" w:pos="7371"/>
           <w:tab w:val="left" w:pos="7655"/>
         </w:tabs>
-        <w:spacing w:after="0" w:line="480" w:lineRule="auto"/>
+        <w:spacing w:after="0"/>
         <w:ind w:firstLine="284"/>
         <w:rPr>
           <w:rFonts w:ascii="Times New Roman" w:eastAsia="Times New Roman" w:hAnsi="Times New Roman" w:cs="Times New Roman"/>
@@ -11845,7 +11614,7 @@
           <w:tab w:val="left" w:pos="7371"/>
           <w:tab w:val="left" w:pos="7655"/>
         </w:tabs>
-        <w:spacing w:after="0" w:line="480" w:lineRule="auto"/>
+        <w:spacing w:after="0"/>
         <w:ind w:firstLine="284"/>
         <w:rPr>
           <w:rFonts w:ascii="Times New Roman" w:eastAsia="Times New Roman" w:hAnsi="Times New Roman" w:cs="Times New Roman"/>
@@ -11886,7 +11655,7 @@
           <w:tab w:val="left" w:pos="7655"/>
           <w:tab w:val="left" w:pos="7797"/>
         </w:tabs>
-        <w:spacing w:after="0" w:line="480" w:lineRule="auto"/>
+        <w:spacing w:after="0"/>
         <w:ind w:firstLine="284"/>
         <w:rPr>
           <w:rFonts w:ascii="Times New Roman" w:eastAsia="Times New Roman" w:hAnsi="Times New Roman" w:cs="Times New Roman"/>
@@ -11903,7 +11672,7 @@
           <w:tab w:val="left" w:pos="7655"/>
           <w:tab w:val="left" w:pos="7797"/>
         </w:tabs>
-        <w:spacing w:after="0" w:line="480" w:lineRule="auto"/>
+        <w:spacing w:after="0"/>
         <w:ind w:firstLine="284"/>
         <w:rPr>
           <w:rFonts w:ascii="Times New Roman" w:eastAsia="Times New Roman" w:hAnsi="Times New Roman" w:cs="Times New Roman"/>
@@ -11921,7 +11690,6 @@
     <w:p>
       <w:pPr>
         <w:pStyle w:val="Heading1"/>
-        <w:spacing w:line="480" w:lineRule="auto"/>
         <w:ind w:firstLine="284"/>
         <w:rPr>
           <w:b/>
@@ -11940,7 +11708,6 @@
     <w:p>
       <w:pPr>
         <w:pStyle w:val="Heading1"/>
-        <w:spacing w:line="480" w:lineRule="auto"/>
         <w:ind w:firstLine="284"/>
         <w:rPr>
           <w:b/>
@@ -12066,7 +11833,7 @@
     </w:p>
     <w:p>
       <w:pPr>
-        <w:spacing w:before="100" w:beforeAutospacing="1" w:after="100" w:afterAutospacing="1" w:line="240" w:lineRule="auto"/>
+        <w:spacing w:before="100" w:beforeAutospacing="1" w:after="100" w:afterAutospacing="1"/>
         <w:ind w:left="360"/>
         <w:jc w:val="left"/>
         <w:rPr>
@@ -12096,7 +11863,7 @@
           <w:tab w:val="clear" w:pos="720"/>
           <w:tab w:val="num" w:pos="1080"/>
         </w:tabs>
-        <w:spacing w:before="100" w:beforeAutospacing="1" w:after="100" w:afterAutospacing="1" w:line="240" w:lineRule="auto"/>
+        <w:spacing w:before="100" w:beforeAutospacing="1" w:after="100" w:afterAutospacing="1"/>
         <w:ind w:left="1080"/>
         <w:jc w:val="left"/>
         <w:rPr>
@@ -12122,7 +11889,7 @@
           <w:ilvl w:val="0"/>
           <w:numId w:val="3"/>
         </w:numPr>
-        <w:spacing w:before="100" w:beforeAutospacing="1" w:after="100" w:afterAutospacing="1" w:line="240" w:lineRule="auto"/>
+        <w:spacing w:before="100" w:beforeAutospacing="1" w:after="100" w:afterAutospacing="1"/>
         <w:ind w:left="1080"/>
         <w:jc w:val="left"/>
         <w:rPr>
@@ -12148,7 +11915,7 @@
           <w:ilvl w:val="0"/>
           <w:numId w:val="3"/>
         </w:numPr>
-        <w:spacing w:before="100" w:beforeAutospacing="1" w:after="100" w:afterAutospacing="1" w:line="240" w:lineRule="auto"/>
+        <w:spacing w:before="100" w:beforeAutospacing="1" w:after="100" w:afterAutospacing="1"/>
         <w:ind w:left="1080"/>
         <w:jc w:val="left"/>
         <w:rPr>
@@ -12213,7 +11980,7 @@
     </w:p>
     <w:p>
       <w:pPr>
-        <w:spacing w:before="100" w:beforeAutospacing="1" w:after="100" w:afterAutospacing="1" w:line="240" w:lineRule="auto"/>
+        <w:spacing w:before="100" w:beforeAutospacing="1" w:after="100" w:afterAutospacing="1"/>
         <w:ind w:left="360"/>
         <w:jc w:val="left"/>
         <w:rPr>
@@ -12243,7 +12010,7 @@
           <w:tab w:val="clear" w:pos="720"/>
           <w:tab w:val="num" w:pos="1080"/>
         </w:tabs>
-        <w:spacing w:before="100" w:beforeAutospacing="1" w:after="100" w:afterAutospacing="1" w:line="240" w:lineRule="auto"/>
+        <w:spacing w:before="100" w:beforeAutospacing="1" w:after="100" w:afterAutospacing="1"/>
         <w:ind w:left="1080"/>
         <w:jc w:val="left"/>
         <w:rPr>
@@ -12269,7 +12036,7 @@
           <w:ilvl w:val="0"/>
           <w:numId w:val="4"/>
         </w:numPr>
-        <w:spacing w:before="100" w:beforeAutospacing="1" w:after="100" w:afterAutospacing="1" w:line="240" w:lineRule="auto"/>
+        <w:spacing w:before="100" w:beforeAutospacing="1" w:after="100" w:afterAutospacing="1"/>
         <w:ind w:left="1080"/>
         <w:jc w:val="left"/>
         <w:rPr>
@@ -12295,7 +12062,7 @@
           <w:ilvl w:val="0"/>
           <w:numId w:val="4"/>
         </w:numPr>
-        <w:spacing w:before="100" w:beforeAutospacing="1" w:after="100" w:afterAutospacing="1" w:line="240" w:lineRule="auto"/>
+        <w:spacing w:before="100" w:beforeAutospacing="1" w:after="100" w:afterAutospacing="1"/>
         <w:ind w:left="1080"/>
         <w:jc w:val="left"/>
         <w:rPr>
@@ -12321,7 +12088,7 @@
           <w:ilvl w:val="0"/>
           <w:numId w:val="4"/>
         </w:numPr>
-        <w:spacing w:before="100" w:beforeAutospacing="1" w:after="100" w:afterAutospacing="1" w:line="240" w:lineRule="auto"/>
+        <w:spacing w:before="100" w:beforeAutospacing="1" w:after="100" w:afterAutospacing="1"/>
         <w:ind w:left="1080"/>
         <w:jc w:val="left"/>
         <w:rPr>
@@ -12347,7 +12114,7 @@
           <w:ilvl w:val="0"/>
           <w:numId w:val="4"/>
         </w:numPr>
-        <w:spacing w:before="100" w:beforeAutospacing="1" w:after="100" w:afterAutospacing="1" w:line="240" w:lineRule="auto"/>
+        <w:spacing w:before="100" w:beforeAutospacing="1" w:after="100" w:afterAutospacing="1"/>
         <w:ind w:left="1080"/>
         <w:jc w:val="left"/>
         <w:rPr>
@@ -12373,7 +12140,7 @@
           <w:ilvl w:val="0"/>
           <w:numId w:val="4"/>
         </w:numPr>
-        <w:spacing w:before="100" w:beforeAutospacing="1" w:after="100" w:afterAutospacing="1" w:line="240" w:lineRule="auto"/>
+        <w:spacing w:before="100" w:beforeAutospacing="1" w:after="100" w:afterAutospacing="1"/>
         <w:ind w:left="1080"/>
         <w:jc w:val="left"/>
         <w:rPr>
@@ -12416,7 +12183,7 @@
     </w:p>
     <w:p>
       <w:pPr>
-        <w:spacing w:before="100" w:beforeAutospacing="1" w:after="100" w:afterAutospacing="1" w:line="240" w:lineRule="auto"/>
+        <w:spacing w:before="100" w:beforeAutospacing="1" w:after="100" w:afterAutospacing="1"/>
         <w:ind w:left="360"/>
         <w:jc w:val="left"/>
         <w:rPr>
@@ -12446,7 +12213,7 @@
           <w:tab w:val="clear" w:pos="720"/>
           <w:tab w:val="num" w:pos="1080"/>
         </w:tabs>
-        <w:spacing w:before="100" w:beforeAutospacing="1" w:after="100" w:afterAutospacing="1" w:line="240" w:lineRule="auto"/>
+        <w:spacing w:before="100" w:beforeAutospacing="1" w:after="100" w:afterAutospacing="1"/>
         <w:ind w:left="1080"/>
         <w:jc w:val="left"/>
         <w:rPr>
@@ -12472,7 +12239,7 @@
           <w:ilvl w:val="0"/>
           <w:numId w:val="5"/>
         </w:numPr>
-        <w:spacing w:before="100" w:beforeAutospacing="1" w:after="100" w:afterAutospacing="1" w:line="240" w:lineRule="auto"/>
+        <w:spacing w:before="100" w:beforeAutospacing="1" w:after="100" w:afterAutospacing="1"/>
         <w:ind w:left="1080"/>
         <w:jc w:val="left"/>
         <w:rPr>
@@ -12498,7 +12265,7 @@
           <w:ilvl w:val="0"/>
           <w:numId w:val="5"/>
         </w:numPr>
-        <w:spacing w:before="100" w:beforeAutospacing="1" w:after="100" w:afterAutospacing="1" w:line="240" w:lineRule="auto"/>
+        <w:spacing w:before="100" w:beforeAutospacing="1" w:after="100" w:afterAutospacing="1"/>
         <w:ind w:left="1080"/>
         <w:jc w:val="left"/>
         <w:rPr>
@@ -12524,7 +12291,7 @@
           <w:ilvl w:val="0"/>
           <w:numId w:val="5"/>
         </w:numPr>
-        <w:spacing w:before="100" w:beforeAutospacing="1" w:after="100" w:afterAutospacing="1" w:line="240" w:lineRule="auto"/>
+        <w:spacing w:before="100" w:beforeAutospacing="1" w:after="100" w:afterAutospacing="1"/>
         <w:ind w:left="1080"/>
         <w:jc w:val="left"/>
         <w:rPr>
@@ -12562,12 +12329,14 @@
           <w:b/>
           <w:lang w:val="id-ID"/>
         </w:rPr>
+        <w:lastRenderedPageBreak/>
         <w:t xml:space="preserve"> Manfaat</w:t>
       </w:r>
     </w:p>
     <w:p>
       <w:pPr>
         <w:pStyle w:val="isselectedend"/>
+        <w:spacing w:line="360" w:lineRule="auto"/>
         <w:ind w:left="360"/>
       </w:pPr>
       <w:r>
@@ -12637,7 +12406,6 @@
         </w:numPr>
       </w:pPr>
       <w:r>
-        <w:lastRenderedPageBreak/>
         <w:t>Menyediakan informasi penjualan yang lebih cepat dan akurat sebagai dasar pengambilan keputusan.</w:t>
       </w:r>
     </w:p>
@@ -12751,133 +12519,14 @@
     </w:p>
     <w:p>
       <w:pPr>
-        <w:rPr>
-          <w:rFonts w:ascii="Times New Roman" w:hAnsi="Times New Roman" w:cs="Times New Roman"/>
-          <w:sz w:val="24"/>
-          <w:lang w:val="id-ID"/>
-        </w:rPr>
-      </w:pPr>
-    </w:p>
-    <w:p>
-      <w:pPr>
-        <w:ind w:firstLine="284"/>
-        <w:rPr>
-          <w:rFonts w:ascii="Times New Roman" w:eastAsia="Times New Roman" w:hAnsi="Times New Roman" w:cs="Times New Roman"/>
-          <w:sz w:val="24"/>
-          <w:szCs w:val="24"/>
-        </w:rPr>
-      </w:pPr>
-    </w:p>
-    <w:p>
-      <w:pPr>
-        <w:ind w:firstLine="284"/>
-        <w:rPr>
-          <w:rFonts w:ascii="Times New Roman" w:eastAsia="Times New Roman" w:hAnsi="Times New Roman" w:cs="Times New Roman"/>
-          <w:sz w:val="24"/>
-          <w:szCs w:val="24"/>
-        </w:rPr>
-      </w:pPr>
-    </w:p>
-    <w:p>
-      <w:pPr>
-        <w:ind w:firstLine="284"/>
-        <w:rPr>
-          <w:rFonts w:ascii="Times New Roman" w:eastAsia="Times New Roman" w:hAnsi="Times New Roman" w:cs="Times New Roman"/>
-          <w:sz w:val="24"/>
-          <w:szCs w:val="24"/>
-        </w:rPr>
-      </w:pPr>
-    </w:p>
-    <w:p>
-      <w:pPr>
-        <w:ind w:firstLine="284"/>
-        <w:rPr>
-          <w:rFonts w:ascii="Times New Roman" w:eastAsia="Times New Roman" w:hAnsi="Times New Roman" w:cs="Times New Roman"/>
-          <w:sz w:val="24"/>
-          <w:szCs w:val="24"/>
-        </w:rPr>
-      </w:pPr>
-    </w:p>
-    <w:p>
-      <w:pPr>
-        <w:ind w:firstLine="284"/>
-        <w:rPr>
-          <w:rFonts w:ascii="Times New Roman" w:eastAsia="Times New Roman" w:hAnsi="Times New Roman" w:cs="Times New Roman"/>
-          <w:sz w:val="24"/>
-          <w:szCs w:val="24"/>
-        </w:rPr>
-      </w:pPr>
-    </w:p>
-    <w:p>
-      <w:pPr>
-        <w:ind w:firstLine="284"/>
-        <w:rPr>
-          <w:rFonts w:ascii="Times New Roman" w:eastAsia="Times New Roman" w:hAnsi="Times New Roman" w:cs="Times New Roman"/>
-          <w:sz w:val="24"/>
-          <w:szCs w:val="24"/>
-        </w:rPr>
-      </w:pPr>
-    </w:p>
-    <w:p>
-      <w:pPr>
-        <w:ind w:firstLine="284"/>
-        <w:rPr>
-          <w:rFonts w:ascii="Times New Roman" w:eastAsia="Times New Roman" w:hAnsi="Times New Roman" w:cs="Times New Roman"/>
-          <w:sz w:val="24"/>
-          <w:szCs w:val="24"/>
-        </w:rPr>
-      </w:pPr>
-    </w:p>
-    <w:p>
-      <w:pPr>
-        <w:ind w:firstLine="284"/>
-        <w:rPr>
-          <w:rFonts w:ascii="Times New Roman" w:eastAsia="Times New Roman" w:hAnsi="Times New Roman" w:cs="Times New Roman"/>
-          <w:sz w:val="24"/>
-          <w:szCs w:val="24"/>
-        </w:rPr>
-      </w:pPr>
-    </w:p>
-    <w:p>
-      <w:pPr>
-        <w:ind w:firstLine="284"/>
-        <w:rPr>
-          <w:rFonts w:ascii="Times New Roman" w:eastAsia="Times New Roman" w:hAnsi="Times New Roman" w:cs="Times New Roman"/>
-          <w:sz w:val="24"/>
-          <w:szCs w:val="24"/>
-        </w:rPr>
-      </w:pPr>
-    </w:p>
-    <w:p>
-      <w:pPr>
-        <w:ind w:firstLine="284"/>
-        <w:rPr>
-          <w:rFonts w:ascii="Times New Roman" w:eastAsia="Times New Roman" w:hAnsi="Times New Roman" w:cs="Times New Roman"/>
-          <w:sz w:val="24"/>
-          <w:szCs w:val="24"/>
-        </w:rPr>
-      </w:pPr>
-    </w:p>
-    <w:p>
-      <w:pPr>
-        <w:ind w:firstLine="284"/>
-        <w:rPr>
-          <w:rFonts w:ascii="Times New Roman" w:eastAsia="Times New Roman" w:hAnsi="Times New Roman" w:cs="Times New Roman"/>
-          <w:sz w:val="24"/>
-          <w:szCs w:val="24"/>
-        </w:rPr>
-      </w:pPr>
-    </w:p>
-    <w:p>
-      <w:pPr>
-        <w:tabs>
-          <w:tab w:val="left" w:pos="2899"/>
-        </w:tabs>
-        <w:ind w:left="0"/>
-        <w:rPr>
-          <w:rFonts w:ascii="Times New Roman" w:eastAsia="Times New Roman" w:hAnsi="Times New Roman" w:cs="Times New Roman"/>
-          <w:sz w:val="24"/>
-          <w:szCs w:val="24"/>
+        <w:pStyle w:val="Heading1"/>
+        <w:numPr>
+          <w:ilvl w:val="1"/>
+          <w:numId w:val="2"/>
+        </w:numPr>
+        <w:jc w:val="left"/>
+        <w:rPr>
+          <w:b/>
           <w:lang w:val="id-ID"/>
         </w:rPr>
         <w:sectPr>
@@ -12888,29 +12537,380 @@
           <w:titlePg/>
         </w:sectPr>
       </w:pPr>
+    </w:p>
+    <w:p>
+      <w:pPr>
+        <w:pStyle w:val="Heading1"/>
+        <w:numPr>
+          <w:ilvl w:val="1"/>
+          <w:numId w:val="2"/>
+        </w:numPr>
+        <w:jc w:val="left"/>
+        <w:rPr>
+          <w:b/>
+          <w:lang w:val="id-ID"/>
+        </w:rPr>
+      </w:pPr>
+      <w:r>
+        <w:rPr>
+          <w:b/>
+          <w:lang w:val="id-ID"/>
+        </w:rPr>
+        <w:lastRenderedPageBreak/>
+        <w:t xml:space="preserve"> Sistematika Laporan</w:t>
+      </w:r>
+    </w:p>
+    <w:p>
+      <w:pPr>
+        <w:pStyle w:val="ListParagraph"/>
+        <w:spacing w:before="100" w:beforeAutospacing="1" w:after="100" w:afterAutospacing="1"/>
+        <w:ind w:left="360"/>
+        <w:jc w:val="left"/>
+        <w:rPr>
+          <w:rFonts w:ascii="Times New Roman" w:eastAsia="Times New Roman" w:hAnsi="Times New Roman" w:cs="Times New Roman"/>
+          <w:sz w:val="24"/>
+          <w:szCs w:val="24"/>
+          <w:lang w:val="id-ID"/>
+        </w:rPr>
+      </w:pPr>
+      <w:r>
+        <w:rPr>
+          <w:rFonts w:ascii="Times New Roman" w:eastAsia="Times New Roman" w:hAnsi="Times New Roman" w:cs="Times New Roman"/>
+          <w:sz w:val="24"/>
+          <w:szCs w:val="24"/>
+          <w:lang w:val="id-ID"/>
+        </w:rPr>
+        <w:t>Laporan Kerja Praktek ini disusun menjadi lima bab dengan sistematika sebagai berikut.</w:t>
+      </w:r>
+    </w:p>
+    <w:p>
+      <w:pPr>
+        <w:pStyle w:val="ListParagraph"/>
+        <w:spacing w:before="100" w:beforeAutospacing="1" w:after="100" w:afterAutospacing="1"/>
+        <w:ind w:left="360"/>
+        <w:jc w:val="left"/>
+        <w:rPr>
+          <w:rFonts w:ascii="Times New Roman" w:eastAsia="Times New Roman" w:hAnsi="Times New Roman" w:cs="Times New Roman"/>
+          <w:sz w:val="24"/>
+          <w:szCs w:val="24"/>
+          <w:lang w:val="id-ID"/>
+        </w:rPr>
+      </w:pPr>
+      <w:r>
+        <w:rPr>
+          <w:rFonts w:ascii="Times New Roman" w:eastAsia="Times New Roman" w:hAnsi="Times New Roman" w:cs="Times New Roman"/>
+          <w:b/>
+          <w:bCs/>
+          <w:sz w:val="24"/>
+          <w:szCs w:val="24"/>
+          <w:lang w:val="id-ID"/>
+        </w:rPr>
+        <w:t>BAB I PENDAHULUAN</w:t>
+      </w:r>
+    </w:p>
+    <w:p>
+      <w:pPr>
+        <w:pStyle w:val="ListParagraph"/>
+        <w:spacing w:before="100" w:beforeAutospacing="1" w:after="100" w:afterAutospacing="1"/>
+        <w:ind w:left="360"/>
+        <w:jc w:val="left"/>
+        <w:rPr>
+          <w:rFonts w:ascii="Times New Roman" w:eastAsia="Times New Roman" w:hAnsi="Times New Roman" w:cs="Times New Roman"/>
+          <w:sz w:val="24"/>
+          <w:szCs w:val="24"/>
+          <w:lang w:val="id-ID"/>
+        </w:rPr>
+      </w:pPr>
+      <w:r>
+        <w:rPr>
+          <w:rFonts w:ascii="Times New Roman" w:eastAsia="Times New Roman" w:hAnsi="Times New Roman" w:cs="Times New Roman"/>
+          <w:sz w:val="24"/>
+          <w:szCs w:val="24"/>
+          <w:lang w:val="id-ID"/>
+        </w:rPr>
+        <w:t>Bab ini berisi latar belakang, perumusan masalah, pembatasan masalah, tujuan kerja praktek, manfaat kerja praktek, dan sistematika penulisan.</w:t>
+      </w:r>
+    </w:p>
+    <w:p>
+      <w:pPr>
+        <w:pStyle w:val="ListParagraph"/>
+        <w:spacing w:before="100" w:beforeAutospacing="1" w:after="100" w:afterAutospacing="1"/>
+        <w:ind w:left="360"/>
+        <w:jc w:val="left"/>
+        <w:rPr>
+          <w:rFonts w:ascii="Times New Roman" w:eastAsia="Times New Roman" w:hAnsi="Times New Roman" w:cs="Times New Roman"/>
+          <w:sz w:val="24"/>
+          <w:szCs w:val="24"/>
+          <w:lang w:val="id-ID"/>
+        </w:rPr>
+      </w:pPr>
+      <w:r>
+        <w:rPr>
+          <w:rFonts w:ascii="Times New Roman" w:eastAsia="Times New Roman" w:hAnsi="Times New Roman" w:cs="Times New Roman"/>
+          <w:b/>
+          <w:bCs/>
+          <w:sz w:val="24"/>
+          <w:szCs w:val="24"/>
+          <w:lang w:val="id-ID"/>
+        </w:rPr>
+        <w:t>BAB II TINJAUAN UMUM PERUSAHAAN</w:t>
+      </w:r>
+    </w:p>
+    <w:p>
+      <w:pPr>
+        <w:pStyle w:val="ListParagraph"/>
+        <w:spacing w:before="100" w:beforeAutospacing="1" w:after="100" w:afterAutospacing="1"/>
+        <w:ind w:left="360"/>
+        <w:jc w:val="left"/>
+        <w:rPr>
+          <w:rFonts w:ascii="Times New Roman" w:eastAsia="Times New Roman" w:hAnsi="Times New Roman" w:cs="Times New Roman"/>
+          <w:sz w:val="24"/>
+          <w:szCs w:val="24"/>
+          <w:lang w:val="id-ID"/>
+        </w:rPr>
+      </w:pPr>
+      <w:r>
+        <w:rPr>
+          <w:rFonts w:ascii="Times New Roman" w:eastAsia="Times New Roman" w:hAnsi="Times New Roman" w:cs="Times New Roman"/>
+          <w:sz w:val="24"/>
+          <w:szCs w:val="24"/>
+          <w:lang w:val="id-ID"/>
+        </w:rPr>
+        <w:t>Bab ini menjelaskan gambaran umum UMKM Srabi Kratonan Khas Solo yang meliputi sejarah berdirinya usaha, visi dan misi, struktur organisasi, serta proses bisnis yang sedang berjalan.</w:t>
+      </w:r>
+    </w:p>
+    <w:p>
+      <w:pPr>
+        <w:pStyle w:val="ListParagraph"/>
+        <w:spacing w:before="100" w:beforeAutospacing="1" w:after="100" w:afterAutospacing="1"/>
+        <w:ind w:left="360"/>
+        <w:jc w:val="left"/>
+        <w:rPr>
+          <w:rFonts w:ascii="Times New Roman" w:eastAsia="Times New Roman" w:hAnsi="Times New Roman" w:cs="Times New Roman"/>
+          <w:sz w:val="24"/>
+          <w:szCs w:val="24"/>
+          <w:lang w:val="id-ID"/>
+        </w:rPr>
+      </w:pPr>
+      <w:r>
+        <w:rPr>
+          <w:rFonts w:ascii="Times New Roman" w:eastAsia="Times New Roman" w:hAnsi="Times New Roman" w:cs="Times New Roman"/>
+          <w:b/>
+          <w:bCs/>
+          <w:sz w:val="24"/>
+          <w:szCs w:val="24"/>
+          <w:lang w:val="id-ID"/>
+        </w:rPr>
+        <w:t>BAB III LANDASAN TEORI</w:t>
+      </w:r>
+    </w:p>
+    <w:p>
+      <w:pPr>
+        <w:pStyle w:val="ListParagraph"/>
+        <w:spacing w:before="100" w:beforeAutospacing="1" w:after="100" w:afterAutospacing="1"/>
+        <w:ind w:left="360"/>
+        <w:jc w:val="left"/>
+        <w:rPr>
+          <w:rFonts w:ascii="Times New Roman" w:eastAsia="Times New Roman" w:hAnsi="Times New Roman" w:cs="Times New Roman"/>
+          <w:sz w:val="24"/>
+          <w:szCs w:val="24"/>
+          <w:lang w:val="id-ID"/>
+        </w:rPr>
+      </w:pPr>
+      <w:r>
+        <w:rPr>
+          <w:rFonts w:ascii="Times New Roman" w:eastAsia="Times New Roman" w:hAnsi="Times New Roman" w:cs="Times New Roman"/>
+          <w:sz w:val="24"/>
+          <w:szCs w:val="24"/>
+          <w:lang w:val="id-ID"/>
+        </w:rPr>
+        <w:t>Bab ini menguraikan teori-teori yang menjadi dasar dalam penelitian, meliputi konsep sistem informasi, sistem informasi manajemen penjualan, website, front-end, user interface (UI), user experience (UX), PHP, MySQL, serta teori lain yang mendukung.</w:t>
+      </w:r>
+    </w:p>
+    <w:p>
+      <w:pPr>
+        <w:pStyle w:val="ListParagraph"/>
+        <w:spacing w:before="100" w:beforeAutospacing="1" w:after="100" w:afterAutospacing="1"/>
+        <w:ind w:left="360"/>
+        <w:jc w:val="left"/>
+        <w:rPr>
+          <w:rFonts w:ascii="Times New Roman" w:eastAsia="Times New Roman" w:hAnsi="Times New Roman" w:cs="Times New Roman"/>
+          <w:sz w:val="24"/>
+          <w:szCs w:val="24"/>
+          <w:lang w:val="id-ID"/>
+        </w:rPr>
+      </w:pPr>
+      <w:r>
+        <w:rPr>
+          <w:rFonts w:ascii="Times New Roman" w:eastAsia="Times New Roman" w:hAnsi="Times New Roman" w:cs="Times New Roman"/>
+          <w:b/>
+          <w:bCs/>
+          <w:sz w:val="24"/>
+          <w:szCs w:val="24"/>
+          <w:lang w:val="id-ID"/>
+        </w:rPr>
+        <w:t>BAB IV PEMBAHASAN KEGIATAN KERJA PRAKTEK</w:t>
+      </w:r>
+    </w:p>
+    <w:p>
+      <w:pPr>
+        <w:pStyle w:val="ListParagraph"/>
+        <w:spacing w:before="100" w:beforeAutospacing="1" w:after="100" w:afterAutospacing="1"/>
+        <w:ind w:left="360"/>
+        <w:jc w:val="left"/>
+        <w:rPr>
+          <w:rFonts w:ascii="Times New Roman" w:eastAsia="Times New Roman" w:hAnsi="Times New Roman" w:cs="Times New Roman"/>
+          <w:sz w:val="24"/>
+          <w:szCs w:val="24"/>
+          <w:lang w:val="id-ID"/>
+        </w:rPr>
+      </w:pPr>
+      <w:r>
+        <w:rPr>
+          <w:rFonts w:ascii="Times New Roman" w:eastAsia="Times New Roman" w:hAnsi="Times New Roman" w:cs="Times New Roman"/>
+          <w:sz w:val="24"/>
+          <w:szCs w:val="24"/>
+          <w:lang w:val="id-ID"/>
+        </w:rPr>
+        <w:t>Bab ini membahas analisis kebutuhan sistem, perancangan antarmuka, implementasi front-end, implementasi fitur login, dashboard, data produk, transaksi penjualan, laporan penjualan, serta hasil pengujian sistem.</w:t>
+      </w:r>
+    </w:p>
+    <w:p>
+      <w:pPr>
+        <w:pStyle w:val="ListParagraph"/>
+        <w:spacing w:before="100" w:beforeAutospacing="1" w:after="100" w:afterAutospacing="1"/>
+        <w:ind w:left="360"/>
+        <w:jc w:val="left"/>
+        <w:rPr>
+          <w:rFonts w:ascii="Times New Roman" w:eastAsia="Times New Roman" w:hAnsi="Times New Roman" w:cs="Times New Roman"/>
+          <w:sz w:val="24"/>
+          <w:szCs w:val="24"/>
+          <w:lang w:val="id-ID"/>
+        </w:rPr>
+      </w:pPr>
+      <w:r>
+        <w:rPr>
+          <w:rFonts w:ascii="Times New Roman" w:eastAsia="Times New Roman" w:hAnsi="Times New Roman" w:cs="Times New Roman"/>
+          <w:b/>
+          <w:bCs/>
+          <w:sz w:val="24"/>
+          <w:szCs w:val="24"/>
+          <w:lang w:val="id-ID"/>
+        </w:rPr>
+        <w:t>BAB V PENUTUP</w:t>
+      </w:r>
+    </w:p>
+    <w:p>
+      <w:pPr>
+        <w:pStyle w:val="ListParagraph"/>
+        <w:spacing w:before="100" w:beforeAutospacing="1" w:after="100" w:afterAutospacing="1"/>
+        <w:ind w:left="360"/>
+        <w:jc w:val="left"/>
+        <w:rPr>
+          <w:rFonts w:ascii="Times New Roman" w:eastAsia="Times New Roman" w:hAnsi="Times New Roman" w:cs="Times New Roman"/>
+          <w:sz w:val="24"/>
+          <w:szCs w:val="24"/>
+          <w:lang w:val="id-ID"/>
+        </w:rPr>
+      </w:pPr>
+      <w:r>
+        <w:rPr>
+          <w:rFonts w:ascii="Times New Roman" w:eastAsia="Times New Roman" w:hAnsi="Times New Roman" w:cs="Times New Roman"/>
+          <w:sz w:val="24"/>
+          <w:szCs w:val="24"/>
+          <w:lang w:val="id-ID"/>
+        </w:rPr>
+        <w:t>Bab ini berisi kesimpulan yang diperoleh dari pelaksanaan Kerja Praktek serta saran yang dapat digunakan sebagai bahan pengembangan sistem di masa mendatang.</w:t>
+      </w:r>
+    </w:p>
+    <w:p>
+      <w:pPr>
+        <w:rPr>
+          <w:lang w:val="id-ID"/>
+        </w:rPr>
+      </w:pPr>
+    </w:p>
+    <w:p>
+      <w:pPr>
+        <w:ind w:firstLine="284"/>
+        <w:rPr>
+          <w:rFonts w:ascii="Times New Roman" w:eastAsia="Times New Roman" w:hAnsi="Times New Roman" w:cs="Times New Roman"/>
+          <w:sz w:val="24"/>
+          <w:szCs w:val="24"/>
+        </w:rPr>
+      </w:pPr>
+    </w:p>
+    <w:p>
+      <w:pPr>
+        <w:ind w:firstLine="284"/>
+        <w:rPr>
+          <w:rFonts w:ascii="Times New Roman" w:eastAsia="Times New Roman" w:hAnsi="Times New Roman" w:cs="Times New Roman"/>
+          <w:sz w:val="24"/>
+          <w:szCs w:val="24"/>
+        </w:rPr>
+      </w:pPr>
+    </w:p>
+    <w:p>
+      <w:pPr>
+        <w:ind w:firstLine="284"/>
+        <w:rPr>
+          <w:rFonts w:ascii="Times New Roman" w:eastAsia="Times New Roman" w:hAnsi="Times New Roman" w:cs="Times New Roman"/>
+          <w:sz w:val="24"/>
+          <w:szCs w:val="24"/>
+        </w:rPr>
+      </w:pPr>
+    </w:p>
+    <w:p>
+      <w:pPr>
+        <w:ind w:firstLine="284"/>
+        <w:rPr>
+          <w:rFonts w:ascii="Times New Roman" w:eastAsia="Times New Roman" w:hAnsi="Times New Roman" w:cs="Times New Roman"/>
+          <w:sz w:val="24"/>
+          <w:szCs w:val="24"/>
+        </w:rPr>
+      </w:pPr>
+    </w:p>
+    <w:p>
+      <w:pPr>
+        <w:tabs>
+          <w:tab w:val="left" w:pos="2899"/>
+        </w:tabs>
+        <w:ind w:left="0"/>
+        <w:rPr>
+          <w:rFonts w:ascii="Times New Roman" w:eastAsia="Times New Roman" w:hAnsi="Times New Roman" w:cs="Times New Roman"/>
+          <w:sz w:val="24"/>
+          <w:szCs w:val="24"/>
+          <w:lang w:val="id-ID"/>
+        </w:rPr>
+        <w:sectPr>
+          <w:pgSz w:w="11906" w:h="16838"/>
+          <w:pgMar w:top="1701" w:right="1701" w:bottom="1701" w:left="2268" w:header="720" w:footer="720" w:gutter="0"/>
+          <w:pgNumType w:start="1"/>
+          <w:cols w:space="720"/>
+          <w:titlePg/>
+        </w:sectPr>
+      </w:pPr>
+    </w:p>
+    <w:p>
+      <w:pPr>
+        <w:pStyle w:val="Heading2"/>
+        <w:ind w:firstLine="284"/>
+      </w:pPr>
+      <w:r>
+        <w:lastRenderedPageBreak/>
+        <w:t>BAB II</w:t>
+      </w:r>
+    </w:p>
+    <w:p>
+      <w:pPr>
+        <w:pStyle w:val="Heading2"/>
+        <w:ind w:firstLine="284"/>
+      </w:pPr>
+      <w:r>
+        <w:t>TINJAUAN UMUM</w:t>
+      </w:r>
       <w:bookmarkStart w:id="6" w:name="_GoBack"/>
       <w:bookmarkEnd w:id="6"/>
-    </w:p>
-    <w:p>
-      <w:pPr>
-        <w:pStyle w:val="Heading2"/>
-        <w:spacing w:line="480" w:lineRule="auto"/>
-        <w:ind w:firstLine="284"/>
-      </w:pPr>
-      <w:r>
-        <w:lastRenderedPageBreak/>
-        <w:t>BAB II</w:t>
-      </w:r>
-    </w:p>
-    <w:p>
-      <w:pPr>
-        <w:pStyle w:val="Heading2"/>
-        <w:spacing w:line="480" w:lineRule="auto"/>
-        <w:ind w:firstLine="284"/>
-      </w:pPr>
-      <w:r>
-        <w:t>TINJAUAN UMUM</w:t>
-      </w:r>
       <w:r>
         <w:br w:type="page"/>
       </w:r>
@@ -12937,7 +12937,6 @@
     <w:p>
       <w:pPr>
         <w:pStyle w:val="Heading3"/>
-        <w:spacing w:line="480" w:lineRule="auto"/>
         <w:ind w:firstLine="284"/>
       </w:pPr>
       <w:r>
@@ -12948,7 +12947,6 @@
     <w:p>
       <w:pPr>
         <w:pStyle w:val="Heading3"/>
-        <w:spacing w:line="480" w:lineRule="auto"/>
         <w:ind w:firstLine="284"/>
       </w:pPr>
       <w:r>
@@ -12966,7 +12964,7 @@
           <w:tab w:val="left" w:pos="7655"/>
           <w:tab w:val="left" w:pos="7797"/>
         </w:tabs>
-        <w:spacing w:after="0" w:line="480" w:lineRule="auto"/>
+        <w:spacing w:after="0"/>
         <w:ind w:firstLine="284"/>
         <w:jc w:val="center"/>
         <w:rPr>
@@ -12999,7 +12997,6 @@
     <w:p>
       <w:pPr>
         <w:pStyle w:val="Heading4"/>
-        <w:spacing w:line="480" w:lineRule="auto"/>
         <w:ind w:firstLine="284"/>
       </w:pPr>
       <w:r>
@@ -13010,7 +13007,6 @@
     <w:p>
       <w:pPr>
         <w:pStyle w:val="Heading4"/>
-        <w:spacing w:line="480" w:lineRule="auto"/>
         <w:ind w:firstLine="284"/>
       </w:pPr>
       <w:r>
@@ -13028,7 +13024,7 @@
           <w:tab w:val="left" w:pos="7655"/>
           <w:tab w:val="left" w:pos="7797"/>
         </w:tabs>
-        <w:spacing w:after="0" w:line="480" w:lineRule="auto"/>
+        <w:spacing w:after="0"/>
         <w:ind w:firstLine="284"/>
         <w:jc w:val="center"/>
         <w:rPr>
@@ -13059,7 +13055,6 @@
     <w:p>
       <w:pPr>
         <w:pStyle w:val="Heading5"/>
-        <w:spacing w:line="480" w:lineRule="auto"/>
         <w:ind w:firstLine="284"/>
       </w:pPr>
       <w:r>
@@ -13070,7 +13065,6 @@
     <w:p>
       <w:pPr>
         <w:pStyle w:val="Heading5"/>
-        <w:spacing w:line="480" w:lineRule="auto"/>
         <w:ind w:firstLine="284"/>
       </w:pPr>
       <w:r>
@@ -13088,7 +13082,7 @@
           <w:tab w:val="left" w:pos="7655"/>
           <w:tab w:val="left" w:pos="7797"/>
         </w:tabs>
-        <w:spacing w:after="0" w:line="480" w:lineRule="auto"/>
+        <w:spacing w:after="0"/>
         <w:ind w:firstLine="284"/>
         <w:jc w:val="center"/>
         <w:rPr>
@@ -13190,7 +13184,7 @@
         <mc:AlternateContent>
           <mc:Choice Requires="wps">
             <w:drawing>
-              <wp:anchor distT="0" distB="0" distL="114300" distR="114300" simplePos="0" relativeHeight="251673600" behindDoc="0" locked="0" layoutInCell="1" hidden="0" allowOverlap="1">
+              <wp:anchor distT="0" distB="0" distL="114300" distR="114300" simplePos="0" relativeHeight="251673600" behindDoc="0" locked="0" layoutInCell="1" hidden="0" allowOverlap="1" wp14:anchorId="7CD2C82D" wp14:editId="3D56661A">
                 <wp:simplePos x="0" y="0"/>
                 <wp:positionH relativeFrom="column">
                   <wp:posOffset>1734820</wp:posOffset>
@@ -13482,7 +13476,7 @@
         <w:noProof/>
         <w:color w:val="000000"/>
       </w:rPr>
-      <w:t>10</w:t>
+      <w:t>11</w:t>
     </w:r>
     <w:r>
       <w:rPr>
@@ -13601,7 +13595,7 @@
         <w:noProof/>
         <w:color w:val="000000"/>
       </w:rPr>
-      <w:t>1</w:t>
+      <w:t>2</w:t>
     </w:r>
     <w:r>
       <w:rPr>
@@ -15602,6 +15596,17 @@
       <w:contextualSpacing/>
     </w:pPr>
   </w:style>
+  <w:style w:type="character" w:styleId="Strong">
+    <w:name w:val="Strong"/>
+    <w:basedOn w:val="DefaultParagraphFont"/>
+    <w:uiPriority w:val="22"/>
+    <w:qFormat/>
+    <w:rsid w:val="00C100B5"/>
+    <w:rPr>
+      <w:b/>
+      <w:bCs/>
+    </w:rPr>
+  </w:style>
 </w:styles>
 </file>
 
@@ -16156,6 +16161,17 @@
       <w:contextualSpacing/>
     </w:pPr>
   </w:style>
+  <w:style w:type="character" w:styleId="Strong">
+    <w:name w:val="Strong"/>
+    <w:basedOn w:val="DefaultParagraphFont"/>
+    <w:uiPriority w:val="22"/>
+    <w:qFormat/>
+    <w:rsid w:val="00C100B5"/>
+    <w:rPr>
+      <w:b/>
+      <w:bCs/>
+    </w:rPr>
+  </w:style>
 </w:styles>
 </file>
 
@@ -16484,7 +16500,7 @@
 </file>
 
 <file path=customXml/itemProps1.xml><?xml version="1.0" encoding="utf-8"?>
-<ds:datastoreItem xmlns:ds="http://schemas.openxmlformats.org/officeDocument/2006/customXml" ds:itemID="{1674B3A9-CC98-4871-95E0-80CD0DBF195F}">
+<ds:datastoreItem xmlns:ds="http://schemas.openxmlformats.org/officeDocument/2006/customXml" ds:itemID="{925456C4-EEBC-4C39-8532-46C3629D2AEC}">
   <ds:schemaRefs>
     <ds:schemaRef ds:uri="http://schemas.openxmlformats.org/officeDocument/2006/bibliography"/>
   </ds:schemaRefs>

--- a/Dokumen/Template Praktek Industri dan Dunia Kerja (PIDK) Fakultas Teknik (1).docx
+++ b/Dokumen/Template Praktek Industri dan Dunia Kerja (PIDK) Fakultas Teknik (1).docx
@@ -11724,23 +11724,21 @@
     </w:p>
     <w:p>
       <w:pPr>
-        <w:pStyle w:val="Heading1"/>
+        <w:pStyle w:val="Heading2"/>
         <w:numPr>
           <w:ilvl w:val="1"/>
-          <w:numId w:val="2"/>
+          <w:numId w:val="10"/>
         </w:numPr>
         <w:jc w:val="left"/>
         <w:rPr>
-          <w:b/>
           <w:lang w:val="id-ID"/>
         </w:rPr>
       </w:pPr>
       <w:r>
         <w:rPr>
-          <w:b/>
           <w:lang w:val="id-ID"/>
         </w:rPr>
-        <w:t xml:space="preserve"> Latar Belakang</w:t>
+        <w:t>Latar Belakang</w:t>
       </w:r>
     </w:p>
     <w:p>
@@ -11812,23 +11810,21 @@
     </w:p>
     <w:p>
       <w:pPr>
-        <w:pStyle w:val="Heading1"/>
+        <w:pStyle w:val="Heading2"/>
         <w:numPr>
           <w:ilvl w:val="1"/>
-          <w:numId w:val="2"/>
+          <w:numId w:val="10"/>
         </w:numPr>
         <w:jc w:val="left"/>
         <w:rPr>
-          <w:b/>
           <w:lang w:val="id-ID"/>
         </w:rPr>
       </w:pPr>
       <w:r>
         <w:rPr>
-          <w:b/>
           <w:lang w:val="id-ID"/>
         </w:rPr>
-        <w:t xml:space="preserve"> Perumusan Masalah</w:t>
+        <w:t>Perumusan Masalah</w:t>
       </w:r>
     </w:p>
     <w:p>
@@ -11958,24 +11954,22 @@
     </w:p>
     <w:p>
       <w:pPr>
-        <w:pStyle w:val="Heading1"/>
+        <w:pStyle w:val="Heading2"/>
         <w:numPr>
           <w:ilvl w:val="1"/>
-          <w:numId w:val="2"/>
+          <w:numId w:val="14"/>
         </w:numPr>
         <w:jc w:val="left"/>
         <w:rPr>
-          <w:b/>
           <w:lang w:val="id-ID"/>
         </w:rPr>
       </w:pPr>
       <w:r>
         <w:rPr>
-          <w:b/>
           <w:lang w:val="id-ID"/>
         </w:rPr>
         <w:lastRenderedPageBreak/>
-        <w:t xml:space="preserve"> Pembatasan Masalah</w:t>
+        <w:t>Pembatasan Masalah</w:t>
       </w:r>
     </w:p>
     <w:p>
@@ -12162,23 +12156,21 @@
     </w:p>
     <w:p>
       <w:pPr>
-        <w:pStyle w:val="Heading1"/>
+        <w:pStyle w:val="Heading2"/>
         <w:numPr>
           <w:ilvl w:val="1"/>
-          <w:numId w:val="2"/>
+          <w:numId w:val="17"/>
         </w:numPr>
         <w:jc w:val="left"/>
         <w:rPr>
-          <w:b/>
           <w:lang w:val="id-ID"/>
         </w:rPr>
       </w:pPr>
       <w:r>
         <w:rPr>
-          <w:b/>
           <w:lang w:val="id-ID"/>
         </w:rPr>
-        <w:t xml:space="preserve"> Tujuan</w:t>
+        <w:t>Tujuan</w:t>
       </w:r>
     </w:p>
     <w:p>
@@ -12313,24 +12305,22 @@
     </w:p>
     <w:p>
       <w:pPr>
-        <w:pStyle w:val="Heading1"/>
+        <w:pStyle w:val="Heading2"/>
         <w:numPr>
           <w:ilvl w:val="1"/>
-          <w:numId w:val="2"/>
+          <w:numId w:val="20"/>
         </w:numPr>
         <w:jc w:val="left"/>
         <w:rPr>
-          <w:b/>
           <w:lang w:val="id-ID"/>
         </w:rPr>
       </w:pPr>
       <w:r>
         <w:rPr>
-          <w:b/>
           <w:lang w:val="id-ID"/>
         </w:rPr>
         <w:lastRenderedPageBreak/>
-        <w:t xml:space="preserve"> Manfaat</w:t>
+        <w:t>Manfaat</w:t>
       </w:r>
     </w:p>
     <w:p>
@@ -12540,24 +12530,24 @@
     </w:p>
     <w:p>
       <w:pPr>
-        <w:pStyle w:val="Heading1"/>
+        <w:pStyle w:val="Heading2"/>
         <w:numPr>
           <w:ilvl w:val="1"/>
           <w:numId w:val="2"/>
         </w:numPr>
         <w:jc w:val="left"/>
         <w:rPr>
-          <w:b/>
           <w:lang w:val="id-ID"/>
         </w:rPr>
       </w:pPr>
-      <w:r>
-        <w:rPr>
-          <w:b/>
+      <w:bookmarkStart w:id="6" w:name="_GoBack"/>
+      <w:bookmarkEnd w:id="6"/>
+      <w:r>
+        <w:rPr>
           <w:lang w:val="id-ID"/>
         </w:rPr>
         <w:lastRenderedPageBreak/>
-        <w:t xml:space="preserve"> Sistematika Laporan</w:t>
+        <w:t>Sistematika Laporan</w:t>
       </w:r>
     </w:p>
     <w:p>
@@ -12909,8 +12899,6 @@
       <w:r>
         <w:t>TINJAUAN UMUM</w:t>
       </w:r>
-      <w:bookmarkStart w:id="6" w:name="_GoBack"/>
-      <w:bookmarkEnd w:id="6"/>
       <w:r>
         <w:br w:type="page"/>
       </w:r>
@@ -14163,6 +14151,119 @@
   <w:abstractNum w:abstractNumId="0">
     <w:nsid w:val="072374AE"/>
     <w:multiLevelType w:val="multilevel"/>
+    <w:tmpl w:val="992EEAE6"/>
+    <w:lvl w:ilvl="0">
+      <w:start w:val="1"/>
+      <w:numFmt w:val="decimal"/>
+      <w:lvlText w:val="%1."/>
+      <w:lvlJc w:val="left"/>
+      <w:pPr>
+        <w:ind w:left="360" w:hanging="360"/>
+      </w:pPr>
+      <w:rPr>
+        <w:rFonts w:hint="default"/>
+      </w:rPr>
+    </w:lvl>
+    <w:lvl w:ilvl="1">
+      <w:start w:val="1"/>
+      <w:numFmt w:val="decimal"/>
+      <w:lvlText w:val="%1.6."/>
+      <w:lvlJc w:val="left"/>
+      <w:pPr>
+        <w:ind w:left="792" w:hanging="432"/>
+      </w:pPr>
+      <w:rPr>
+        <w:rFonts w:hint="default"/>
+      </w:rPr>
+    </w:lvl>
+    <w:lvl w:ilvl="2">
+      <w:start w:val="1"/>
+      <w:numFmt w:val="decimal"/>
+      <w:lvlText w:val="%1.%2.%3."/>
+      <w:lvlJc w:val="left"/>
+      <w:pPr>
+        <w:ind w:left="1224" w:hanging="504"/>
+      </w:pPr>
+      <w:rPr>
+        <w:rFonts w:hint="default"/>
+      </w:rPr>
+    </w:lvl>
+    <w:lvl w:ilvl="3">
+      <w:start w:val="1"/>
+      <w:numFmt w:val="decimal"/>
+      <w:lvlText w:val="%1.%2.%3.%4."/>
+      <w:lvlJc w:val="left"/>
+      <w:pPr>
+        <w:ind w:left="1728" w:hanging="648"/>
+      </w:pPr>
+      <w:rPr>
+        <w:rFonts w:hint="default"/>
+      </w:rPr>
+    </w:lvl>
+    <w:lvl w:ilvl="4">
+      <w:start w:val="1"/>
+      <w:numFmt w:val="decimal"/>
+      <w:lvlText w:val="%1.%2.%3.%4.%5."/>
+      <w:lvlJc w:val="left"/>
+      <w:pPr>
+        <w:ind w:left="2232" w:hanging="792"/>
+      </w:pPr>
+      <w:rPr>
+        <w:rFonts w:hint="default"/>
+      </w:rPr>
+    </w:lvl>
+    <w:lvl w:ilvl="5">
+      <w:start w:val="1"/>
+      <w:numFmt w:val="decimal"/>
+      <w:lvlText w:val="%1.%2.%3.%4.%5.%6."/>
+      <w:lvlJc w:val="left"/>
+      <w:pPr>
+        <w:ind w:left="2736" w:hanging="936"/>
+      </w:pPr>
+      <w:rPr>
+        <w:rFonts w:hint="default"/>
+      </w:rPr>
+    </w:lvl>
+    <w:lvl w:ilvl="6">
+      <w:start w:val="1"/>
+      <w:numFmt w:val="decimal"/>
+      <w:lvlText w:val="%1.%2.%3.%4.%5.%6.%7."/>
+      <w:lvlJc w:val="left"/>
+      <w:pPr>
+        <w:ind w:left="3240" w:hanging="1080"/>
+      </w:pPr>
+      <w:rPr>
+        <w:rFonts w:hint="default"/>
+      </w:rPr>
+    </w:lvl>
+    <w:lvl w:ilvl="7">
+      <w:start w:val="1"/>
+      <w:numFmt w:val="decimal"/>
+      <w:lvlText w:val="%1.%2.%3.%4.%5.%6.%7.%8."/>
+      <w:lvlJc w:val="left"/>
+      <w:pPr>
+        <w:ind w:left="3744" w:hanging="1224"/>
+      </w:pPr>
+      <w:rPr>
+        <w:rFonts w:hint="default"/>
+      </w:rPr>
+    </w:lvl>
+    <w:lvl w:ilvl="8">
+      <w:start w:val="1"/>
+      <w:numFmt w:val="decimal"/>
+      <w:lvlText w:val="%1.%2.%3.%4.%5.%6.%7.%8.%9."/>
+      <w:lvlJc w:val="left"/>
+      <w:pPr>
+        <w:ind w:left="4320" w:hanging="1440"/>
+      </w:pPr>
+      <w:rPr>
+        <w:rFonts w:hint="default"/>
+      </w:rPr>
+    </w:lvl>
+  </w:abstractNum>
+  <w:abstractNum w:abstractNumId="1">
+    <w:nsid w:val="0A8B3A59"/>
+    <w:multiLevelType w:val="multilevel"/>
     <w:tmpl w:val="0421001F"/>
     <w:lvl w:ilvl="0">
       <w:start w:val="1"/>
@@ -14246,7 +14347,351 @@
       </w:pPr>
     </w:lvl>
   </w:abstractNum>
-  <w:abstractNum w:abstractNumId="1">
+  <w:abstractNum w:abstractNumId="2">
+    <w:nsid w:val="1A91710E"/>
+    <w:multiLevelType w:val="multilevel"/>
+    <w:tmpl w:val="0421001F"/>
+    <w:lvl w:ilvl="0">
+      <w:start w:val="1"/>
+      <w:numFmt w:val="decimal"/>
+      <w:lvlText w:val="%1."/>
+      <w:lvlJc w:val="left"/>
+      <w:pPr>
+        <w:ind w:left="360" w:hanging="360"/>
+      </w:pPr>
+    </w:lvl>
+    <w:lvl w:ilvl="1">
+      <w:start w:val="1"/>
+      <w:numFmt w:val="decimal"/>
+      <w:lvlText w:val="%1.%2."/>
+      <w:lvlJc w:val="left"/>
+      <w:pPr>
+        <w:ind w:left="792" w:hanging="432"/>
+      </w:pPr>
+    </w:lvl>
+    <w:lvl w:ilvl="2">
+      <w:start w:val="1"/>
+      <w:numFmt w:val="decimal"/>
+      <w:lvlText w:val="%1.%2.%3."/>
+      <w:lvlJc w:val="left"/>
+      <w:pPr>
+        <w:ind w:left="1224" w:hanging="504"/>
+      </w:pPr>
+    </w:lvl>
+    <w:lvl w:ilvl="3">
+      <w:start w:val="1"/>
+      <w:numFmt w:val="decimal"/>
+      <w:lvlText w:val="%1.%2.%3.%4."/>
+      <w:lvlJc w:val="left"/>
+      <w:pPr>
+        <w:ind w:left="1728" w:hanging="648"/>
+      </w:pPr>
+    </w:lvl>
+    <w:lvl w:ilvl="4">
+      <w:start w:val="1"/>
+      <w:numFmt w:val="decimal"/>
+      <w:lvlText w:val="%1.%2.%3.%4.%5."/>
+      <w:lvlJc w:val="left"/>
+      <w:pPr>
+        <w:ind w:left="2232" w:hanging="792"/>
+      </w:pPr>
+    </w:lvl>
+    <w:lvl w:ilvl="5">
+      <w:start w:val="1"/>
+      <w:numFmt w:val="decimal"/>
+      <w:lvlText w:val="%1.%2.%3.%4.%5.%6."/>
+      <w:lvlJc w:val="left"/>
+      <w:pPr>
+        <w:ind w:left="2736" w:hanging="936"/>
+      </w:pPr>
+    </w:lvl>
+    <w:lvl w:ilvl="6">
+      <w:start w:val="1"/>
+      <w:numFmt w:val="decimal"/>
+      <w:lvlText w:val="%1.%2.%3.%4.%5.%6.%7."/>
+      <w:lvlJc w:val="left"/>
+      <w:pPr>
+        <w:ind w:left="3240" w:hanging="1080"/>
+      </w:pPr>
+    </w:lvl>
+    <w:lvl w:ilvl="7">
+      <w:start w:val="1"/>
+      <w:numFmt w:val="decimal"/>
+      <w:lvlText w:val="%1.%2.%3.%4.%5.%6.%7.%8."/>
+      <w:lvlJc w:val="left"/>
+      <w:pPr>
+        <w:ind w:left="3744" w:hanging="1224"/>
+      </w:pPr>
+    </w:lvl>
+    <w:lvl w:ilvl="8">
+      <w:start w:val="1"/>
+      <w:numFmt w:val="decimal"/>
+      <w:lvlText w:val="%1.%2.%3.%4.%5.%6.%7.%8.%9."/>
+      <w:lvlJc w:val="left"/>
+      <w:pPr>
+        <w:ind w:left="4320" w:hanging="1440"/>
+      </w:pPr>
+    </w:lvl>
+  </w:abstractNum>
+  <w:abstractNum w:abstractNumId="3">
+    <w:nsid w:val="1D950517"/>
+    <w:multiLevelType w:val="multilevel"/>
+    <w:tmpl w:val="0421001F"/>
+    <w:lvl w:ilvl="0">
+      <w:start w:val="1"/>
+      <w:numFmt w:val="decimal"/>
+      <w:lvlText w:val="%1."/>
+      <w:lvlJc w:val="left"/>
+      <w:pPr>
+        <w:ind w:left="360" w:hanging="360"/>
+      </w:pPr>
+    </w:lvl>
+    <w:lvl w:ilvl="1">
+      <w:start w:val="1"/>
+      <w:numFmt w:val="decimal"/>
+      <w:lvlText w:val="%1.%2."/>
+      <w:lvlJc w:val="left"/>
+      <w:pPr>
+        <w:ind w:left="792" w:hanging="432"/>
+      </w:pPr>
+    </w:lvl>
+    <w:lvl w:ilvl="2">
+      <w:start w:val="1"/>
+      <w:numFmt w:val="decimal"/>
+      <w:lvlText w:val="%1.%2.%3."/>
+      <w:lvlJc w:val="left"/>
+      <w:pPr>
+        <w:ind w:left="1224" w:hanging="504"/>
+      </w:pPr>
+    </w:lvl>
+    <w:lvl w:ilvl="3">
+      <w:start w:val="1"/>
+      <w:numFmt w:val="decimal"/>
+      <w:lvlText w:val="%1.%2.%3.%4."/>
+      <w:lvlJc w:val="left"/>
+      <w:pPr>
+        <w:ind w:left="1728" w:hanging="648"/>
+      </w:pPr>
+    </w:lvl>
+    <w:lvl w:ilvl="4">
+      <w:start w:val="1"/>
+      <w:numFmt w:val="decimal"/>
+      <w:lvlText w:val="%1.%2.%3.%4.%5."/>
+      <w:lvlJc w:val="left"/>
+      <w:pPr>
+        <w:ind w:left="2232" w:hanging="792"/>
+      </w:pPr>
+    </w:lvl>
+    <w:lvl w:ilvl="5">
+      <w:start w:val="1"/>
+      <w:numFmt w:val="decimal"/>
+      <w:lvlText w:val="%1.%2.%3.%4.%5.%6."/>
+      <w:lvlJc w:val="left"/>
+      <w:pPr>
+        <w:ind w:left="2736" w:hanging="936"/>
+      </w:pPr>
+    </w:lvl>
+    <w:lvl w:ilvl="6">
+      <w:start w:val="1"/>
+      <w:numFmt w:val="decimal"/>
+      <w:lvlText w:val="%1.%2.%3.%4.%5.%6.%7."/>
+      <w:lvlJc w:val="left"/>
+      <w:pPr>
+        <w:ind w:left="3240" w:hanging="1080"/>
+      </w:pPr>
+    </w:lvl>
+    <w:lvl w:ilvl="7">
+      <w:start w:val="1"/>
+      <w:numFmt w:val="decimal"/>
+      <w:lvlText w:val="%1.%2.%3.%4.%5.%6.%7.%8."/>
+      <w:lvlJc w:val="left"/>
+      <w:pPr>
+        <w:ind w:left="3744" w:hanging="1224"/>
+      </w:pPr>
+    </w:lvl>
+    <w:lvl w:ilvl="8">
+      <w:start w:val="1"/>
+      <w:numFmt w:val="decimal"/>
+      <w:lvlText w:val="%1.%2.%3.%4.%5.%6.%7.%8.%9."/>
+      <w:lvlJc w:val="left"/>
+      <w:pPr>
+        <w:ind w:left="4320" w:hanging="1440"/>
+      </w:pPr>
+    </w:lvl>
+  </w:abstractNum>
+  <w:abstractNum w:abstractNumId="4">
+    <w:nsid w:val="1F0E1FC2"/>
+    <w:multiLevelType w:val="multilevel"/>
+    <w:tmpl w:val="0421001F"/>
+    <w:lvl w:ilvl="0">
+      <w:start w:val="1"/>
+      <w:numFmt w:val="decimal"/>
+      <w:lvlText w:val="%1."/>
+      <w:lvlJc w:val="left"/>
+      <w:pPr>
+        <w:ind w:left="360" w:hanging="360"/>
+      </w:pPr>
+    </w:lvl>
+    <w:lvl w:ilvl="1">
+      <w:start w:val="1"/>
+      <w:numFmt w:val="decimal"/>
+      <w:lvlText w:val="%1.%2."/>
+      <w:lvlJc w:val="left"/>
+      <w:pPr>
+        <w:ind w:left="792" w:hanging="432"/>
+      </w:pPr>
+    </w:lvl>
+    <w:lvl w:ilvl="2">
+      <w:start w:val="1"/>
+      <w:numFmt w:val="decimal"/>
+      <w:lvlText w:val="%1.%2.%3."/>
+      <w:lvlJc w:val="left"/>
+      <w:pPr>
+        <w:ind w:left="1224" w:hanging="504"/>
+      </w:pPr>
+    </w:lvl>
+    <w:lvl w:ilvl="3">
+      <w:start w:val="1"/>
+      <w:numFmt w:val="decimal"/>
+      <w:lvlText w:val="%1.%2.%3.%4."/>
+      <w:lvlJc w:val="left"/>
+      <w:pPr>
+        <w:ind w:left="1728" w:hanging="648"/>
+      </w:pPr>
+    </w:lvl>
+    <w:lvl w:ilvl="4">
+      <w:start w:val="1"/>
+      <w:numFmt w:val="decimal"/>
+      <w:lvlText w:val="%1.%2.%3.%4.%5."/>
+      <w:lvlJc w:val="left"/>
+      <w:pPr>
+        <w:ind w:left="2232" w:hanging="792"/>
+      </w:pPr>
+    </w:lvl>
+    <w:lvl w:ilvl="5">
+      <w:start w:val="1"/>
+      <w:numFmt w:val="decimal"/>
+      <w:lvlText w:val="%1.%2.%3.%4.%5.%6."/>
+      <w:lvlJc w:val="left"/>
+      <w:pPr>
+        <w:ind w:left="2736" w:hanging="936"/>
+      </w:pPr>
+    </w:lvl>
+    <w:lvl w:ilvl="6">
+      <w:start w:val="1"/>
+      <w:numFmt w:val="decimal"/>
+      <w:lvlText w:val="%1.%2.%3.%4.%5.%6.%7."/>
+      <w:lvlJc w:val="left"/>
+      <w:pPr>
+        <w:ind w:left="3240" w:hanging="1080"/>
+      </w:pPr>
+    </w:lvl>
+    <w:lvl w:ilvl="7">
+      <w:start w:val="1"/>
+      <w:numFmt w:val="decimal"/>
+      <w:lvlText w:val="%1.%2.%3.%4.%5.%6.%7.%8."/>
+      <w:lvlJc w:val="left"/>
+      <w:pPr>
+        <w:ind w:left="3744" w:hanging="1224"/>
+      </w:pPr>
+    </w:lvl>
+    <w:lvl w:ilvl="8">
+      <w:start w:val="1"/>
+      <w:numFmt w:val="decimal"/>
+      <w:lvlText w:val="%1.%2.%3.%4.%5.%6.%7.%8.%9."/>
+      <w:lvlJc w:val="left"/>
+      <w:pPr>
+        <w:ind w:left="4320" w:hanging="1440"/>
+      </w:pPr>
+    </w:lvl>
+  </w:abstractNum>
+  <w:abstractNum w:abstractNumId="5">
+    <w:nsid w:val="21671F98"/>
+    <w:multiLevelType w:val="multilevel"/>
+    <w:tmpl w:val="0421001F"/>
+    <w:lvl w:ilvl="0">
+      <w:start w:val="1"/>
+      <w:numFmt w:val="decimal"/>
+      <w:lvlText w:val="%1."/>
+      <w:lvlJc w:val="left"/>
+      <w:pPr>
+        <w:ind w:left="360" w:hanging="360"/>
+      </w:pPr>
+    </w:lvl>
+    <w:lvl w:ilvl="1">
+      <w:start w:val="1"/>
+      <w:numFmt w:val="decimal"/>
+      <w:lvlText w:val="%1.%2."/>
+      <w:lvlJc w:val="left"/>
+      <w:pPr>
+        <w:ind w:left="792" w:hanging="432"/>
+      </w:pPr>
+    </w:lvl>
+    <w:lvl w:ilvl="2">
+      <w:start w:val="1"/>
+      <w:numFmt w:val="decimal"/>
+      <w:lvlText w:val="%1.%2.%3."/>
+      <w:lvlJc w:val="left"/>
+      <w:pPr>
+        <w:ind w:left="1224" w:hanging="504"/>
+      </w:pPr>
+    </w:lvl>
+    <w:lvl w:ilvl="3">
+      <w:start w:val="1"/>
+      <w:numFmt w:val="decimal"/>
+      <w:lvlText w:val="%1.%2.%3.%4."/>
+      <w:lvlJc w:val="left"/>
+      <w:pPr>
+        <w:ind w:left="1728" w:hanging="648"/>
+      </w:pPr>
+    </w:lvl>
+    <w:lvl w:ilvl="4">
+      <w:start w:val="1"/>
+      <w:numFmt w:val="decimal"/>
+      <w:lvlText w:val="%1.%2.%3.%4.%5."/>
+      <w:lvlJc w:val="left"/>
+      <w:pPr>
+        <w:ind w:left="2232" w:hanging="792"/>
+      </w:pPr>
+    </w:lvl>
+    <w:lvl w:ilvl="5">
+      <w:start w:val="1"/>
+      <w:numFmt w:val="decimal"/>
+      <w:lvlText w:val="%1.%2.%3.%4.%5.%6."/>
+      <w:lvlJc w:val="left"/>
+      <w:pPr>
+        <w:ind w:left="2736" w:hanging="936"/>
+      </w:pPr>
+    </w:lvl>
+    <w:lvl w:ilvl="6">
+      <w:start w:val="1"/>
+      <w:numFmt w:val="decimal"/>
+      <w:lvlText w:val="%1.%2.%3.%4.%5.%6.%7."/>
+      <w:lvlJc w:val="left"/>
+      <w:pPr>
+        <w:ind w:left="3240" w:hanging="1080"/>
+      </w:pPr>
+    </w:lvl>
+    <w:lvl w:ilvl="7">
+      <w:start w:val="1"/>
+      <w:numFmt w:val="decimal"/>
+      <w:lvlText w:val="%1.%2.%3.%4.%5.%6.%7.%8."/>
+      <w:lvlJc w:val="left"/>
+      <w:pPr>
+        <w:ind w:left="3744" w:hanging="1224"/>
+      </w:pPr>
+    </w:lvl>
+    <w:lvl w:ilvl="8">
+      <w:start w:val="1"/>
+      <w:numFmt w:val="decimal"/>
+      <w:lvlText w:val="%1.%2.%3.%4.%5.%6.%7.%8.%9."/>
+      <w:lvlJc w:val="left"/>
+      <w:pPr>
+        <w:ind w:left="4320" w:hanging="1440"/>
+      </w:pPr>
+    </w:lvl>
+  </w:abstractNum>
+  <w:abstractNum w:abstractNumId="6">
     <w:nsid w:val="22E55B35"/>
     <w:multiLevelType w:val="hybridMultilevel"/>
     <w:tmpl w:val="52086DB8"/>
@@ -14332,7 +14777,7 @@
       </w:pPr>
     </w:lvl>
   </w:abstractNum>
-  <w:abstractNum w:abstractNumId="2">
+  <w:abstractNum w:abstractNumId="7">
     <w:nsid w:val="2CE91C3A"/>
     <w:multiLevelType w:val="multilevel"/>
     <w:tmpl w:val="44E6B7D2"/>
@@ -14445,7 +14890,351 @@
       </w:pPr>
     </w:lvl>
   </w:abstractNum>
-  <w:abstractNum w:abstractNumId="3">
+  <w:abstractNum w:abstractNumId="8">
+    <w:nsid w:val="2E041B08"/>
+    <w:multiLevelType w:val="multilevel"/>
+    <w:tmpl w:val="0421001F"/>
+    <w:lvl w:ilvl="0">
+      <w:start w:val="1"/>
+      <w:numFmt w:val="decimal"/>
+      <w:lvlText w:val="%1."/>
+      <w:lvlJc w:val="left"/>
+      <w:pPr>
+        <w:ind w:left="360" w:hanging="360"/>
+      </w:pPr>
+    </w:lvl>
+    <w:lvl w:ilvl="1">
+      <w:start w:val="1"/>
+      <w:numFmt w:val="decimal"/>
+      <w:lvlText w:val="%1.%2."/>
+      <w:lvlJc w:val="left"/>
+      <w:pPr>
+        <w:ind w:left="792" w:hanging="432"/>
+      </w:pPr>
+    </w:lvl>
+    <w:lvl w:ilvl="2">
+      <w:start w:val="1"/>
+      <w:numFmt w:val="decimal"/>
+      <w:lvlText w:val="%1.%2.%3."/>
+      <w:lvlJc w:val="left"/>
+      <w:pPr>
+        <w:ind w:left="1224" w:hanging="504"/>
+      </w:pPr>
+    </w:lvl>
+    <w:lvl w:ilvl="3">
+      <w:start w:val="1"/>
+      <w:numFmt w:val="decimal"/>
+      <w:lvlText w:val="%1.%2.%3.%4."/>
+      <w:lvlJc w:val="left"/>
+      <w:pPr>
+        <w:ind w:left="1728" w:hanging="648"/>
+      </w:pPr>
+    </w:lvl>
+    <w:lvl w:ilvl="4">
+      <w:start w:val="1"/>
+      <w:numFmt w:val="decimal"/>
+      <w:lvlText w:val="%1.%2.%3.%4.%5."/>
+      <w:lvlJc w:val="left"/>
+      <w:pPr>
+        <w:ind w:left="2232" w:hanging="792"/>
+      </w:pPr>
+    </w:lvl>
+    <w:lvl w:ilvl="5">
+      <w:start w:val="1"/>
+      <w:numFmt w:val="decimal"/>
+      <w:lvlText w:val="%1.%2.%3.%4.%5.%6."/>
+      <w:lvlJc w:val="left"/>
+      <w:pPr>
+        <w:ind w:left="2736" w:hanging="936"/>
+      </w:pPr>
+    </w:lvl>
+    <w:lvl w:ilvl="6">
+      <w:start w:val="1"/>
+      <w:numFmt w:val="decimal"/>
+      <w:lvlText w:val="%1.%2.%3.%4.%5.%6.%7."/>
+      <w:lvlJc w:val="left"/>
+      <w:pPr>
+        <w:ind w:left="3240" w:hanging="1080"/>
+      </w:pPr>
+    </w:lvl>
+    <w:lvl w:ilvl="7">
+      <w:start w:val="1"/>
+      <w:numFmt w:val="decimal"/>
+      <w:lvlText w:val="%1.%2.%3.%4.%5.%6.%7.%8."/>
+      <w:lvlJc w:val="left"/>
+      <w:pPr>
+        <w:ind w:left="3744" w:hanging="1224"/>
+      </w:pPr>
+    </w:lvl>
+    <w:lvl w:ilvl="8">
+      <w:start w:val="1"/>
+      <w:numFmt w:val="decimal"/>
+      <w:lvlText w:val="%1.%2.%3.%4.%5.%6.%7.%8.%9."/>
+      <w:lvlJc w:val="left"/>
+      <w:pPr>
+        <w:ind w:left="4320" w:hanging="1440"/>
+      </w:pPr>
+    </w:lvl>
+  </w:abstractNum>
+  <w:abstractNum w:abstractNumId="9">
+    <w:nsid w:val="388F7D83"/>
+    <w:multiLevelType w:val="multilevel"/>
+    <w:tmpl w:val="0421001F"/>
+    <w:lvl w:ilvl="0">
+      <w:start w:val="1"/>
+      <w:numFmt w:val="decimal"/>
+      <w:lvlText w:val="%1."/>
+      <w:lvlJc w:val="left"/>
+      <w:pPr>
+        <w:ind w:left="360" w:hanging="360"/>
+      </w:pPr>
+    </w:lvl>
+    <w:lvl w:ilvl="1">
+      <w:start w:val="1"/>
+      <w:numFmt w:val="decimal"/>
+      <w:lvlText w:val="%1.%2."/>
+      <w:lvlJc w:val="left"/>
+      <w:pPr>
+        <w:ind w:left="792" w:hanging="432"/>
+      </w:pPr>
+    </w:lvl>
+    <w:lvl w:ilvl="2">
+      <w:start w:val="1"/>
+      <w:numFmt w:val="decimal"/>
+      <w:lvlText w:val="%1.%2.%3."/>
+      <w:lvlJc w:val="left"/>
+      <w:pPr>
+        <w:ind w:left="1224" w:hanging="504"/>
+      </w:pPr>
+    </w:lvl>
+    <w:lvl w:ilvl="3">
+      <w:start w:val="1"/>
+      <w:numFmt w:val="decimal"/>
+      <w:lvlText w:val="%1.%2.%3.%4."/>
+      <w:lvlJc w:val="left"/>
+      <w:pPr>
+        <w:ind w:left="1728" w:hanging="648"/>
+      </w:pPr>
+    </w:lvl>
+    <w:lvl w:ilvl="4">
+      <w:start w:val="1"/>
+      <w:numFmt w:val="decimal"/>
+      <w:lvlText w:val="%1.%2.%3.%4.%5."/>
+      <w:lvlJc w:val="left"/>
+      <w:pPr>
+        <w:ind w:left="2232" w:hanging="792"/>
+      </w:pPr>
+    </w:lvl>
+    <w:lvl w:ilvl="5">
+      <w:start w:val="1"/>
+      <w:numFmt w:val="decimal"/>
+      <w:lvlText w:val="%1.%2.%3.%4.%5.%6."/>
+      <w:lvlJc w:val="left"/>
+      <w:pPr>
+        <w:ind w:left="2736" w:hanging="936"/>
+      </w:pPr>
+    </w:lvl>
+    <w:lvl w:ilvl="6">
+      <w:start w:val="1"/>
+      <w:numFmt w:val="decimal"/>
+      <w:lvlText w:val="%1.%2.%3.%4.%5.%6.%7."/>
+      <w:lvlJc w:val="left"/>
+      <w:pPr>
+        <w:ind w:left="3240" w:hanging="1080"/>
+      </w:pPr>
+    </w:lvl>
+    <w:lvl w:ilvl="7">
+      <w:start w:val="1"/>
+      <w:numFmt w:val="decimal"/>
+      <w:lvlText w:val="%1.%2.%3.%4.%5.%6.%7.%8."/>
+      <w:lvlJc w:val="left"/>
+      <w:pPr>
+        <w:ind w:left="3744" w:hanging="1224"/>
+      </w:pPr>
+    </w:lvl>
+    <w:lvl w:ilvl="8">
+      <w:start w:val="1"/>
+      <w:numFmt w:val="decimal"/>
+      <w:lvlText w:val="%1.%2.%3.%4.%5.%6.%7.%8.%9."/>
+      <w:lvlJc w:val="left"/>
+      <w:pPr>
+        <w:ind w:left="4320" w:hanging="1440"/>
+      </w:pPr>
+    </w:lvl>
+  </w:abstractNum>
+  <w:abstractNum w:abstractNumId="10">
+    <w:nsid w:val="52DA493B"/>
+    <w:multiLevelType w:val="multilevel"/>
+    <w:tmpl w:val="0421001F"/>
+    <w:lvl w:ilvl="0">
+      <w:start w:val="1"/>
+      <w:numFmt w:val="decimal"/>
+      <w:lvlText w:val="%1."/>
+      <w:lvlJc w:val="left"/>
+      <w:pPr>
+        <w:ind w:left="360" w:hanging="360"/>
+      </w:pPr>
+    </w:lvl>
+    <w:lvl w:ilvl="1">
+      <w:start w:val="1"/>
+      <w:numFmt w:val="decimal"/>
+      <w:lvlText w:val="%1.%2."/>
+      <w:lvlJc w:val="left"/>
+      <w:pPr>
+        <w:ind w:left="792" w:hanging="432"/>
+      </w:pPr>
+    </w:lvl>
+    <w:lvl w:ilvl="2">
+      <w:start w:val="1"/>
+      <w:numFmt w:val="decimal"/>
+      <w:lvlText w:val="%1.%2.%3."/>
+      <w:lvlJc w:val="left"/>
+      <w:pPr>
+        <w:ind w:left="1224" w:hanging="504"/>
+      </w:pPr>
+    </w:lvl>
+    <w:lvl w:ilvl="3">
+      <w:start w:val="1"/>
+      <w:numFmt w:val="decimal"/>
+      <w:lvlText w:val="%1.%2.%3.%4."/>
+      <w:lvlJc w:val="left"/>
+      <w:pPr>
+        <w:ind w:left="1728" w:hanging="648"/>
+      </w:pPr>
+    </w:lvl>
+    <w:lvl w:ilvl="4">
+      <w:start w:val="1"/>
+      <w:numFmt w:val="decimal"/>
+      <w:lvlText w:val="%1.%2.%3.%4.%5."/>
+      <w:lvlJc w:val="left"/>
+      <w:pPr>
+        <w:ind w:left="2232" w:hanging="792"/>
+      </w:pPr>
+    </w:lvl>
+    <w:lvl w:ilvl="5">
+      <w:start w:val="1"/>
+      <w:numFmt w:val="decimal"/>
+      <w:lvlText w:val="%1.%2.%3.%4.%5.%6."/>
+      <w:lvlJc w:val="left"/>
+      <w:pPr>
+        <w:ind w:left="2736" w:hanging="936"/>
+      </w:pPr>
+    </w:lvl>
+    <w:lvl w:ilvl="6">
+      <w:start w:val="1"/>
+      <w:numFmt w:val="decimal"/>
+      <w:lvlText w:val="%1.%2.%3.%4.%5.%6.%7."/>
+      <w:lvlJc w:val="left"/>
+      <w:pPr>
+        <w:ind w:left="3240" w:hanging="1080"/>
+      </w:pPr>
+    </w:lvl>
+    <w:lvl w:ilvl="7">
+      <w:start w:val="1"/>
+      <w:numFmt w:val="decimal"/>
+      <w:lvlText w:val="%1.%2.%3.%4.%5.%6.%7.%8."/>
+      <w:lvlJc w:val="left"/>
+      <w:pPr>
+        <w:ind w:left="3744" w:hanging="1224"/>
+      </w:pPr>
+    </w:lvl>
+    <w:lvl w:ilvl="8">
+      <w:start w:val="1"/>
+      <w:numFmt w:val="decimal"/>
+      <w:lvlText w:val="%1.%2.%3.%4.%5.%6.%7.%8.%9."/>
+      <w:lvlJc w:val="left"/>
+      <w:pPr>
+        <w:ind w:left="4320" w:hanging="1440"/>
+      </w:pPr>
+    </w:lvl>
+  </w:abstractNum>
+  <w:abstractNum w:abstractNumId="11">
+    <w:nsid w:val="53B46721"/>
+    <w:multiLevelType w:val="multilevel"/>
+    <w:tmpl w:val="0421001F"/>
+    <w:lvl w:ilvl="0">
+      <w:start w:val="1"/>
+      <w:numFmt w:val="decimal"/>
+      <w:lvlText w:val="%1."/>
+      <w:lvlJc w:val="left"/>
+      <w:pPr>
+        <w:ind w:left="360" w:hanging="360"/>
+      </w:pPr>
+    </w:lvl>
+    <w:lvl w:ilvl="1">
+      <w:start w:val="1"/>
+      <w:numFmt w:val="decimal"/>
+      <w:lvlText w:val="%1.%2."/>
+      <w:lvlJc w:val="left"/>
+      <w:pPr>
+        <w:ind w:left="792" w:hanging="432"/>
+      </w:pPr>
+    </w:lvl>
+    <w:lvl w:ilvl="2">
+      <w:start w:val="1"/>
+      <w:numFmt w:val="decimal"/>
+      <w:lvlText w:val="%1.%2.%3."/>
+      <w:lvlJc w:val="left"/>
+      <w:pPr>
+        <w:ind w:left="1224" w:hanging="504"/>
+      </w:pPr>
+    </w:lvl>
+    <w:lvl w:ilvl="3">
+      <w:start w:val="1"/>
+      <w:numFmt w:val="decimal"/>
+      <w:lvlText w:val="%1.%2.%3.%4."/>
+      <w:lvlJc w:val="left"/>
+      <w:pPr>
+        <w:ind w:left="1728" w:hanging="648"/>
+      </w:pPr>
+    </w:lvl>
+    <w:lvl w:ilvl="4">
+      <w:start w:val="1"/>
+      <w:numFmt w:val="decimal"/>
+      <w:lvlText w:val="%1.%2.%3.%4.%5."/>
+      <w:lvlJc w:val="left"/>
+      <w:pPr>
+        <w:ind w:left="2232" w:hanging="792"/>
+      </w:pPr>
+    </w:lvl>
+    <w:lvl w:ilvl="5">
+      <w:start w:val="1"/>
+      <w:numFmt w:val="decimal"/>
+      <w:lvlText w:val="%1.%2.%3.%4.%5.%6."/>
+      <w:lvlJc w:val="left"/>
+      <w:pPr>
+        <w:ind w:left="2736" w:hanging="936"/>
+      </w:pPr>
+    </w:lvl>
+    <w:lvl w:ilvl="6">
+      <w:start w:val="1"/>
+      <w:numFmt w:val="decimal"/>
+      <w:lvlText w:val="%1.%2.%3.%4.%5.%6.%7."/>
+      <w:lvlJc w:val="left"/>
+      <w:pPr>
+        <w:ind w:left="3240" w:hanging="1080"/>
+      </w:pPr>
+    </w:lvl>
+    <w:lvl w:ilvl="7">
+      <w:start w:val="1"/>
+      <w:numFmt w:val="decimal"/>
+      <w:lvlText w:val="%1.%2.%3.%4.%5.%6.%7.%8."/>
+      <w:lvlJc w:val="left"/>
+      <w:pPr>
+        <w:ind w:left="3744" w:hanging="1224"/>
+      </w:pPr>
+    </w:lvl>
+    <w:lvl w:ilvl="8">
+      <w:start w:val="1"/>
+      <w:numFmt w:val="decimal"/>
+      <w:lvlText w:val="%1.%2.%3.%4.%5.%6.%7.%8.%9."/>
+      <w:lvlJc w:val="left"/>
+      <w:pPr>
+        <w:ind w:left="4320" w:hanging="1440"/>
+      </w:pPr>
+    </w:lvl>
+  </w:abstractNum>
+  <w:abstractNum w:abstractNumId="12">
     <w:nsid w:val="546735D9"/>
     <w:multiLevelType w:val="hybridMultilevel"/>
     <w:tmpl w:val="F4D6484C"/>
@@ -14531,7 +15320,7 @@
       </w:pPr>
     </w:lvl>
   </w:abstractNum>
-  <w:abstractNum w:abstractNumId="4">
+  <w:abstractNum w:abstractNumId="13">
     <w:nsid w:val="55043D05"/>
     <w:multiLevelType w:val="multilevel"/>
     <w:tmpl w:val="40E4F9CA"/>
@@ -14644,7 +15433,7 @@
       </w:pPr>
     </w:lvl>
   </w:abstractNum>
-  <w:abstractNum w:abstractNumId="5">
+  <w:abstractNum w:abstractNumId="14">
     <w:nsid w:val="5B593DD7"/>
     <w:multiLevelType w:val="multilevel"/>
     <w:tmpl w:val="40009F98"/>
@@ -14757,7 +15546,7 @@
       </w:pPr>
     </w:lvl>
   </w:abstractNum>
-  <w:abstractNum w:abstractNumId="6">
+  <w:abstractNum w:abstractNumId="15">
     <w:nsid w:val="5F7C589E"/>
     <w:multiLevelType w:val="hybridMultilevel"/>
     <w:tmpl w:val="DE18C7C4"/>
@@ -14843,7 +15632,7 @@
       </w:pPr>
     </w:lvl>
   </w:abstractNum>
-  <w:abstractNum w:abstractNumId="7">
+  <w:abstractNum w:abstractNumId="16">
     <w:nsid w:val="624C5B26"/>
     <w:multiLevelType w:val="hybridMultilevel"/>
     <w:tmpl w:val="249AA0F0"/>
@@ -14929,7 +15718,7 @@
       </w:pPr>
     </w:lvl>
   </w:abstractNum>
-  <w:abstractNum w:abstractNumId="8">
+  <w:abstractNum w:abstractNumId="17">
     <w:nsid w:val="707215D3"/>
     <w:multiLevelType w:val="multilevel"/>
     <w:tmpl w:val="0421001F"/>
@@ -15016,31 +15805,445 @@
     </w:lvl>
   </w:abstractNum>
   <w:num w:numId="1">
-    <w:abstractNumId w:val="8"/>
+    <w:abstractNumId w:val="17"/>
   </w:num>
   <w:num w:numId="2">
     <w:abstractNumId w:val="0"/>
   </w:num>
   <w:num w:numId="3">
+    <w:abstractNumId w:val="13"/>
+  </w:num>
+  <w:num w:numId="4">
+    <w:abstractNumId w:val="14"/>
+  </w:num>
+  <w:num w:numId="5">
+    <w:abstractNumId w:val="7"/>
+  </w:num>
+  <w:num w:numId="6">
+    <w:abstractNumId w:val="6"/>
+  </w:num>
+  <w:num w:numId="7">
+    <w:abstractNumId w:val="16"/>
+  </w:num>
+  <w:num w:numId="8">
+    <w:abstractNumId w:val="12"/>
+  </w:num>
+  <w:num w:numId="9">
+    <w:abstractNumId w:val="15"/>
+  </w:num>
+  <w:num w:numId="10">
+    <w:abstractNumId w:val="2"/>
+  </w:num>
+  <w:num w:numId="11">
+    <w:abstractNumId w:val="3"/>
+  </w:num>
+  <w:num w:numId="12">
     <w:abstractNumId w:val="4"/>
   </w:num>
-  <w:num w:numId="4">
+  <w:num w:numId="13">
     <w:abstractNumId w:val="5"/>
   </w:num>
-  <w:num w:numId="5">
-    <w:abstractNumId w:val="2"/>
+  <w:num w:numId="14">
+    <w:abstractNumId w:val="0"/>
+    <w:lvlOverride w:ilvl="0">
+      <w:lvl w:ilvl="0">
+        <w:start w:val="1"/>
+        <w:numFmt w:val="decimal"/>
+        <w:lvlText w:val="%1."/>
+        <w:lvlJc w:val="left"/>
+        <w:pPr>
+          <w:ind w:left="360" w:hanging="360"/>
+        </w:pPr>
+        <w:rPr>
+          <w:rFonts w:hint="default"/>
+        </w:rPr>
+      </w:lvl>
+    </w:lvlOverride>
+    <w:lvlOverride w:ilvl="1">
+      <w:lvl w:ilvl="1">
+        <w:start w:val="1"/>
+        <w:numFmt w:val="decimal"/>
+        <w:lvlText w:val="%1.3."/>
+        <w:lvlJc w:val="left"/>
+        <w:pPr>
+          <w:ind w:left="792" w:hanging="432"/>
+        </w:pPr>
+        <w:rPr>
+          <w:rFonts w:hint="default"/>
+        </w:rPr>
+      </w:lvl>
+    </w:lvlOverride>
+    <w:lvlOverride w:ilvl="2">
+      <w:lvl w:ilvl="2">
+        <w:start w:val="1"/>
+        <w:numFmt w:val="decimal"/>
+        <w:lvlText w:val="%1.%2.%3."/>
+        <w:lvlJc w:val="left"/>
+        <w:pPr>
+          <w:ind w:left="1224" w:hanging="504"/>
+        </w:pPr>
+        <w:rPr>
+          <w:rFonts w:hint="default"/>
+        </w:rPr>
+      </w:lvl>
+    </w:lvlOverride>
+    <w:lvlOverride w:ilvl="3">
+      <w:lvl w:ilvl="3">
+        <w:start w:val="1"/>
+        <w:numFmt w:val="decimal"/>
+        <w:lvlText w:val="%1.%2.%3.%4."/>
+        <w:lvlJc w:val="left"/>
+        <w:pPr>
+          <w:ind w:left="1728" w:hanging="648"/>
+        </w:pPr>
+        <w:rPr>
+          <w:rFonts w:hint="default"/>
+        </w:rPr>
+      </w:lvl>
+    </w:lvlOverride>
+    <w:lvlOverride w:ilvl="4">
+      <w:lvl w:ilvl="4">
+        <w:start w:val="1"/>
+        <w:numFmt w:val="decimal"/>
+        <w:lvlText w:val="%1.%2.%3.%4.%5."/>
+        <w:lvlJc w:val="left"/>
+        <w:pPr>
+          <w:ind w:left="2232" w:hanging="792"/>
+        </w:pPr>
+        <w:rPr>
+          <w:rFonts w:hint="default"/>
+        </w:rPr>
+      </w:lvl>
+    </w:lvlOverride>
+    <w:lvlOverride w:ilvl="5">
+      <w:lvl w:ilvl="5">
+        <w:start w:val="1"/>
+        <w:numFmt w:val="decimal"/>
+        <w:lvlText w:val="%1.%2.%3.%4.%5.%6."/>
+        <w:lvlJc w:val="left"/>
+        <w:pPr>
+          <w:ind w:left="2736" w:hanging="936"/>
+        </w:pPr>
+        <w:rPr>
+          <w:rFonts w:hint="default"/>
+        </w:rPr>
+      </w:lvl>
+    </w:lvlOverride>
+    <w:lvlOverride w:ilvl="6">
+      <w:lvl w:ilvl="6">
+        <w:start w:val="1"/>
+        <w:numFmt w:val="decimal"/>
+        <w:lvlText w:val="%1.%2.%3.%4.%5.%6.%7."/>
+        <w:lvlJc w:val="left"/>
+        <w:pPr>
+          <w:ind w:left="3240" w:hanging="1080"/>
+        </w:pPr>
+        <w:rPr>
+          <w:rFonts w:hint="default"/>
+        </w:rPr>
+      </w:lvl>
+    </w:lvlOverride>
+    <w:lvlOverride w:ilvl="7">
+      <w:lvl w:ilvl="7">
+        <w:start w:val="1"/>
+        <w:numFmt w:val="decimal"/>
+        <w:lvlText w:val="%1.%2.%3.%4.%5.%6.%7.%8."/>
+        <w:lvlJc w:val="left"/>
+        <w:pPr>
+          <w:ind w:left="3744" w:hanging="1224"/>
+        </w:pPr>
+        <w:rPr>
+          <w:rFonts w:hint="default"/>
+        </w:rPr>
+      </w:lvl>
+    </w:lvlOverride>
+    <w:lvlOverride w:ilvl="8">
+      <w:lvl w:ilvl="8">
+        <w:start w:val="1"/>
+        <w:numFmt w:val="decimal"/>
+        <w:lvlText w:val="%1.%2.%3.%4.%5.%6.%7.%8.%9."/>
+        <w:lvlJc w:val="left"/>
+        <w:pPr>
+          <w:ind w:left="4320" w:hanging="1440"/>
+        </w:pPr>
+        <w:rPr>
+          <w:rFonts w:hint="default"/>
+        </w:rPr>
+      </w:lvl>
+    </w:lvlOverride>
   </w:num>
-  <w:num w:numId="6">
+  <w:num w:numId="15">
     <w:abstractNumId w:val="1"/>
   </w:num>
-  <w:num w:numId="7">
-    <w:abstractNumId w:val="7"/>
+  <w:num w:numId="16">
+    <w:abstractNumId w:val="10"/>
   </w:num>
-  <w:num w:numId="8">
-    <w:abstractNumId w:val="3"/>
+  <w:num w:numId="17">
+    <w:abstractNumId w:val="0"/>
+    <w:lvlOverride w:ilvl="0">
+      <w:lvl w:ilvl="0">
+        <w:start w:val="1"/>
+        <w:numFmt w:val="decimal"/>
+        <w:lvlText w:val="%1."/>
+        <w:lvlJc w:val="left"/>
+        <w:pPr>
+          <w:ind w:left="360" w:hanging="360"/>
+        </w:pPr>
+        <w:rPr>
+          <w:rFonts w:hint="default"/>
+        </w:rPr>
+      </w:lvl>
+    </w:lvlOverride>
+    <w:lvlOverride w:ilvl="1">
+      <w:lvl w:ilvl="1">
+        <w:start w:val="1"/>
+        <w:numFmt w:val="decimal"/>
+        <w:lvlText w:val="%1.4."/>
+        <w:lvlJc w:val="left"/>
+        <w:pPr>
+          <w:ind w:left="792" w:hanging="432"/>
+        </w:pPr>
+        <w:rPr>
+          <w:rFonts w:hint="default"/>
+        </w:rPr>
+      </w:lvl>
+    </w:lvlOverride>
+    <w:lvlOverride w:ilvl="2">
+      <w:lvl w:ilvl="2">
+        <w:start w:val="1"/>
+        <w:numFmt w:val="decimal"/>
+        <w:lvlText w:val="%1.%2.%3."/>
+        <w:lvlJc w:val="left"/>
+        <w:pPr>
+          <w:ind w:left="1224" w:hanging="504"/>
+        </w:pPr>
+        <w:rPr>
+          <w:rFonts w:hint="default"/>
+        </w:rPr>
+      </w:lvl>
+    </w:lvlOverride>
+    <w:lvlOverride w:ilvl="3">
+      <w:lvl w:ilvl="3">
+        <w:start w:val="1"/>
+        <w:numFmt w:val="decimal"/>
+        <w:lvlText w:val="%1.%2.%3.%4."/>
+        <w:lvlJc w:val="left"/>
+        <w:pPr>
+          <w:ind w:left="1728" w:hanging="648"/>
+        </w:pPr>
+        <w:rPr>
+          <w:rFonts w:hint="default"/>
+        </w:rPr>
+      </w:lvl>
+    </w:lvlOverride>
+    <w:lvlOverride w:ilvl="4">
+      <w:lvl w:ilvl="4">
+        <w:start w:val="1"/>
+        <w:numFmt w:val="decimal"/>
+        <w:lvlText w:val="%1.%2.%3.%4.%5."/>
+        <w:lvlJc w:val="left"/>
+        <w:pPr>
+          <w:ind w:left="2232" w:hanging="792"/>
+        </w:pPr>
+        <w:rPr>
+          <w:rFonts w:hint="default"/>
+        </w:rPr>
+      </w:lvl>
+    </w:lvlOverride>
+    <w:lvlOverride w:ilvl="5">
+      <w:lvl w:ilvl="5">
+        <w:start w:val="1"/>
+        <w:numFmt w:val="decimal"/>
+        <w:lvlText w:val="%1.%2.%3.%4.%5.%6."/>
+        <w:lvlJc w:val="left"/>
+        <w:pPr>
+          <w:ind w:left="2736" w:hanging="936"/>
+        </w:pPr>
+        <w:rPr>
+          <w:rFonts w:hint="default"/>
+        </w:rPr>
+      </w:lvl>
+    </w:lvlOverride>
+    <w:lvlOverride w:ilvl="6">
+      <w:lvl w:ilvl="6">
+        <w:start w:val="1"/>
+        <w:numFmt w:val="decimal"/>
+        <w:lvlText w:val="%1.%2.%3.%4.%5.%6.%7."/>
+        <w:lvlJc w:val="left"/>
+        <w:pPr>
+          <w:ind w:left="3240" w:hanging="1080"/>
+        </w:pPr>
+        <w:rPr>
+          <w:rFonts w:hint="default"/>
+        </w:rPr>
+      </w:lvl>
+    </w:lvlOverride>
+    <w:lvlOverride w:ilvl="7">
+      <w:lvl w:ilvl="7">
+        <w:start w:val="1"/>
+        <w:numFmt w:val="decimal"/>
+        <w:lvlText w:val="%1.%2.%3.%4.%5.%6.%7.%8."/>
+        <w:lvlJc w:val="left"/>
+        <w:pPr>
+          <w:ind w:left="3744" w:hanging="1224"/>
+        </w:pPr>
+        <w:rPr>
+          <w:rFonts w:hint="default"/>
+        </w:rPr>
+      </w:lvl>
+    </w:lvlOverride>
+    <w:lvlOverride w:ilvl="8">
+      <w:lvl w:ilvl="8">
+        <w:start w:val="1"/>
+        <w:numFmt w:val="decimal"/>
+        <w:lvlText w:val="%1.%2.%3.%4.%5.%6.%7.%8.%9."/>
+        <w:lvlJc w:val="left"/>
+        <w:pPr>
+          <w:ind w:left="4320" w:hanging="1440"/>
+        </w:pPr>
+        <w:rPr>
+          <w:rFonts w:hint="default"/>
+        </w:rPr>
+      </w:lvl>
+    </w:lvlOverride>
   </w:num>
-  <w:num w:numId="9">
-    <w:abstractNumId w:val="6"/>
+  <w:num w:numId="18">
+    <w:abstractNumId w:val="9"/>
+  </w:num>
+  <w:num w:numId="19">
+    <w:abstractNumId w:val="8"/>
+  </w:num>
+  <w:num w:numId="20">
+    <w:abstractNumId w:val="0"/>
+    <w:lvlOverride w:ilvl="0">
+      <w:lvl w:ilvl="0">
+        <w:start w:val="1"/>
+        <w:numFmt w:val="decimal"/>
+        <w:lvlText w:val="%1."/>
+        <w:lvlJc w:val="left"/>
+        <w:pPr>
+          <w:ind w:left="360" w:hanging="360"/>
+        </w:pPr>
+        <w:rPr>
+          <w:rFonts w:hint="default"/>
+        </w:rPr>
+      </w:lvl>
+    </w:lvlOverride>
+    <w:lvlOverride w:ilvl="1">
+      <w:lvl w:ilvl="1">
+        <w:start w:val="1"/>
+        <w:numFmt w:val="decimal"/>
+        <w:lvlText w:val="%1.5."/>
+        <w:lvlJc w:val="left"/>
+        <w:pPr>
+          <w:ind w:left="792" w:hanging="432"/>
+        </w:pPr>
+        <w:rPr>
+          <w:rFonts w:hint="default"/>
+        </w:rPr>
+      </w:lvl>
+    </w:lvlOverride>
+    <w:lvlOverride w:ilvl="2">
+      <w:lvl w:ilvl="2">
+        <w:start w:val="1"/>
+        <w:numFmt w:val="decimal"/>
+        <w:lvlText w:val="%1.%2.%3."/>
+        <w:lvlJc w:val="left"/>
+        <w:pPr>
+          <w:ind w:left="1224" w:hanging="504"/>
+        </w:pPr>
+        <w:rPr>
+          <w:rFonts w:hint="default"/>
+        </w:rPr>
+      </w:lvl>
+    </w:lvlOverride>
+    <w:lvlOverride w:ilvl="3">
+      <w:lvl w:ilvl="3">
+        <w:start w:val="1"/>
+        <w:numFmt w:val="decimal"/>
+        <w:lvlText w:val="%1.%2.%3.%4."/>
+        <w:lvlJc w:val="left"/>
+        <w:pPr>
+          <w:ind w:left="1728" w:hanging="648"/>
+        </w:pPr>
+        <w:rPr>
+          <w:rFonts w:hint="default"/>
+        </w:rPr>
+      </w:lvl>
+    </w:lvlOverride>
+    <w:lvlOverride w:ilvl="4">
+      <w:lvl w:ilvl="4">
+        <w:start w:val="1"/>
+        <w:numFmt w:val="decimal"/>
+        <w:lvlText w:val="%1.%2.%3.%4.%5."/>
+        <w:lvlJc w:val="left"/>
+        <w:pPr>
+          <w:ind w:left="2232" w:hanging="792"/>
+        </w:pPr>
+        <w:rPr>
+          <w:rFonts w:hint="default"/>
+        </w:rPr>
+      </w:lvl>
+    </w:lvlOverride>
+    <w:lvlOverride w:ilvl="5">
+      <w:lvl w:ilvl="5">
+        <w:start w:val="1"/>
+        <w:numFmt w:val="decimal"/>
+        <w:lvlText w:val="%1.%2.%3.%4.%5.%6."/>
+        <w:lvlJc w:val="left"/>
+        <w:pPr>
+          <w:ind w:left="2736" w:hanging="936"/>
+        </w:pPr>
+        <w:rPr>
+          <w:rFonts w:hint="default"/>
+        </w:rPr>
+      </w:lvl>
+    </w:lvlOverride>
+    <w:lvlOverride w:ilvl="6">
+      <w:lvl w:ilvl="6">
+        <w:start w:val="1"/>
+        <w:numFmt w:val="decimal"/>
+        <w:lvlText w:val="%1.%2.%3.%4.%5.%6.%7."/>
+        <w:lvlJc w:val="left"/>
+        <w:pPr>
+          <w:ind w:left="3240" w:hanging="1080"/>
+        </w:pPr>
+        <w:rPr>
+          <w:rFonts w:hint="default"/>
+        </w:rPr>
+      </w:lvl>
+    </w:lvlOverride>
+    <w:lvlOverride w:ilvl="7">
+      <w:lvl w:ilvl="7">
+        <w:start w:val="1"/>
+        <w:numFmt w:val="decimal"/>
+        <w:lvlText w:val="%1.%2.%3.%4.%5.%6.%7.%8."/>
+        <w:lvlJc w:val="left"/>
+        <w:pPr>
+          <w:ind w:left="3744" w:hanging="1224"/>
+        </w:pPr>
+        <w:rPr>
+          <w:rFonts w:hint="default"/>
+        </w:rPr>
+      </w:lvl>
+    </w:lvlOverride>
+    <w:lvlOverride w:ilvl="8">
+      <w:lvl w:ilvl="8">
+        <w:start w:val="1"/>
+        <w:numFmt w:val="decimal"/>
+        <w:lvlText w:val="%1.%2.%3.%4.%5.%6.%7.%8.%9."/>
+        <w:lvlJc w:val="left"/>
+        <w:pPr>
+          <w:ind w:left="4320" w:hanging="1440"/>
+        </w:pPr>
+        <w:rPr>
+          <w:rFonts w:hint="default"/>
+        </w:rPr>
+      </w:lvl>
+    </w:lvlOverride>
+  </w:num>
+  <w:num w:numId="21">
+    <w:abstractNumId w:val="11"/>
   </w:num>
 </w:numbering>
 </file>
@@ -16500,7 +17703,7 @@
 </file>
 
 <file path=customXml/itemProps1.xml><?xml version="1.0" encoding="utf-8"?>
-<ds:datastoreItem xmlns:ds="http://schemas.openxmlformats.org/officeDocument/2006/customXml" ds:itemID="{925456C4-EEBC-4C39-8532-46C3629D2AEC}">
+<ds:datastoreItem xmlns:ds="http://schemas.openxmlformats.org/officeDocument/2006/customXml" ds:itemID="{31E8BDAF-3A3A-40E9-93A5-C61EC5E825BA}">
   <ds:schemaRefs>
     <ds:schemaRef ds:uri="http://schemas.openxmlformats.org/officeDocument/2006/bibliography"/>
   </ds:schemaRefs>
